--- a/assessment/writ1/DAT5002-S2_25-WRIT1-TomRowan-ST20285213.docx
+++ b/assessment/writ1/DAT5002-S2_25-WRIT1-TomRowan-ST20285213.docx
@@ -29,8 +29,8 @@
         <w:rPr/>
       </w:pPr>
       <w:bookmarkStart w:id="1" w:name="__RefHeading___Toc4629_3546879363"/>
-      <w:bookmarkStart w:id="2" w:name="_Toc199754777"/>
-      <w:bookmarkStart w:id="3" w:name="_Toc155876009"/>
+      <w:bookmarkStart w:id="2" w:name="_Toc155876009"/>
+      <w:bookmarkStart w:id="3" w:name="_Toc199754777"/>
       <w:bookmarkEnd w:id="1"/>
       <w:r>
         <w:rPr/>
@@ -49,9 +49,6 @@
         <w:t xml:space="preserve">Title: </w:t>
         <w:tab/>
         <w:tab/>
-      </w:r>
-      <w:r>
-        <w:rPr/>
         <w:t>Blockchain Fundamentals</w:t>
       </w:r>
     </w:p>
@@ -65,19 +62,15 @@
         <w:t xml:space="preserve">Code: </w:t>
         <w:tab/>
         <w:tab/>
-        <w:t>DAT500</w:t>
-      </w:r>
-      <w:r>
-        <w:rPr/>
-        <w:t>2</w:t>
-      </w:r>
-      <w:r>
-        <w:rPr/>
-        <w:t xml:space="preserve"> S2_2</w:t>
-      </w:r>
-      <w:r>
-        <w:rPr/>
-        <w:t>5</w:t>
+        <w:t>DAT5002 S</w:t>
+      </w:r>
+      <w:r>
+        <w:rPr/>
+        <w:t>1</w:t>
+      </w:r>
+      <w:r>
+        <w:rPr/>
+        <w:t>_25</w:t>
       </w:r>
     </w:p>
     <w:p>
@@ -90,14 +83,7 @@
         <w:t>Term:</w:t>
         <w:tab/>
         <w:tab/>
-      </w:r>
-      <w:r>
-        <w:rPr/>
-        <w:t>Autumn</w:t>
-      </w:r>
-      <w:r>
-        <w:rPr/>
-        <w:t xml:space="preserve"> 2025</w:t>
+        <w:t>Autumn 2025</w:t>
       </w:r>
     </w:p>
     <w:p>
@@ -168,8 +154,8 @@
         <w:rPr/>
       </w:pPr>
       <w:bookmarkStart w:id="6" w:name="__RefHeading___Toc4633_3546879363"/>
-      <w:bookmarkStart w:id="7" w:name="_Toc199754779"/>
-      <w:bookmarkStart w:id="8" w:name="_Toc155876011"/>
+      <w:bookmarkStart w:id="7" w:name="_Toc155876011"/>
+      <w:bookmarkStart w:id="8" w:name="_Toc199754779"/>
       <w:bookmarkEnd w:id="6"/>
       <w:r>
         <w:rPr/>
@@ -191,11 +177,7 @@
       </w:pPr>
       <w:r>
         <w:rPr/>
-        <w:t xml:space="preserve">Dr. </w:t>
-      </w:r>
-      <w:r>
-        <w:rPr/>
-        <w:t>Ali Shahaab</w:t>
+        <w:t>Dr. Ali Shahaab</w:t>
       </w:r>
     </w:p>
     <w:sdt>
@@ -308,13 +290,34 @@
             </w:tabs>
             <w:rPr/>
           </w:pPr>
-          <w:hyperlink w:anchor="__RefHeading___Toc4635_3546879363">
+          <w:hyperlink w:anchor="__RefHeading___Toc425_342203661">
             <w:r>
               <w:rPr>
                 <w:webHidden/>
                 <w:rStyle w:val="IndexLink"/>
               </w:rPr>
-              <w:t>Section 1 - Theoretical understanding of the functioning of Blockchain Technologies and its applications in different sectors.</w:t>
+              <w:t>Task 1.1</w:t>
+              <w:tab/>
+              <w:t>3</w:t>
+            </w:r>
+          </w:hyperlink>
+        </w:p>
+        <w:p>
+          <w:pPr>
+            <w:pStyle w:val="TOC2"/>
+            <w:tabs>
+              <w:tab w:val="clear" w:pos="720"/>
+              <w:tab w:val="right" w:pos="9025" w:leader="dot"/>
+            </w:tabs>
+            <w:rPr/>
+          </w:pPr>
+          <w:hyperlink w:anchor="__RefHeading___Toc413_342203661">
+            <w:r>
+              <w:rPr>
+                <w:webHidden/>
+                <w:rStyle w:val="IndexLink"/>
+              </w:rPr>
+              <w:t>Type of DLT and Data Structures</w:t>
               <w:tab/>
               <w:t>3</w:t>
             </w:r>
@@ -329,13 +332,13 @@
             </w:tabs>
             <w:rPr/>
           </w:pPr>
-          <w:hyperlink w:anchor="__RefHeading___Toc4637_3546879363">
+          <w:hyperlink w:anchor="__RefHeading___Toc415_342203661">
             <w:r>
               <w:rPr>
                 <w:webHidden/>
                 <w:rStyle w:val="IndexLink"/>
               </w:rPr>
-              <w:t>Network Architectures</w:t>
+              <w:t>Blockchain</w:t>
               <w:tab/>
               <w:t>3</w:t>
             </w:r>
@@ -350,15 +353,183 @@
             </w:tabs>
             <w:rPr/>
           </w:pPr>
-          <w:hyperlink w:anchor="__RefHeading___Toc4639_3546879363">
+          <w:hyperlink w:anchor="__RefHeading___Toc417_342203661">
             <w:r>
               <w:rPr>
                 <w:webHidden/>
                 <w:rStyle w:val="IndexLink"/>
               </w:rPr>
-              <w:t>Data Structures</w:t>
+              <w:t>Directed Acyclic Graph (DAG)</w:t>
               <w:tab/>
-              <w:t>6</w:t>
+              <w:t>3</w:t>
+            </w:r>
+          </w:hyperlink>
+        </w:p>
+        <w:p>
+          <w:pPr>
+            <w:pStyle w:val="TOC3"/>
+            <w:tabs>
+              <w:tab w:val="clear" w:pos="720"/>
+              <w:tab w:val="right" w:pos="9025" w:leader="dot"/>
+            </w:tabs>
+            <w:rPr/>
+          </w:pPr>
+          <w:hyperlink w:anchor="__RefHeading___Toc419_342203661">
+            <w:r>
+              <w:rPr>
+                <w:webHidden/>
+                <w:rStyle w:val="IndexLink"/>
+              </w:rPr>
+              <w:t>Hashgraph</w:t>
+              <w:tab/>
+              <w:t>4</w:t>
+            </w:r>
+          </w:hyperlink>
+        </w:p>
+        <w:p>
+          <w:pPr>
+            <w:pStyle w:val="TOC3"/>
+            <w:tabs>
+              <w:tab w:val="clear" w:pos="720"/>
+              <w:tab w:val="right" w:pos="9025" w:leader="dot"/>
+            </w:tabs>
+            <w:rPr/>
+          </w:pPr>
+          <w:hyperlink w:anchor="__RefHeading___Toc421_342203661">
+            <w:r>
+              <w:rPr>
+                <w:webHidden/>
+                <w:rStyle w:val="IndexLink"/>
+              </w:rPr>
+              <w:t>Holochain</w:t>
+              <w:tab/>
+              <w:t>4</w:t>
+            </w:r>
+          </w:hyperlink>
+        </w:p>
+        <w:p>
+          <w:pPr>
+            <w:pStyle w:val="TOC2"/>
+            <w:tabs>
+              <w:tab w:val="clear" w:pos="720"/>
+              <w:tab w:val="right" w:pos="9025" w:leader="dot"/>
+            </w:tabs>
+            <w:rPr/>
+          </w:pPr>
+          <w:hyperlink w:anchor="__RefHeading___Toc4637_3546879363">
+            <w:r>
+              <w:rPr>
+                <w:webHidden/>
+                <w:rStyle w:val="IndexLink"/>
+              </w:rPr>
+              <w:t>Network Architectures</w:t>
+              <w:tab/>
+              <w:t>5</w:t>
+            </w:r>
+          </w:hyperlink>
+        </w:p>
+        <w:p>
+          <w:pPr>
+            <w:pStyle w:val="TOC1"/>
+            <w:tabs>
+              <w:tab w:val="clear" w:pos="720"/>
+              <w:tab w:val="right" w:pos="9025" w:leader="dot"/>
+            </w:tabs>
+            <w:rPr/>
+          </w:pPr>
+          <w:hyperlink w:anchor="__RefHeading___Toc461_342203661">
+            <w:r>
+              <w:rPr>
+                <w:webHidden/>
+                <w:rStyle w:val="IndexLink"/>
+              </w:rPr>
+              <w:t>Task 1.2</w:t>
+              <w:tab/>
+              <w:t>8</w:t>
+            </w:r>
+          </w:hyperlink>
+        </w:p>
+        <w:p>
+          <w:pPr>
+            <w:pStyle w:val="TOC1"/>
+            <w:tabs>
+              <w:tab w:val="clear" w:pos="720"/>
+              <w:tab w:val="right" w:pos="9025" w:leader="dot"/>
+            </w:tabs>
+            <w:rPr/>
+          </w:pPr>
+          <w:hyperlink w:anchor="__RefHeading___Toc463_342203661">
+            <w:r>
+              <w:rPr>
+                <w:webHidden/>
+                <w:rStyle w:val="IndexLink"/>
+              </w:rPr>
+              <w:t>Task 1.3</w:t>
+              <w:tab/>
+              <w:t>10</w:t>
+            </w:r>
+          </w:hyperlink>
+        </w:p>
+        <w:p>
+          <w:pPr>
+            <w:pStyle w:val="TOC2"/>
+            <w:tabs>
+              <w:tab w:val="clear" w:pos="720"/>
+              <w:tab w:val="right" w:pos="9025" w:leader="dot"/>
+            </w:tabs>
+            <w:rPr/>
+          </w:pPr>
+          <w:hyperlink w:anchor="__RefHeading___Toc423_342203661">
+            <w:r>
+              <w:rPr>
+                <w:webHidden/>
+                <w:rStyle w:val="IndexLink"/>
+              </w:rPr>
+              <w:t>Financial Services</w:t>
+              <w:tab/>
+              <w:t>10</w:t>
+            </w:r>
+          </w:hyperlink>
+        </w:p>
+        <w:p>
+          <w:pPr>
+            <w:pStyle w:val="TOC2"/>
+            <w:tabs>
+              <w:tab w:val="clear" w:pos="720"/>
+              <w:tab w:val="right" w:pos="9025" w:leader="dot"/>
+            </w:tabs>
+            <w:rPr/>
+          </w:pPr>
+          <w:hyperlink w:anchor="__RefHeading___Toc539_342203661">
+            <w:r>
+              <w:rPr>
+                <w:webHidden/>
+                <w:rStyle w:val="IndexLink"/>
+              </w:rPr>
+              <w:t>Supply Chain Management</w:t>
+              <w:tab/>
+              <w:t>10</w:t>
+            </w:r>
+          </w:hyperlink>
+        </w:p>
+        <w:p>
+          <w:pPr>
+            <w:pStyle w:val="TOC2"/>
+            <w:tabs>
+              <w:tab w:val="clear" w:pos="720"/>
+              <w:tab w:val="right" w:pos="9025" w:leader="dot"/>
+            </w:tabs>
+            <w:rPr/>
+          </w:pPr>
+          <w:hyperlink w:anchor="__RefHeading___Toc541_342203661">
+            <w:r>
+              <w:rPr>
+                <w:webHidden/>
+                <w:rStyle w:val="IndexLink"/>
+              </w:rPr>
+              <w:t>Electronic Health Records</w:t>
+              <w:tab/>
+              <w:t>10</w:t>
             </w:r>
           </w:hyperlink>
         </w:p>
@@ -379,7 +550,7 @@
               </w:rPr>
               <w:t>References</w:t>
               <w:tab/>
-              <w:t>11</w:t>
+              <w:t>12</w:t>
             </w:r>
           </w:hyperlink>
           <w:r>
@@ -424,7 +595,7 @@
     </w:p>
     <w:p>
       <w:pPr>
-        <w:pStyle w:val="Heading1"/>
+        <w:pStyle w:val="Subtitle"/>
         <w:rPr/>
       </w:pPr>
       <w:bookmarkStart w:id="9" w:name="__RefHeading___Toc4635_3546879363"/>
@@ -436,6 +607,18 @@
     </w:p>
     <w:p>
       <w:pPr>
+        <w:pStyle w:val="Heading1"/>
+        <w:rPr/>
+      </w:pPr>
+      <w:bookmarkStart w:id="10" w:name="__RefHeading___Toc425_342203661"/>
+      <w:bookmarkEnd w:id="10"/>
+      <w:r>
+        <w:rPr/>
+        <w:t>Task 1.1</w:t>
+      </w:r>
+    </w:p>
+    <w:p>
+      <w:pPr>
         <w:pStyle w:val="Normal"/>
         <w:rPr>
           <w:color w:val="000000"/>
@@ -445,16 +628,35 @@
         <w:rPr>
           <w:color w:val="000000"/>
         </w:rPr>
-      </w:r>
-    </w:p>
-    <w:p>
-      <w:pPr>
-        <w:pStyle w:val="Subtitle"/>
-        <w:rPr/>
-      </w:pPr>
-      <w:r>
-        <w:rPr/>
-        <w:t>Task 1.1 Briefly describe different types of DLTs and list their advantages and disadvantages. What network architectures and data structure topologies can be observed across the DLTs landscape? (5%)</w:t>
+        <w:t xml:space="preserve">A DLT is a Distributed Ledger Technology. This means that rather than a single centralised ledger or database there are multiple copies across many systems. </w:t>
+      </w:r>
+    </w:p>
+    <w:p>
+      <w:pPr>
+        <w:pStyle w:val="Heading2"/>
+        <w:rPr/>
+      </w:pPr>
+      <w:bookmarkStart w:id="11" w:name="__RefHeading___Toc413_342203661"/>
+      <w:bookmarkEnd w:id="11"/>
+      <w:r>
+        <w:rPr/>
+        <w:t xml:space="preserve">Type of DLT </w:t>
+      </w:r>
+      <w:r>
+        <w:rPr/>
+        <w:t>and Data Structures</w:t>
+      </w:r>
+    </w:p>
+    <w:p>
+      <w:pPr>
+        <w:pStyle w:val="Heading3"/>
+        <w:rPr/>
+      </w:pPr>
+      <w:bookmarkStart w:id="12" w:name="__RefHeading___Toc415_342203661"/>
+      <w:bookmarkEnd w:id="12"/>
+      <w:r>
+        <w:rPr/>
+        <w:t>Blockchain</w:t>
       </w:r>
     </w:p>
     <w:p>
@@ -468,97 +670,33 @@
         <w:rPr>
           <w:color w:val="000000"/>
         </w:rPr>
+        <w:t xml:space="preserve">A blockchain is </w:t>
+      </w:r>
+      <w:r>
+        <w:rPr>
+          <w:color w:val="000000"/>
+        </w:rPr>
+        <w:t xml:space="preserve">based on </w:t>
+      </w:r>
+      <w:r>
+        <w:rPr>
+          <w:color w:val="000000"/>
+        </w:rPr>
+        <w:t xml:space="preserve">a linked list of blocks, proceeding linearly. Miners or Validators propose new blocks. In the event of divergence, the longest resulting chain is followed; other(s) are destroyed. Mining is computationally expensive </w:t>
+      </w:r>
+      <w:r>
+        <w:rPr>
+          <w:color w:val="000000"/>
+        </w:rPr>
+        <w:t>(Nakamoto 2008).</w:t>
       </w:r>
     </w:p>
     <w:p>
       <w:pPr>
         <w:pStyle w:val="Normal"/>
-        <w:rPr>
-          <w:color w:val="000000"/>
-        </w:rPr>
-      </w:pPr>
-      <w:r>
-        <w:rPr>
-          <w:color w:val="000000"/>
-        </w:rPr>
-        <w:t xml:space="preserve">A DLT is a Distributed Ledger Technology. This means that rather than a single centralised ledger or database there are multiple copies distributed across many systems. </w:t>
-      </w:r>
-    </w:p>
-    <w:p>
-      <w:pPr>
-        <w:pStyle w:val="Heading3"/>
-        <w:rPr/>
-      </w:pPr>
-      <w:bookmarkStart w:id="10" w:name="__RefHeading___Toc4637_3546879363"/>
-      <w:bookmarkEnd w:id="10"/>
-      <w:r>
-        <w:rPr/>
-        <w:t>Network Architectures</w:t>
-      </w:r>
-    </w:p>
-    <w:p>
-      <w:pPr>
-        <w:pStyle w:val="Normal"/>
-        <w:rPr>
-          <w:color w:val="000000"/>
-        </w:rPr>
-      </w:pPr>
-      <w:r>
-        <w:rPr>
-          <w:color w:val="000000"/>
-        </w:rPr>
-        <w:t xml:space="preserve">The different network architectures used for DLTs provide different levels of performance, scalability and decentralisation. </w:t>
-      </w:r>
-    </w:p>
-    <w:p>
-      <w:pPr>
-        <w:pStyle w:val="Normal"/>
-        <w:rPr>
-          <w:color w:val="000000"/>
-        </w:rPr>
-      </w:pPr>
-      <w:r>
         <w:rPr>
           <w:b/>
           <w:bCs/>
-          <w:color w:val="000000"/>
-        </w:rPr>
-        <w:t>Permissionless – Public</w:t>
-      </w:r>
-    </w:p>
-    <w:p>
-      <w:pPr>
-        <w:pStyle w:val="Normal"/>
-        <w:rPr>
-          <w:color w:val="000000"/>
-        </w:rPr>
-      </w:pPr>
-      <w:r>
-        <w:rPr>
-          <w:color w:val="000000"/>
-        </w:rPr>
-        <w:t>Many DLTs use a Peer-to-peer network where each node has the same status and role, similar to the BitTorrent file sharing network. These are open participation networks where anyone can join, read data, validate a transaction or take part in the consensus process. Public networks use several different high security consensus schemes including Proof-of-Work (PoW) and Proof-of-Stake (PoS).</w:t>
-      </w:r>
-    </w:p>
-    <w:p>
-      <w:pPr>
-        <w:pStyle w:val="Normal"/>
-        <w:rPr>
-          <w:color w:val="000000"/>
-        </w:rPr>
-      </w:pPr>
-      <w:r>
-        <w:rPr>
-          <w:color w:val="000000"/>
-        </w:rPr>
-        <w:t xml:space="preserve">These networks are used for globally accessible crypto currencies such as Bitcoin, Ethereum and Solana, as well as NFTs (Non-Fungible Tokens) and decentralised applications. </w:t>
-      </w:r>
-    </w:p>
-    <w:p>
-      <w:pPr>
-        <w:pStyle w:val="Normal"/>
-        <w:rPr>
-          <w:color w:val="000000"/>
         </w:rPr>
       </w:pPr>
       <w:r>
@@ -567,99 +705,49 @@
           <w:bCs/>
           <w:color w:val="000000"/>
         </w:rPr>
-        <w:t>Permissioned – Private</w:t>
+        <w:t>Advantages</w:t>
       </w:r>
     </w:p>
     <w:p>
       <w:pPr>
         <w:pStyle w:val="Normal"/>
-        <w:rPr>
-          <w:color w:val="000000"/>
-        </w:rPr>
-      </w:pPr>
-      <w:r>
-        <w:rPr>
-          <w:color w:val="000000"/>
-        </w:rPr>
-        <w:t>Private DLT networks are subject to permission requirements to join. Only specified individuals or nodes can join the network or read data from the ledger. They are completely owned and operated by a single organisation who sets the rules and governs the network. Transactions may be internal or may allow trusted third parties to be involved.</w:t>
+        <w:numPr>
+          <w:ilvl w:val="0"/>
+          <w:numId w:val="2"/>
+        </w:numPr>
+        <w:rPr/>
+      </w:pPr>
+      <w:r>
+        <w:rPr>
+          <w:color w:val="000000"/>
+        </w:rPr>
+        <w:t>High confidence and security</w:t>
       </w:r>
     </w:p>
     <w:p>
       <w:pPr>
         <w:pStyle w:val="Normal"/>
-        <w:rPr>
-          <w:color w:val="000000"/>
-        </w:rPr>
-      </w:pPr>
-      <w:r>
-        <w:rPr>
-          <w:color w:val="000000"/>
-        </w:rPr>
-        <w:t>For example, these networks are used for totally internal processes such as a production tracking system, or a tendering system which would allow specified third parties to bid for work.</w:t>
+        <w:numPr>
+          <w:ilvl w:val="0"/>
+          <w:numId w:val="2"/>
+        </w:numPr>
+        <w:rPr>
+          <w:color w:val="000000"/>
+        </w:rPr>
+      </w:pPr>
+      <w:r>
+        <w:rPr>
+          <w:color w:val="000000"/>
+        </w:rPr>
+        <w:t>Transparency</w:t>
       </w:r>
     </w:p>
     <w:p>
       <w:pPr>
         <w:pStyle w:val="Normal"/>
-        <w:rPr>
-          <w:color w:val="000000"/>
-        </w:rPr>
-      </w:pPr>
-      <w:r>
-        <w:rPr>
-          <w:color w:val="000000"/>
-        </w:rPr>
-      </w:r>
-    </w:p>
-    <w:p>
-      <w:pPr>
-        <w:pStyle w:val="Normal"/>
-        <w:rPr>
-          <w:color w:val="000000"/>
-        </w:rPr>
-      </w:pPr>
-      <w:r>
         <w:rPr>
           <w:b/>
           <w:bCs/>
-          <w:color w:val="000000"/>
-        </w:rPr>
-        <w:t>Permissioned – Consortium</w:t>
-      </w:r>
-    </w:p>
-    <w:p>
-      <w:pPr>
-        <w:pStyle w:val="Normal"/>
-        <w:rPr>
-          <w:color w:val="000000"/>
-        </w:rPr>
-      </w:pPr>
-      <w:r>
-        <w:rPr>
-          <w:color w:val="000000"/>
-        </w:rPr>
-        <w:t xml:space="preserve">Consortium DLTs are also limited access. However, they are managed cooperatively by multiple organisations, sharing governance among them. </w:t>
-      </w:r>
-    </w:p>
-    <w:p>
-      <w:pPr>
-        <w:pStyle w:val="Normal"/>
-        <w:rPr>
-          <w:color w:val="000000"/>
-        </w:rPr>
-      </w:pPr>
-      <w:r>
-        <w:rPr>
-          <w:color w:val="000000"/>
-        </w:rPr>
-        <w:t>The use cases of this type of DLT network might include systems where collaboration is required, such as a supply chain, or a global booking system for airlines.</w:t>
-      </w:r>
-    </w:p>
-    <w:p>
-      <w:pPr>
-        <w:pStyle w:val="Normal"/>
-        <w:rPr>
-          <w:color w:val="000000"/>
         </w:rPr>
       </w:pPr>
       <w:r>
@@ -668,6 +756,825 @@
           <w:bCs/>
           <w:color w:val="000000"/>
         </w:rPr>
+        <w:t>Disadvantages</w:t>
+      </w:r>
+    </w:p>
+    <w:p>
+      <w:pPr>
+        <w:pStyle w:val="Normal"/>
+        <w:numPr>
+          <w:ilvl w:val="0"/>
+          <w:numId w:val="3"/>
+        </w:numPr>
+        <w:rPr/>
+      </w:pPr>
+      <w:r>
+        <w:rPr>
+          <w:color w:val="000000"/>
+        </w:rPr>
+        <w:t xml:space="preserve">Scalability is limited, </w:t>
+      </w:r>
+      <w:r>
+        <w:rPr>
+          <w:color w:val="000000"/>
+        </w:rPr>
+        <w:t xml:space="preserve">with transaction rates </w:t>
+      </w:r>
+      <w:r>
+        <w:rPr>
+          <w:color w:val="000000"/>
+        </w:rPr>
+        <w:t xml:space="preserve">under </w:t>
+      </w:r>
+      <w:r>
+        <w:rPr>
+          <w:color w:val="000000"/>
+        </w:rPr>
+        <w:t>50 TPS.</w:t>
+      </w:r>
+    </w:p>
+    <w:p>
+      <w:pPr>
+        <w:pStyle w:val="Normal"/>
+        <w:numPr>
+          <w:ilvl w:val="0"/>
+          <w:numId w:val="3"/>
+        </w:numPr>
+        <w:rPr>
+          <w:color w:val="000000"/>
+        </w:rPr>
+      </w:pPr>
+      <w:r>
+        <w:rPr>
+          <w:color w:val="000000"/>
+        </w:rPr>
+        <w:t>High energy consumption in Proof of Work systems.</w:t>
+      </w:r>
+    </w:p>
+    <w:p>
+      <w:pPr>
+        <w:pStyle w:val="Heading3"/>
+        <w:rPr/>
+      </w:pPr>
+      <w:bookmarkStart w:id="13" w:name="__RefHeading___Toc417_342203661"/>
+      <w:bookmarkEnd w:id="13"/>
+      <w:r>
+        <w:rPr/>
+        <w:t>Directed Acyclic Graph (DAG)</w:t>
+      </w:r>
+    </w:p>
+    <w:p>
+      <w:pPr>
+        <w:pStyle w:val="Normal"/>
+        <w:rPr>
+          <w:color w:val="000000"/>
+        </w:rPr>
+      </w:pPr>
+      <w:r>
+        <w:rPr>
+          <w:color w:val="000000"/>
+        </w:rPr>
+        <w:t xml:space="preserve">A DAG is a graph where links between nodes can only proceed in one direction, </w:t>
+      </w:r>
+      <w:r>
+        <w:rPr>
+          <w:color w:val="000000"/>
+        </w:rPr>
+        <w:t>loops are avoided.</w:t>
+      </w:r>
+      <w:r>
+        <w:rPr>
+          <w:color w:val="000000"/>
+        </w:rPr>
+        <w:t xml:space="preserve"> </w:t>
+      </w:r>
+      <w:r>
+        <w:rPr>
+          <w:color w:val="000000"/>
+        </w:rPr>
+        <w:t>Nodes can refer to</w:t>
+      </w:r>
+      <w:r>
+        <w:rPr>
+          <w:color w:val="000000"/>
+        </w:rPr>
+        <w:t xml:space="preserve"> </w:t>
+      </w:r>
+      <w:r>
+        <w:rPr>
+          <w:color w:val="000000"/>
+        </w:rPr>
+        <w:t>multiple</w:t>
+      </w:r>
+      <w:r>
+        <w:rPr>
+          <w:color w:val="000000"/>
+        </w:rPr>
+        <w:t xml:space="preserve"> parent </w:t>
+      </w:r>
+      <w:r>
+        <w:rPr>
+          <w:color w:val="000000"/>
+        </w:rPr>
+        <w:t xml:space="preserve">and children </w:t>
+      </w:r>
+      <w:r>
+        <w:rPr>
+          <w:color w:val="000000"/>
+        </w:rPr>
+        <w:t xml:space="preserve">blocks, </w:t>
+      </w:r>
+      <w:r>
+        <w:rPr>
+          <w:color w:val="000000"/>
+        </w:rPr>
+        <w:t>allowing</w:t>
+      </w:r>
+      <w:r>
+        <w:rPr>
+          <w:color w:val="000000"/>
+        </w:rPr>
+        <w:t xml:space="preserve"> parallel chains. Every user who submits a transaction also helps validate others, eliminating dedicated miners. </w:t>
+      </w:r>
+      <w:r>
+        <w:rPr>
+          <w:color w:val="000000"/>
+        </w:rPr>
+        <w:t>(Bashir 2023).</w:t>
+      </w:r>
+    </w:p>
+    <w:p>
+      <w:pPr>
+        <w:pStyle w:val="Normal"/>
+        <w:rPr>
+          <w:b/>
+          <w:bCs/>
+        </w:rPr>
+      </w:pPr>
+      <w:r>
+        <w:rPr>
+          <w:b/>
+          <w:bCs/>
+          <w:color w:val="000000"/>
+        </w:rPr>
+        <w:t>Advantages</w:t>
+      </w:r>
+    </w:p>
+    <w:p>
+      <w:pPr>
+        <w:pStyle w:val="Normal"/>
+        <w:numPr>
+          <w:ilvl w:val="0"/>
+          <w:numId w:val="4"/>
+        </w:numPr>
+        <w:rPr/>
+      </w:pPr>
+      <w:r>
+        <w:rPr>
+          <w:color w:val="000000"/>
+        </w:rPr>
+        <w:t>High scalability.</w:t>
+      </w:r>
+    </w:p>
+    <w:p>
+      <w:pPr>
+        <w:pStyle w:val="Normal"/>
+        <w:numPr>
+          <w:ilvl w:val="0"/>
+          <w:numId w:val="4"/>
+        </w:numPr>
+        <w:rPr/>
+      </w:pPr>
+      <w:r>
+        <w:rPr>
+          <w:color w:val="000000"/>
+        </w:rPr>
+        <w:t>Very high throughput (</w:t>
+      </w:r>
+      <w:r>
+        <w:rPr>
+          <w:color w:val="000000"/>
+        </w:rPr>
+        <w:t>1000s TPS).</w:t>
+      </w:r>
+    </w:p>
+    <w:p>
+      <w:pPr>
+        <w:pStyle w:val="Normal"/>
+        <w:numPr>
+          <w:ilvl w:val="0"/>
+          <w:numId w:val="4"/>
+        </w:numPr>
+        <w:rPr/>
+      </w:pPr>
+      <w:r>
+        <w:rPr>
+          <w:color w:val="000000"/>
+        </w:rPr>
+        <w:t xml:space="preserve">Lower </w:t>
+      </w:r>
+      <w:r>
+        <w:rPr>
+          <w:color w:val="000000"/>
+        </w:rPr>
+        <w:t>(zero)</w:t>
+      </w:r>
+      <w:r>
+        <w:rPr>
+          <w:color w:val="000000"/>
+        </w:rPr>
+        <w:t xml:space="preserve"> transaction fees.</w:t>
+      </w:r>
+    </w:p>
+    <w:p>
+      <w:pPr>
+        <w:pStyle w:val="Normal"/>
+        <w:numPr>
+          <w:ilvl w:val="0"/>
+          <w:numId w:val="4"/>
+        </w:numPr>
+        <w:rPr>
+          <w:color w:val="000000"/>
+        </w:rPr>
+      </w:pPr>
+      <w:r>
+        <w:rPr>
+          <w:color w:val="000000"/>
+        </w:rPr>
+        <w:t xml:space="preserve">Works with </w:t>
+      </w:r>
+      <w:r>
+        <w:rPr>
+          <w:color w:val="000000"/>
+        </w:rPr>
+        <w:t>low power</w:t>
+      </w:r>
+      <w:r>
+        <w:rPr>
+          <w:color w:val="000000"/>
+        </w:rPr>
+        <w:t xml:space="preserve"> hardware.</w:t>
+      </w:r>
+    </w:p>
+    <w:p>
+      <w:pPr>
+        <w:pStyle w:val="Normal"/>
+        <w:rPr>
+          <w:b/>
+          <w:bCs/>
+        </w:rPr>
+      </w:pPr>
+      <w:r>
+        <w:rPr>
+          <w:b/>
+          <w:bCs/>
+          <w:color w:val="000000"/>
+        </w:rPr>
+        <w:t>Disadvantages</w:t>
+      </w:r>
+    </w:p>
+    <w:p>
+      <w:pPr>
+        <w:pStyle w:val="Normal"/>
+        <w:numPr>
+          <w:ilvl w:val="0"/>
+          <w:numId w:val="5"/>
+        </w:numPr>
+        <w:rPr/>
+      </w:pPr>
+      <w:r>
+        <w:rPr>
+          <w:color w:val="000000"/>
+        </w:rPr>
+        <w:t>Potential security issues.</w:t>
+      </w:r>
+    </w:p>
+    <w:p>
+      <w:pPr>
+        <w:pStyle w:val="Normal"/>
+        <w:numPr>
+          <w:ilvl w:val="0"/>
+          <w:numId w:val="5"/>
+        </w:numPr>
+        <w:rPr>
+          <w:color w:val="000000"/>
+        </w:rPr>
+      </w:pPr>
+      <w:r>
+        <w:rPr>
+          <w:color w:val="000000"/>
+        </w:rPr>
+        <w:t>Potential loss of consistency.</w:t>
+      </w:r>
+    </w:p>
+    <w:p>
+      <w:pPr>
+        <w:pStyle w:val="Normal"/>
+        <w:rPr>
+          <w:color w:val="000000"/>
+        </w:rPr>
+      </w:pPr>
+      <w:r>
+        <w:rPr>
+          <w:color w:val="000000"/>
+        </w:rPr>
+      </w:r>
+    </w:p>
+    <w:p>
+      <w:pPr>
+        <w:pStyle w:val="Heading3"/>
+        <w:rPr/>
+      </w:pPr>
+      <w:bookmarkStart w:id="14" w:name="__RefHeading___Toc419_342203661"/>
+      <w:bookmarkEnd w:id="14"/>
+      <w:r>
+        <w:rPr/>
+        <w:t>Hashgraph</w:t>
+      </w:r>
+    </w:p>
+    <w:p>
+      <w:pPr>
+        <w:pStyle w:val="Normal"/>
+        <w:rPr>
+          <w:color w:val="000000"/>
+        </w:rPr>
+      </w:pPr>
+      <w:r>
+        <w:rPr>
+          <w:color w:val="000000"/>
+        </w:rPr>
+        <w:t>S</w:t>
+      </w:r>
+      <w:r>
+        <w:rPr>
+          <w:color w:val="000000"/>
+        </w:rPr>
+        <w:t xml:space="preserve">tructured as a DAG. </w:t>
+      </w:r>
+      <w:r>
+        <w:rPr>
+          <w:color w:val="000000"/>
+        </w:rPr>
+        <w:t xml:space="preserve">Uses </w:t>
+      </w:r>
+      <w:r>
+        <w:rPr>
+          <w:color w:val="000000"/>
+        </w:rPr>
+        <w:t xml:space="preserve">“Gossip about Gossip” protocol </w:t>
+      </w:r>
+      <w:r>
+        <w:rPr>
+          <w:color w:val="000000"/>
+        </w:rPr>
+        <w:t xml:space="preserve">and </w:t>
+      </w:r>
+      <w:r>
+        <w:rPr>
+          <w:color w:val="000000"/>
+        </w:rPr>
+        <w:t xml:space="preserve">virtual voting consensus, </w:t>
+      </w:r>
+      <w:r>
+        <w:rPr>
+          <w:color w:val="000000"/>
+        </w:rPr>
+        <w:t xml:space="preserve">saving </w:t>
+      </w:r>
+      <w:r>
+        <w:rPr>
+          <w:color w:val="000000"/>
+        </w:rPr>
+        <w:t xml:space="preserve">bandwidth </w:t>
+      </w:r>
+      <w:r>
+        <w:rPr>
+          <w:color w:val="000000"/>
+        </w:rPr>
+        <w:t>(Baird 2016).</w:t>
+      </w:r>
+    </w:p>
+    <w:p>
+      <w:pPr>
+        <w:pStyle w:val="Normal"/>
+        <w:rPr/>
+      </w:pPr>
+      <w:r>
+        <w:rPr>
+          <w:b/>
+          <w:bCs/>
+          <w:color w:val="000000"/>
+        </w:rPr>
+        <w:t>Advantages</w:t>
+      </w:r>
+    </w:p>
+    <w:p>
+      <w:pPr>
+        <w:pStyle w:val="Normal"/>
+        <w:numPr>
+          <w:ilvl w:val="0"/>
+          <w:numId w:val="6"/>
+        </w:numPr>
+        <w:rPr/>
+      </w:pPr>
+      <w:r>
+        <w:rPr>
+          <w:color w:val="000000"/>
+        </w:rPr>
+        <w:t>Very high throughput (up to 500,000 TPS).</w:t>
+      </w:r>
+    </w:p>
+    <w:p>
+      <w:pPr>
+        <w:pStyle w:val="Normal"/>
+        <w:numPr>
+          <w:ilvl w:val="0"/>
+          <w:numId w:val="6"/>
+        </w:numPr>
+        <w:rPr/>
+      </w:pPr>
+      <w:r>
+        <w:rPr>
+          <w:color w:val="000000"/>
+        </w:rPr>
+        <w:t>Low latency.</w:t>
+      </w:r>
+    </w:p>
+    <w:p>
+      <w:pPr>
+        <w:pStyle w:val="Normal"/>
+        <w:numPr>
+          <w:ilvl w:val="0"/>
+          <w:numId w:val="6"/>
+        </w:numPr>
+        <w:rPr/>
+      </w:pPr>
+      <w:r>
+        <w:rPr>
+          <w:color w:val="000000"/>
+        </w:rPr>
+        <w:t>High Security using Asynchronous Byzantine Fault Tolerance.</w:t>
+      </w:r>
+    </w:p>
+    <w:p>
+      <w:pPr>
+        <w:pStyle w:val="Normal"/>
+        <w:numPr>
+          <w:ilvl w:val="0"/>
+          <w:numId w:val="6"/>
+        </w:numPr>
+        <w:rPr>
+          <w:color w:val="000000"/>
+        </w:rPr>
+      </w:pPr>
+      <w:r>
+        <w:rPr>
+          <w:color w:val="000000"/>
+        </w:rPr>
+        <w:t>Low energy consumption.</w:t>
+      </w:r>
+    </w:p>
+    <w:p>
+      <w:pPr>
+        <w:pStyle w:val="Normal"/>
+        <w:rPr/>
+      </w:pPr>
+      <w:r>
+        <w:rPr>
+          <w:b/>
+          <w:bCs/>
+          <w:color w:val="000000"/>
+        </w:rPr>
+        <w:t>Disadvantages</w:t>
+      </w:r>
+    </w:p>
+    <w:p>
+      <w:pPr>
+        <w:pStyle w:val="Normal"/>
+        <w:numPr>
+          <w:ilvl w:val="0"/>
+          <w:numId w:val="7"/>
+        </w:numPr>
+        <w:rPr/>
+      </w:pPr>
+      <w:r>
+        <w:rPr>
+          <w:color w:val="000000"/>
+        </w:rPr>
+        <w:t xml:space="preserve">Technology is patented </w:t>
+      </w:r>
+      <w:r>
+        <w:rPr>
+          <w:color w:val="000000"/>
+        </w:rPr>
+        <w:t>(eg: Hedara Hashgraph).</w:t>
+      </w:r>
+    </w:p>
+    <w:p>
+      <w:pPr>
+        <w:pStyle w:val="Normal"/>
+        <w:numPr>
+          <w:ilvl w:val="0"/>
+          <w:numId w:val="7"/>
+        </w:numPr>
+        <w:rPr>
+          <w:color w:val="000000"/>
+        </w:rPr>
+      </w:pPr>
+      <w:r>
+        <w:rPr>
+          <w:color w:val="000000"/>
+        </w:rPr>
+        <w:t>Decentralisation is limited.</w:t>
+      </w:r>
+    </w:p>
+    <w:p>
+      <w:pPr>
+        <w:pStyle w:val="Heading3"/>
+        <w:rPr>
+          <w:rStyle w:val="Strong"/>
+          <w:b w:val="false"/>
+          <w:bCs w:val="false"/>
+        </w:rPr>
+      </w:pPr>
+      <w:r>
+        <w:rPr/>
+      </w:r>
+    </w:p>
+    <w:p>
+      <w:pPr>
+        <w:pStyle w:val="Heading3"/>
+        <w:rPr/>
+      </w:pPr>
+      <w:bookmarkStart w:id="15" w:name="__RefHeading___Toc421_342203661"/>
+      <w:bookmarkEnd w:id="15"/>
+      <w:r>
+        <w:rPr>
+          <w:rStyle w:val="Strong"/>
+          <w:b w:val="false"/>
+          <w:bCs w:val="false"/>
+        </w:rPr>
+        <w:t>Holochain</w:t>
+      </w:r>
+    </w:p>
+    <w:p>
+      <w:pPr>
+        <w:pStyle w:val="BodyText"/>
+        <w:jc w:val="both"/>
+        <w:rPr/>
+      </w:pPr>
+      <w:r>
+        <w:rPr/>
+        <w:t xml:space="preserve">Each node </w:t>
+      </w:r>
+      <w:r>
+        <w:rPr/>
+        <w:t>(agent)</w:t>
+      </w:r>
+      <w:r>
+        <w:rPr/>
+        <w:t xml:space="preserve"> in a Holochain network maintains its own chain, allowing decentrali</w:t>
+      </w:r>
+      <w:r>
+        <w:rPr/>
+        <w:t>s</w:t>
+      </w:r>
+      <w:r>
+        <w:rPr/>
+        <w:t xml:space="preserve">ed coordination. </w:t>
+      </w:r>
+      <w:r>
+        <w:rPr/>
+        <w:t xml:space="preserve">This uses a Distributed Hash Table (DHT), which stores key value pairs. </w:t>
+      </w:r>
+      <w:r>
+        <w:rPr/>
+        <w:t>(Holochain 2020).</w:t>
+      </w:r>
+    </w:p>
+    <w:p>
+      <w:pPr>
+        <w:pStyle w:val="BodyText"/>
+        <w:rPr/>
+      </w:pPr>
+      <w:r>
+        <w:rPr>
+          <w:rStyle w:val="Strong"/>
+        </w:rPr>
+        <w:t>Advantages</w:t>
+      </w:r>
+    </w:p>
+    <w:p>
+      <w:pPr>
+        <w:pStyle w:val="BodyText"/>
+        <w:numPr>
+          <w:ilvl w:val="0"/>
+          <w:numId w:val="8"/>
+        </w:numPr>
+        <w:rPr/>
+      </w:pPr>
+      <w:r>
+        <w:rPr/>
+        <w:t>Lightweight and scalable.</w:t>
+      </w:r>
+    </w:p>
+    <w:p>
+      <w:pPr>
+        <w:pStyle w:val="BodyText"/>
+        <w:numPr>
+          <w:ilvl w:val="0"/>
+          <w:numId w:val="8"/>
+        </w:numPr>
+        <w:rPr/>
+      </w:pPr>
+      <w:r>
+        <w:rPr/>
+        <w:t>Enhanced privacy and control over data.</w:t>
+      </w:r>
+    </w:p>
+    <w:p>
+      <w:pPr>
+        <w:pStyle w:val="BodyText"/>
+        <w:rPr/>
+      </w:pPr>
+      <w:r>
+        <w:rPr>
+          <w:rStyle w:val="Strong"/>
+        </w:rPr>
+        <w:t>Disadvantages</w:t>
+      </w:r>
+    </w:p>
+    <w:p>
+      <w:pPr>
+        <w:pStyle w:val="BodyText"/>
+        <w:numPr>
+          <w:ilvl w:val="0"/>
+          <w:numId w:val="9"/>
+        </w:numPr>
+        <w:rPr/>
+      </w:pPr>
+      <w:r>
+        <w:rPr/>
+        <w:t xml:space="preserve">Limited adoption </w:t>
+      </w:r>
+      <w:r>
+        <w:rPr/>
+        <w:t>so far.</w:t>
+      </w:r>
+    </w:p>
+    <w:p>
+      <w:pPr>
+        <w:pStyle w:val="BodyText"/>
+        <w:numPr>
+          <w:ilvl w:val="0"/>
+          <w:numId w:val="9"/>
+        </w:numPr>
+        <w:rPr/>
+      </w:pPr>
+      <w:r>
+        <w:rPr/>
+        <w:t>More complex to implement.</w:t>
+      </w:r>
+    </w:p>
+    <w:p>
+      <w:pPr>
+        <w:pStyle w:val="Normal"/>
+        <w:rPr>
+          <w:color w:val="000000"/>
+        </w:rPr>
+      </w:pPr>
+      <w:r>
+        <w:rPr/>
+      </w:r>
+    </w:p>
+    <w:p>
+      <w:pPr>
+        <w:pStyle w:val="Normal"/>
+        <w:rPr>
+          <w:color w:val="000000"/>
+        </w:rPr>
+      </w:pPr>
+      <w:r>
+        <w:rPr/>
+      </w:r>
+    </w:p>
+    <w:p>
+      <w:pPr>
+        <w:pStyle w:val="Heading3"/>
+        <w:rPr/>
+      </w:pPr>
+      <w:r>
+        <w:rPr/>
+      </w:r>
+      <w:r>
+        <w:br w:type="page"/>
+      </w:r>
+    </w:p>
+    <w:p>
+      <w:pPr>
+        <w:pStyle w:val="Heading2"/>
+        <w:rPr/>
+      </w:pPr>
+      <w:bookmarkStart w:id="16" w:name="__RefHeading___Toc4637_3546879363"/>
+      <w:bookmarkEnd w:id="16"/>
+      <w:r>
+        <w:rPr/>
+        <w:t>Network Architectures</w:t>
+      </w:r>
+    </w:p>
+    <w:p>
+      <w:pPr>
+        <w:pStyle w:val="Normal"/>
+        <w:rPr>
+          <w:color w:val="000000"/>
+        </w:rPr>
+      </w:pPr>
+      <w:r>
+        <w:rPr>
+          <w:color w:val="000000"/>
+        </w:rPr>
+        <w:t xml:space="preserve">The different network architectures used for DLTs provide different levels of performance, scalability and decentralisation. Many DLTs use a Peer-to-peer network where each node has the same status and role, similar to the BitTorrent file sharing network. </w:t>
+      </w:r>
+    </w:p>
+    <w:p>
+      <w:pPr>
+        <w:pStyle w:val="Normal"/>
+        <w:rPr>
+          <w:color w:val="000000"/>
+        </w:rPr>
+      </w:pPr>
+      <w:r>
+        <w:rPr>
+          <w:color w:val="000000"/>
+        </w:rPr>
+        <w:t xml:space="preserve">Public Blockchain networks like Bitcoin or Ethereum are </w:t>
+      </w:r>
+      <w:r>
+        <w:rPr>
+          <w:color w:val="000000"/>
+        </w:rPr>
+        <w:t xml:space="preserve">open participation networks where anyone can join, read data, validate a transaction or take part in the consensus process. </w:t>
+      </w:r>
+      <w:r>
+        <w:rPr>
+          <w:color w:val="000000"/>
+        </w:rPr>
+        <w:t>No central authority is in control.</w:t>
+      </w:r>
+    </w:p>
+    <w:p>
+      <w:pPr>
+        <w:pStyle w:val="Normal"/>
+        <w:rPr>
+          <w:color w:val="000000"/>
+        </w:rPr>
+      </w:pPr>
+      <w:r>
+        <w:rPr>
+          <w:color w:val="000000"/>
+        </w:rPr>
+        <w:t xml:space="preserve">Private DLT networks </w:t>
+      </w:r>
+      <w:r>
+        <w:rPr>
+          <w:color w:val="000000"/>
+        </w:rPr>
+        <w:t>require</w:t>
+      </w:r>
+      <w:r>
+        <w:rPr>
+          <w:color w:val="000000"/>
+        </w:rPr>
+        <w:t xml:space="preserve"> permission to join. Only specified individuals or nodes can join the network or read data from the ledger. They are completely owned and operated by a single organisation who sets the rules and governs the network. </w:t>
+      </w:r>
+    </w:p>
+    <w:p>
+      <w:pPr>
+        <w:pStyle w:val="Normal"/>
+        <w:rPr>
+          <w:color w:val="000000"/>
+        </w:rPr>
+      </w:pPr>
+      <w:r>
+        <w:rPr>
+          <w:color w:val="000000"/>
+        </w:rPr>
+        <w:t xml:space="preserve">Consortium DLTs are also limited access. However, they are managed cooperatively by multiple organisations, sharing governance among them. </w:t>
+      </w:r>
+    </w:p>
+    <w:p>
+      <w:pPr>
+        <w:pStyle w:val="Normal"/>
+        <w:rPr>
+          <w:color w:val="000000"/>
+        </w:rPr>
+      </w:pPr>
+      <w:r>
+        <w:rPr>
+          <w:b/>
+          <w:bCs/>
+          <w:color w:val="000000"/>
+        </w:rPr>
         <w:t>Advantages and Disadvantages</w:t>
       </w:r>
     </w:p>
@@ -682,7 +1589,13 @@
         <w:rPr>
           <w:color w:val="000000"/>
         </w:rPr>
-        <w:t>The following table contrasts the advantages and disadvantages of these technologies.</w:t>
+        <w:t>The following table contrasts the advantages and disadvantages of these technologies</w:t>
+      </w:r>
+      <w:r>
+        <w:rPr>
+          <w:color w:val="000000"/>
+        </w:rPr>
+        <w:t>.</w:t>
       </w:r>
     </w:p>
     <w:tbl>
@@ -826,7 +1739,7 @@
                 <w:szCs w:val="24"/>
                 <w:lang w:val="en-GB" w:bidi="ar-SA"/>
               </w:rPr>
-              <w:t>Permissionless - Public</w:t>
+              <w:t>Permissionless Public</w:t>
             </w:r>
           </w:p>
         </w:tc>
@@ -903,7 +1816,16 @@
                 <w:szCs w:val="24"/>
                 <w:lang w:val="en-GB" w:bidi="ar-SA"/>
               </w:rPr>
-              <w:t>Many copies of the ledger exist, so resistant to single points of failure.</w:t>
+              <w:t>R</w:t>
+            </w:r>
+            <w:r>
+              <w:rPr>
+                <w:color w:val="000000"/>
+                <w:sz w:val="24"/>
+                <w:szCs w:val="24"/>
+                <w:lang w:val="en-GB" w:bidi="ar-SA"/>
+              </w:rPr>
+              <w:t>esistant to single points of failure.</w:t>
             </w:r>
           </w:p>
           <w:p>
@@ -950,7 +1872,7 @@
                 <w:szCs w:val="24"/>
                 <w:lang w:val="en-GB" w:bidi="ar-SA"/>
               </w:rPr>
-              <w:t>High levels of transparency.</w:t>
+              <w:t>All transactions are visible and traceable.</w:t>
             </w:r>
           </w:p>
           <w:p>
@@ -997,7 +1919,49 @@
                 <w:szCs w:val="24"/>
                 <w:lang w:val="en-GB" w:bidi="ar-SA"/>
               </w:rPr>
-              <w:t>Distributed governance of the network, resisting censorship and control. It is difficult to ban people or interfere with transactions.</w:t>
+              <w:t>Distributed governance  resisting censorship and control. It is difficult to ban people or interfere with transactions.</w:t>
+            </w:r>
+          </w:p>
+          <w:p>
+            <w:pPr>
+              <w:pStyle w:val="Normal"/>
+              <w:widowControl/>
+              <w:suppressAutoHyphens w:val="true"/>
+              <w:spacing w:before="0" w:after="0"/>
+              <w:jc w:val="left"/>
+              <w:rPr>
+                <w:color w:val="000000"/>
+                <w:sz w:val="24"/>
+                <w:szCs w:val="24"/>
+                <w:lang w:val="en-GB" w:bidi="ar-SA"/>
+              </w:rPr>
+            </w:pPr>
+            <w:r>
+              <w:rPr/>
+            </w:r>
+          </w:p>
+          <w:p>
+            <w:pPr>
+              <w:pStyle w:val="Normal"/>
+              <w:widowControl/>
+              <w:suppressAutoHyphens w:val="true"/>
+              <w:spacing w:before="0" w:after="0"/>
+              <w:jc w:val="left"/>
+              <w:rPr>
+                <w:color w:val="000000"/>
+                <w:sz w:val="24"/>
+                <w:szCs w:val="24"/>
+                <w:lang w:val="en-GB" w:bidi="ar-SA"/>
+              </w:rPr>
+            </w:pPr>
+            <w:r>
+              <w:rPr>
+                <w:color w:val="000000"/>
+                <w:sz w:val="24"/>
+                <w:szCs w:val="24"/>
+                <w:lang w:val="en-GB" w:bidi="ar-SA"/>
+              </w:rPr>
+              <w:t>(Nakamoto 2008)</w:t>
             </w:r>
           </w:p>
         </w:tc>
@@ -1074,7 +2038,34 @@
                 <w:szCs w:val="24"/>
                 <w:lang w:val="en-GB" w:bidi="ar-SA"/>
               </w:rPr>
-              <w:t>Can be slow to process transactions due to massive scale synchronisation requirements.</w:t>
+              <w:t>Slow</w:t>
+            </w:r>
+            <w:r>
+              <w:rPr>
+                <w:color w:val="000000"/>
+                <w:sz w:val="24"/>
+                <w:szCs w:val="24"/>
+                <w:lang w:val="en-GB" w:bidi="ar-SA"/>
+              </w:rPr>
+              <w:t xml:space="preserve"> transaction </w:t>
+            </w:r>
+            <w:r>
+              <w:rPr>
+                <w:color w:val="000000"/>
+                <w:sz w:val="24"/>
+                <w:szCs w:val="24"/>
+                <w:lang w:val="en-GB" w:bidi="ar-SA"/>
+              </w:rPr>
+              <w:t>throughput</w:t>
+            </w:r>
+            <w:r>
+              <w:rPr>
+                <w:color w:val="000000"/>
+                <w:sz w:val="24"/>
+                <w:szCs w:val="24"/>
+                <w:lang w:val="en-GB" w:bidi="ar-SA"/>
+              </w:rPr>
+              <w:t xml:space="preserve"> due to massive scale synchronisation requirements.</w:t>
             </w:r>
           </w:p>
           <w:p>
@@ -1168,7 +2159,7 @@
                 <w:szCs w:val="24"/>
                 <w:lang w:val="en-GB" w:bidi="ar-SA"/>
               </w:rPr>
-              <w:t>Transactions may incur relatively high fees.</w:t>
+              <w:t>Transactions incur high fees.</w:t>
             </w:r>
           </w:p>
           <w:p>
@@ -1247,7 +2238,7 @@
                 <w:szCs w:val="24"/>
                 <w:lang w:val="en-GB" w:bidi="ar-SA"/>
               </w:rPr>
-              <w:t>Permissioned - Private</w:t>
+              <w:t>Permissioned Private</w:t>
             </w:r>
           </w:p>
         </w:tc>
@@ -1325,30 +2316,19 @@
                 <w:szCs w:val="24"/>
                 <w:lang w:val="en-GB" w:bidi="ar-SA"/>
               </w:rPr>
-              <w:t>Strong privacy.</w:t>
+              <w:t xml:space="preserve">Strong privacy. </w:t>
             </w:r>
           </w:p>
           <w:p>
             <w:pPr>
               <w:pStyle w:val="Normal"/>
-              <w:widowControl/>
-              <w:suppressAutoHyphens w:val="true"/>
-              <w:spacing w:before="0" w:after="0"/>
-              <w:jc w:val="left"/>
-              <w:rPr>
-                <w:color w:val="000000"/>
-                <w:sz w:val="24"/>
-                <w:szCs w:val="24"/>
-                <w:lang w:val="en-GB" w:bidi="ar-SA"/>
+              <w:rPr>
+                <w:color w:val="000000"/>
               </w:rPr>
             </w:pPr>
             <w:r>
-              <w:rPr>
-                <w:color w:val="000000"/>
-                <w:sz w:val="24"/>
-                <w:szCs w:val="24"/>
-                <w:lang w:val="en-GB" w:bidi="ar-SA"/>
-              </w:rPr>
+              <w:rPr/>
+              <w:t>(Bashir 2023)</w:t>
             </w:r>
           </w:p>
           <w:p>
@@ -1481,7 +2461,7 @@
                 <w:szCs w:val="24"/>
                 <w:lang w:val="en-GB" w:bidi="ar-SA"/>
               </w:rPr>
-              <w:t>Permissioned - Consortium</w:t>
+              <w:t>Permissioned Consortium</w:t>
             </w:r>
           </w:p>
         </w:tc>
@@ -1564,24 +2544,14 @@
           <w:p>
             <w:pPr>
               <w:pStyle w:val="Normal"/>
-              <w:widowControl/>
-              <w:suppressAutoHyphens w:val="true"/>
-              <w:spacing w:before="0" w:after="0"/>
-              <w:jc w:val="left"/>
-              <w:rPr>
-                <w:color w:val="000000"/>
-                <w:sz w:val="24"/>
-                <w:szCs w:val="24"/>
-                <w:lang w:val="en-GB" w:bidi="ar-SA"/>
+              <w:spacing w:before="0" w:after="160"/>
+              <w:rPr>
+                <w:color w:val="000000"/>
               </w:rPr>
             </w:pPr>
             <w:r>
-              <w:rPr>
-                <w:color w:val="000000"/>
-                <w:sz w:val="24"/>
-                <w:szCs w:val="24"/>
-                <w:lang w:val="en-GB" w:bidi="ar-SA"/>
-              </w:rPr>
+              <w:rPr/>
+              <w:t>(Bashir 2023)</w:t>
             </w:r>
           </w:p>
         </w:tc>
@@ -1706,615 +2676,9 @@
       <w:pPr>
         <w:pStyle w:val="Heading3"/>
         <w:spacing w:before="0" w:after="80"/>
-        <w:rPr/>
-      </w:pPr>
-      <w:bookmarkStart w:id="11" w:name="__RefHeading___Toc4639_3546879363"/>
-      <w:bookmarkEnd w:id="11"/>
-      <w:r>
-        <w:rPr/>
-        <w:t>Data Structures</w:t>
-      </w:r>
-    </w:p>
-    <w:p>
-      <w:pPr>
-        <w:pStyle w:val="Normal"/>
         <w:rPr>
           <w:b/>
           <w:bCs/>
-          <w:color w:val="000000"/>
-        </w:rPr>
-      </w:pPr>
-      <w:r>
-        <w:rPr>
-          <w:b/>
-          <w:bCs/>
-          <w:color w:val="000000"/>
-        </w:rPr>
-        <w:t>Blockchain</w:t>
-      </w:r>
-    </w:p>
-    <w:p>
-      <w:pPr>
-        <w:pStyle w:val="Normal"/>
-        <w:rPr>
-          <w:color w:val="000000"/>
-        </w:rPr>
-      </w:pPr>
-      <w:r>
-        <w:rPr>
-          <w:color w:val="000000"/>
-        </w:rPr>
-        <w:t>A blockchain is a linked list of blocks, proceeding linearly. Miners or Validators propose new blocks. In the event of divergence, the longest resulting chain is followed; other(s) are destroyed. Mining is computationally expensive.</w:t>
-      </w:r>
-    </w:p>
-    <w:p>
-      <w:pPr>
-        <w:pStyle w:val="Normal"/>
-        <w:rPr>
-          <w:b/>
-          <w:bCs/>
-        </w:rPr>
-      </w:pPr>
-      <w:r>
-        <w:rPr>
-          <w:b/>
-          <w:bCs/>
-          <w:color w:val="000000"/>
-        </w:rPr>
-        <w:t>Advantages</w:t>
-      </w:r>
-    </w:p>
-    <w:p>
-      <w:pPr>
-        <w:pStyle w:val="Normal"/>
-        <w:rPr>
-          <w:color w:val="000000"/>
-        </w:rPr>
-      </w:pPr>
-      <w:r>
-        <w:rPr>
-          <w:color w:val="000000"/>
-        </w:rPr>
-        <w:t>- High confidence and security</w:t>
-      </w:r>
-    </w:p>
-    <w:p>
-      <w:pPr>
-        <w:pStyle w:val="Normal"/>
-        <w:rPr>
-          <w:color w:val="000000"/>
-        </w:rPr>
-      </w:pPr>
-      <w:r>
-        <w:rPr>
-          <w:color w:val="000000"/>
-        </w:rPr>
-        <w:t>- Transparency</w:t>
-      </w:r>
-    </w:p>
-    <w:p>
-      <w:pPr>
-        <w:pStyle w:val="Normal"/>
-        <w:rPr>
-          <w:b/>
-          <w:bCs/>
-        </w:rPr>
-      </w:pPr>
-      <w:r>
-        <w:rPr>
-          <w:b/>
-          <w:bCs/>
-          <w:color w:val="000000"/>
-        </w:rPr>
-        <w:t>Disadvantages</w:t>
-      </w:r>
-    </w:p>
-    <w:p>
-      <w:pPr>
-        <w:pStyle w:val="Normal"/>
-        <w:rPr>
-          <w:color w:val="000000"/>
-        </w:rPr>
-      </w:pPr>
-      <w:r>
-        <w:rPr>
-          <w:color w:val="000000"/>
-        </w:rPr>
-        <w:t>- Scalability is limited</w:t>
-      </w:r>
-    </w:p>
-    <w:p>
-      <w:pPr>
-        <w:pStyle w:val="Normal"/>
-        <w:rPr>
-          <w:color w:val="000000"/>
-        </w:rPr>
-      </w:pPr>
-      <w:r>
-        <w:rPr>
-          <w:color w:val="000000"/>
-        </w:rPr>
-        <w:t>- High energy consumption in Proof of Work systems.</w:t>
-      </w:r>
-    </w:p>
-    <w:p>
-      <w:pPr>
-        <w:pStyle w:val="Normal"/>
-        <w:rPr>
-          <w:color w:val="000000"/>
-        </w:rPr>
-      </w:pPr>
-      <w:r>
-        <w:rPr>
-          <w:color w:val="000000"/>
-        </w:rPr>
-        <w:t>- Slow transaction times  (Bitcoin approx 7 TPS, Ethereum approx 30 TPS)</w:t>
-      </w:r>
-    </w:p>
-    <w:p>
-      <w:pPr>
-        <w:pStyle w:val="Normal"/>
-        <w:rPr>
-          <w:color w:val="000000"/>
-        </w:rPr>
-      </w:pPr>
-      <w:r>
-        <w:rPr>
-          <w:color w:val="000000"/>
-        </w:rPr>
-        <w:t>Usage examples: Bitcoin, Ethereum</w:t>
-      </w:r>
-    </w:p>
-    <w:p>
-      <w:pPr>
-        <w:pStyle w:val="Normal"/>
-        <w:rPr>
-          <w:color w:val="000000"/>
-        </w:rPr>
-      </w:pPr>
-      <w:r>
-        <w:rPr>
-          <w:color w:val="000000"/>
-        </w:rPr>
-      </w:r>
-    </w:p>
-    <w:p>
-      <w:pPr>
-        <w:pStyle w:val="Normal"/>
-        <w:rPr>
-          <w:b/>
-          <w:bCs/>
-          <w:color w:val="000000"/>
-        </w:rPr>
-      </w:pPr>
-      <w:r>
-        <w:rPr>
-          <w:b/>
-          <w:bCs/>
-          <w:color w:val="000000"/>
-        </w:rPr>
-        <w:t>Directed Acyclic Graph (DAG)</w:t>
-      </w:r>
-    </w:p>
-    <w:p>
-      <w:pPr>
-        <w:pStyle w:val="Normal"/>
-        <w:rPr>
-          <w:color w:val="000000"/>
-        </w:rPr>
-      </w:pPr>
-      <w:r>
-        <w:rPr>
-          <w:color w:val="000000"/>
-        </w:rPr>
-        <w:t>A DAG is a graph where links between nodes can only proceed in one direction, and traversal cannot return to a previously visited block. This allows blocks (nodes) to refer to several parent blocks and also to have several children. Provided that security and consistency can be maintained, this allows for parallel chains. Every user who submits a transaction also helps validate others, eliminating dedicated miners and associated costs.</w:t>
-      </w:r>
-    </w:p>
-    <w:p>
-      <w:pPr>
-        <w:pStyle w:val="Normal"/>
-        <w:rPr>
-          <w:color w:val="000000"/>
-        </w:rPr>
-      </w:pPr>
-      <w:r>
-        <w:rPr>
-          <w:color w:val="000000"/>
-        </w:rPr>
-        <w:drawing>
-          <wp:anchor behindDoc="0" distT="0" distB="0" distL="0" distR="0" simplePos="0" locked="0" layoutInCell="0" allowOverlap="1" relativeHeight="2">
-            <wp:simplePos x="0" y="0"/>
-            <wp:positionH relativeFrom="column">
-              <wp:posOffset>3146425</wp:posOffset>
-            </wp:positionH>
-            <wp:positionV relativeFrom="paragraph">
-              <wp:posOffset>100330</wp:posOffset>
-            </wp:positionV>
-            <wp:extent cx="2247265" cy="1627505"/>
-            <wp:effectExtent l="0" t="0" r="0" b="0"/>
-            <wp:wrapSquare wrapText="largest"/>
-            <wp:docPr id="1" name="Image1" descr=""/>
-            <wp:cNvGraphicFramePr>
-              <a:graphicFrameLocks xmlns:a="http://schemas.openxmlformats.org/drawingml/2006/main" noChangeAspect="1"/>
-            </wp:cNvGraphicFramePr>
-            <a:graphic xmlns:a="http://schemas.openxmlformats.org/drawingml/2006/main">
-              <a:graphicData uri="http://schemas.openxmlformats.org/drawingml/2006/picture">
-                <pic:pic xmlns:pic="http://schemas.openxmlformats.org/drawingml/2006/picture">
-                  <pic:nvPicPr>
-                    <pic:cNvPr id="1" name="Image1" descr=""/>
-                    <pic:cNvPicPr>
-                      <a:picLocks noChangeAspect="1" noChangeArrowheads="1"/>
-                    </pic:cNvPicPr>
-                  </pic:nvPicPr>
-                  <pic:blipFill>
-                    <a:blip r:embed="rId2"/>
-                    <a:stretch>
-                      <a:fillRect/>
-                    </a:stretch>
-                  </pic:blipFill>
-                  <pic:spPr bwMode="auto">
-                    <a:xfrm>
-                      <a:off x="0" y="0"/>
-                      <a:ext cx="2247265" cy="1627505"/>
-                    </a:xfrm>
-                    <a:prstGeom prst="rect">
-                      <a:avLst/>
-                    </a:prstGeom>
-                  </pic:spPr>
-                </pic:pic>
-              </a:graphicData>
-            </a:graphic>
-          </wp:anchor>
-        </w:drawing>
-      </w:r>
-    </w:p>
-    <w:p>
-      <w:pPr>
-        <w:pStyle w:val="Normal"/>
-        <w:rPr>
-          <w:b/>
-          <w:bCs/>
-        </w:rPr>
-      </w:pPr>
-      <w:r>
-        <w:rPr>
-          <w:b/>
-          <w:bCs/>
-          <w:color w:val="000000"/>
-        </w:rPr>
-        <w:t>Advantages</w:t>
-      </w:r>
-    </w:p>
-    <w:p>
-      <w:pPr>
-        <w:pStyle w:val="Normal"/>
-        <w:rPr>
-          <w:color w:val="000000"/>
-        </w:rPr>
-      </w:pPr>
-      <w:r>
-        <w:rPr>
-          <w:color w:val="000000"/>
-        </w:rPr>
-        <w:t>- High scalability.</w:t>
-      </w:r>
-    </w:p>
-    <w:p>
-      <w:pPr>
-        <w:pStyle w:val="Normal"/>
-        <w:rPr>
-          <w:color w:val="000000"/>
-        </w:rPr>
-      </w:pPr>
-      <w:r>
-        <w:rPr>
-          <w:color w:val="000000"/>
-        </w:rPr>
-        <w:t>- Very high throughput (IOTA 1000’s TPS).</w:t>
-      </w:r>
-    </w:p>
-    <w:p>
-      <w:pPr>
-        <w:pStyle w:val="Normal"/>
-        <w:rPr>
-          <w:color w:val="000000"/>
-        </w:rPr>
-      </w:pPr>
-      <w:r>
-        <w:rPr>
-          <w:color w:val="000000"/>
-        </w:rPr>
-        <w:t>- Lowered transaction fees</w:t>
-      </w:r>
-    </w:p>
-    <w:p>
-      <w:pPr>
-        <w:pStyle w:val="Normal"/>
-        <w:rPr>
-          <w:color w:val="000000"/>
-        </w:rPr>
-      </w:pPr>
-      <w:r>
-        <w:rPr>
-          <w:color w:val="000000"/>
-        </w:rPr>
-        <w:t>- Works with Internet of Things hardware.</w:t>
-      </w:r>
-    </w:p>
-    <w:p>
-      <w:pPr>
-        <w:pStyle w:val="Normal"/>
-        <w:rPr>
-          <w:b/>
-          <w:bCs/>
-        </w:rPr>
-      </w:pPr>
-      <w:r>
-        <w:rPr>
-          <w:b/>
-          <w:bCs/>
-          <w:color w:val="000000"/>
-        </w:rPr>
-        <w:t>Disadvantages</w:t>
-      </w:r>
-    </w:p>
-    <w:p>
-      <w:pPr>
-        <w:pStyle w:val="Normal"/>
-        <w:rPr>
-          <w:color w:val="000000"/>
-        </w:rPr>
-      </w:pPr>
-      <w:r>
-        <w:rPr>
-          <w:color w:val="000000"/>
-        </w:rPr>
-        <w:t>- Potential security issues.</w:t>
-      </w:r>
-    </w:p>
-    <w:p>
-      <w:pPr>
-        <w:pStyle w:val="Normal"/>
-        <w:rPr>
-          <w:color w:val="000000"/>
-        </w:rPr>
-      </w:pPr>
-      <w:r>
-        <w:rPr>
-          <w:color w:val="000000"/>
-        </w:rPr>
-        <w:t>- Potential loss of consistency.</w:t>
-      </w:r>
-    </w:p>
-    <w:p>
-      <w:pPr>
-        <w:pStyle w:val="Normal"/>
-        <w:rPr>
-          <w:color w:val="000000"/>
-        </w:rPr>
-      </w:pPr>
-      <w:r>
-        <w:rPr>
-          <w:color w:val="000000"/>
-        </w:rPr>
-        <w:t>Usage examples: IOTA, Nano and Fantom</w:t>
-      </w:r>
-    </w:p>
-    <w:p>
-      <w:pPr>
-        <w:pStyle w:val="Normal"/>
-        <w:rPr>
-          <w:color w:val="000000"/>
-        </w:rPr>
-      </w:pPr>
-      <w:r>
-        <w:rPr>
-          <w:color w:val="000000"/>
-        </w:rPr>
-      </w:r>
-    </w:p>
-    <w:p>
-      <w:pPr>
-        <w:pStyle w:val="Normal"/>
-        <w:rPr>
-          <w:b/>
-          <w:bCs/>
-          <w:color w:val="000000"/>
-        </w:rPr>
-      </w:pPr>
-      <w:r>
-        <w:rPr>
-          <w:b/>
-          <w:bCs/>
-          <w:color w:val="000000"/>
-        </w:rPr>
-        <w:t>Hashgraph</w:t>
-      </w:r>
-    </w:p>
-    <w:p>
-      <w:pPr>
-        <w:pStyle w:val="Normal"/>
-        <w:rPr>
-          <w:color w:val="000000"/>
-        </w:rPr>
-      </w:pPr>
-      <w:r>
-        <w:rPr>
-          <w:color w:val="000000"/>
-        </w:rPr>
-        <w:t>Hashgraphs are structured as a DAG. “Gossip about Gossip” protocol where network nodes randomly share metadata, allowing virtual voting consensus. This saves bandwidth and consensus is very fast.</w:t>
-      </w:r>
-    </w:p>
-    <w:p>
-      <w:pPr>
-        <w:pStyle w:val="Normal"/>
-        <w:rPr>
-          <w:color w:val="000000"/>
-        </w:rPr>
-      </w:pPr>
-      <w:r>
-        <w:rPr>
-          <w:color w:val="000000"/>
-        </w:rPr>
-      </w:r>
-    </w:p>
-    <w:p>
-      <w:pPr>
-        <w:pStyle w:val="Normal"/>
-        <w:rPr/>
-      </w:pPr>
-      <w:r>
-        <w:rPr>
-          <w:b/>
-          <w:bCs/>
-          <w:color w:val="000000"/>
-        </w:rPr>
-        <w:t>Advantages</w:t>
-      </w:r>
-    </w:p>
-    <w:p>
-      <w:pPr>
-        <w:pStyle w:val="Normal"/>
-        <w:rPr>
-          <w:color w:val="000000"/>
-        </w:rPr>
-      </w:pPr>
-      <w:r>
-        <w:rPr>
-          <w:color w:val="000000"/>
-        </w:rPr>
-        <w:t>- Very high throughput (up to 500,000 TPS).</w:t>
-      </w:r>
-    </w:p>
-    <w:p>
-      <w:pPr>
-        <w:pStyle w:val="Normal"/>
-        <w:rPr>
-          <w:color w:val="000000"/>
-        </w:rPr>
-      </w:pPr>
-      <w:r>
-        <w:rPr>
-          <w:color w:val="000000"/>
-        </w:rPr>
-        <w:t>- Low latency.</w:t>
-      </w:r>
-    </w:p>
-    <w:p>
-      <w:pPr>
-        <w:pStyle w:val="Normal"/>
-        <w:rPr>
-          <w:color w:val="000000"/>
-        </w:rPr>
-      </w:pPr>
-      <w:r>
-        <w:rPr>
-          <w:color w:val="000000"/>
-        </w:rPr>
-        <w:t>- Fair ordering of transactions.</w:t>
-      </w:r>
-    </w:p>
-    <w:p>
-      <w:pPr>
-        <w:pStyle w:val="Normal"/>
-        <w:rPr>
-          <w:color w:val="000000"/>
-        </w:rPr>
-      </w:pPr>
-      <w:r>
-        <w:rPr>
-          <w:color w:val="000000"/>
-        </w:rPr>
-        <w:t>- High Security using Asynchronous Byzantine Fault Tolerance.</w:t>
-      </w:r>
-    </w:p>
-    <w:p>
-      <w:pPr>
-        <w:pStyle w:val="Normal"/>
-        <w:rPr/>
-      </w:pPr>
-      <w:r>
-        <w:rPr>
-          <w:b/>
-          <w:bCs/>
-          <w:color w:val="000000"/>
-        </w:rPr>
-        <w:t>Disadvantages</w:t>
-      </w:r>
-    </w:p>
-    <w:p>
-      <w:pPr>
-        <w:pStyle w:val="Normal"/>
-        <w:rPr>
-          <w:color w:val="000000"/>
-        </w:rPr>
-      </w:pPr>
-      <w:r>
-        <w:rPr>
-          <w:color w:val="000000"/>
-        </w:rPr>
-        <w:t>- Technology is patented.</w:t>
-      </w:r>
-    </w:p>
-    <w:p>
-      <w:pPr>
-        <w:pStyle w:val="Normal"/>
-        <w:rPr>
-          <w:color w:val="000000"/>
-        </w:rPr>
-      </w:pPr>
-      <w:r>
-        <w:rPr>
-          <w:color w:val="000000"/>
-        </w:rPr>
-        <w:t>- Decentralisation is limited.</w:t>
-      </w:r>
-    </w:p>
-    <w:p>
-      <w:pPr>
-        <w:pStyle w:val="Normal"/>
-        <w:rPr>
-          <w:color w:val="000000"/>
-        </w:rPr>
-      </w:pPr>
-      <w:r>
-        <w:rPr>
-          <w:color w:val="000000"/>
-        </w:rPr>
-      </w:r>
-    </w:p>
-    <w:p>
-      <w:pPr>
-        <w:pStyle w:val="Normal"/>
-        <w:rPr>
-          <w:color w:val="000000"/>
-        </w:rPr>
-      </w:pPr>
-      <w:r>
-        <w:rPr>
-          <w:color w:val="000000"/>
-        </w:rPr>
-        <w:t>Usage examples: Hedera Hashgraph</w:t>
-      </w:r>
-    </w:p>
-    <w:p>
-      <w:pPr>
-        <w:pStyle w:val="Normal"/>
-        <w:rPr>
-          <w:color w:val="000000"/>
-        </w:rPr>
-      </w:pPr>
-      <w:r>
-        <w:rPr>
-          <w:color w:val="000000"/>
-        </w:rPr>
-      </w:r>
-    </w:p>
-    <w:p>
-      <w:pPr>
-        <w:pStyle w:val="Normal"/>
-        <w:rPr>
-          <w:color w:val="000000"/>
         </w:rPr>
       </w:pPr>
       <w:r>
@@ -2335,7 +2699,19 @@
         <w:rPr>
           <w:color w:val="000000"/>
         </w:rPr>
-        <w:t>[657 words]</w:t>
+        <w:t>[</w:t>
+      </w:r>
+      <w:r>
+        <w:rPr>
+          <w:color w:val="000000"/>
+        </w:rPr>
+        <w:t>546</w:t>
+      </w:r>
+      <w:r>
+        <w:rPr>
+          <w:color w:val="000000"/>
+        </w:rPr>
+        <w:t xml:space="preserve"> words]</w:t>
       </w:r>
     </w:p>
     <w:p>
@@ -2352,13 +2728,14 @@
     </w:p>
     <w:p>
       <w:pPr>
-        <w:pStyle w:val="Subtitle"/>
-        <w:spacing w:before="0" w:after="0"/>
-        <w:rPr/>
-      </w:pPr>
-      <w:r>
-        <w:rPr/>
-        <w:t>Task 1.2 What are the top 5 most frequently used consensus protocols in the DLT space (both permissioned and permissionless). Briefly explain the working of these protocols. (7%)</w:t>
+        <w:pStyle w:val="Heading1"/>
+        <w:rPr/>
+      </w:pPr>
+      <w:bookmarkStart w:id="17" w:name="__RefHeading___Toc461_342203661"/>
+      <w:bookmarkEnd w:id="17"/>
+      <w:r>
+        <w:rPr/>
+        <w:t>Task 1.2</w:t>
       </w:r>
     </w:p>
     <w:p>
@@ -2372,25 +2749,48 @@
         <w:rPr>
           <w:color w:val="000000"/>
         </w:rPr>
-      </w:r>
-    </w:p>
-    <w:p>
-      <w:pPr>
-        <w:pStyle w:val="Normal"/>
-        <w:rPr>
-          <w:color w:val="000000"/>
-        </w:rPr>
-      </w:pPr>
-      <w:r>
-        <w:rPr>
-          <w:color w:val="000000"/>
-        </w:rPr>
-        <w:t>According to the Copilot (2025) and DeepSeek-R1 (2025) AI models, the current top five consensus protocols are:</w:t>
+        <w:t>A summary of t</w:t>
+      </w:r>
+      <w:r>
+        <w:rPr>
+          <w:color w:val="000000"/>
+        </w:rPr>
+        <w:t xml:space="preserve">he top five consensus protocols </w:t>
+      </w:r>
+      <w:r>
+        <w:rPr>
+          <w:color w:val="000000"/>
+        </w:rPr>
+        <w:t xml:space="preserve">(Xu 2023, </w:t>
+      </w:r>
+      <w:r>
+        <w:rPr>
+          <w:color w:val="000000"/>
+        </w:rPr>
+        <w:t xml:space="preserve">Microsoft </w:t>
+      </w:r>
+      <w:r>
+        <w:rPr>
+          <w:color w:val="000000"/>
+        </w:rPr>
+        <w:t xml:space="preserve">2025, </w:t>
+      </w:r>
+      <w:r>
+        <w:rPr>
+          <w:color w:val="000000"/>
+        </w:rPr>
+        <w:t xml:space="preserve">DeepSeek </w:t>
+      </w:r>
+      <w:r>
+        <w:rPr>
+          <w:color w:val="000000"/>
+        </w:rPr>
+        <w:t>2025, OpenAI 2025):</w:t>
       </w:r>
     </w:p>
     <w:tbl>
       <w:tblPr>
-        <w:tblW w:w="9164" w:type="dxa"/>
+        <w:tblW w:w="9168" w:type="dxa"/>
         <w:jc w:val="left"/>
         <w:tblInd w:w="-113" w:type="dxa"/>
         <w:tblLayout w:type="fixed"/>
@@ -2403,10 +2803,10 @@
         <w:tblLook w:val="04a0" w:noHBand="0" w:noVBand="1" w:firstColumn="1" w:lastRow="0" w:lastColumn="0" w:firstRow="1"/>
       </w:tblPr>
       <w:tblGrid>
-        <w:gridCol w:w="2250"/>
-        <w:gridCol w:w="1895"/>
-        <w:gridCol w:w="2606"/>
-        <w:gridCol w:w="2412"/>
+        <w:gridCol w:w="1426"/>
+        <w:gridCol w:w="1410"/>
+        <w:gridCol w:w="3167"/>
+        <w:gridCol w:w="3165"/>
       </w:tblGrid>
       <w:tr>
         <w:trPr>
@@ -2414,7 +2814,7 @@
         </w:trPr>
         <w:tc>
           <w:tcPr>
-            <w:tcW w:w="2250" w:type="dxa"/>
+            <w:tcW w:w="1426" w:type="dxa"/>
             <w:tcBorders>
               <w:top w:val="single" w:sz="4" w:space="0" w:color="000000"/>
               <w:left w:val="single" w:sz="4" w:space="0" w:color="000000"/>
@@ -2428,12 +2828,15 @@
               <w:pStyle w:val="Normal"/>
               <w:spacing w:before="0" w:after="160"/>
               <w:rPr>
-                <w:color w:val="000000"/>
+                <w:sz w:val="24"/>
+                <w:szCs w:val="24"/>
               </w:rPr>
             </w:pPr>
             <w:r>
               <w:rPr>
                 <w:color w:val="000000"/>
+                <w:sz w:val="24"/>
+                <w:szCs w:val="24"/>
               </w:rPr>
               <w:t>Consensus Protocol</w:t>
             </w:r>
@@ -2441,7 +2844,7 @@
         </w:tc>
         <w:tc>
           <w:tcPr>
-            <w:tcW w:w="1895" w:type="dxa"/>
+            <w:tcW w:w="1410" w:type="dxa"/>
             <w:tcBorders>
               <w:top w:val="single" w:sz="4" w:space="0" w:color="000000"/>
               <w:left w:val="single" w:sz="4" w:space="0" w:color="000000"/>
@@ -2455,20 +2858,52 @@
               <w:pStyle w:val="Normal"/>
               <w:spacing w:before="0" w:after="160"/>
               <w:rPr>
-                <w:color w:val="000000"/>
+                <w:sz w:val="24"/>
+                <w:szCs w:val="24"/>
               </w:rPr>
             </w:pPr>
             <w:r>
               <w:rPr>
                 <w:color w:val="000000"/>
-              </w:rPr>
-              <w:t>Type</w:t>
+                <w:sz w:val="24"/>
+                <w:szCs w:val="24"/>
+              </w:rPr>
+              <w:t>Who Participates</w:t>
             </w:r>
           </w:p>
         </w:tc>
         <w:tc>
           <w:tcPr>
-            <w:tcW w:w="2606" w:type="dxa"/>
+            <w:tcW w:w="3167" w:type="dxa"/>
+            <w:tcBorders>
+              <w:top w:val="single" w:sz="4" w:space="0" w:color="000000"/>
+              <w:left w:val="single" w:sz="4" w:space="0" w:color="000000"/>
+              <w:bottom w:val="single" w:sz="4" w:space="0" w:color="000000"/>
+            </w:tcBorders>
+            <w:vAlign w:val="bottom"/>
+          </w:tcPr>
+          <w:p>
+            <w:pPr>
+              <w:pStyle w:val="Normal"/>
+              <w:spacing w:before="0" w:after="160"/>
+              <w:rPr>
+                <w:sz w:val="24"/>
+                <w:szCs w:val="24"/>
+              </w:rPr>
+            </w:pPr>
+            <w:r>
+              <w:rPr>
+                <w:color w:val="000000"/>
+                <w:sz w:val="24"/>
+                <w:szCs w:val="24"/>
+              </w:rPr>
+              <w:t>How Agreement is Reached</w:t>
+            </w:r>
+          </w:p>
+        </w:tc>
+        <w:tc>
+          <w:tcPr>
+            <w:tcW w:w="3165" w:type="dxa"/>
             <w:tcBorders>
               <w:top w:val="single" w:sz="4" w:space="0" w:color="000000"/>
               <w:left w:val="single" w:sz="4" w:space="0" w:color="000000"/>
@@ -2483,19 +2918,28 @@
               <w:spacing w:before="0" w:after="160"/>
               <w:rPr>
                 <w:color w:val="000000"/>
+                <w:sz w:val="24"/>
+                <w:szCs w:val="24"/>
               </w:rPr>
             </w:pPr>
             <w:r>
               <w:rPr>
                 <w:color w:val="000000"/>
-              </w:rPr>
-              <w:t>Who Participates</w:t>
+                <w:sz w:val="24"/>
+                <w:szCs w:val="24"/>
+              </w:rPr>
+              <w:t>Advantages / Disadvantages</w:t>
             </w:r>
           </w:p>
         </w:tc>
+      </w:tr>
+      <w:tr>
+        <w:trPr>
+          <w:trHeight w:val="320" w:hRule="atLeast"/>
+        </w:trPr>
         <w:tc>
           <w:tcPr>
-            <w:tcW w:w="2412" w:type="dxa"/>
+            <w:tcW w:w="1426" w:type="dxa"/>
             <w:tcBorders>
               <w:top w:val="single" w:sz="4" w:space="0" w:color="000000"/>
               <w:left w:val="single" w:sz="4" w:space="0" w:color="000000"/>
@@ -2509,25 +2953,23 @@
               <w:pStyle w:val="Normal"/>
               <w:spacing w:before="0" w:after="160"/>
               <w:rPr>
-                <w:color w:val="000000"/>
+                <w:sz w:val="24"/>
+                <w:szCs w:val="24"/>
               </w:rPr>
             </w:pPr>
             <w:r>
               <w:rPr>
                 <w:color w:val="000000"/>
-              </w:rPr>
-              <w:t>How Agreement is Reached</w:t>
+                <w:sz w:val="24"/>
+                <w:szCs w:val="24"/>
+              </w:rPr>
+              <w:t>Proof of Work</w:t>
             </w:r>
           </w:p>
         </w:tc>
-      </w:tr>
-      <w:tr>
-        <w:trPr>
-          <w:trHeight w:val="320" w:hRule="atLeast"/>
-        </w:trPr>
         <w:tc>
           <w:tcPr>
-            <w:tcW w:w="2250" w:type="dxa"/>
+            <w:tcW w:w="1410" w:type="dxa"/>
             <w:tcBorders>
               <w:top w:val="single" w:sz="4" w:space="0" w:color="000000"/>
               <w:left w:val="single" w:sz="4" w:space="0" w:color="000000"/>
@@ -2541,20 +2983,70 @@
               <w:pStyle w:val="Normal"/>
               <w:spacing w:before="0" w:after="160"/>
               <w:rPr>
-                <w:color w:val="000000"/>
+                <w:sz w:val="24"/>
+                <w:szCs w:val="24"/>
               </w:rPr>
             </w:pPr>
             <w:r>
               <w:rPr>
                 <w:color w:val="000000"/>
-              </w:rPr>
-              <w:t>Proof of Work</w:t>
+                <w:sz w:val="24"/>
+                <w:szCs w:val="24"/>
+              </w:rPr>
+              <w:t>Anyone with computing power (Miners)</w:t>
             </w:r>
           </w:p>
         </w:tc>
         <w:tc>
           <w:tcPr>
-            <w:tcW w:w="1895" w:type="dxa"/>
+            <w:tcW w:w="3167" w:type="dxa"/>
+            <w:tcBorders>
+              <w:top w:val="single" w:sz="4" w:space="0" w:color="000000"/>
+              <w:left w:val="single" w:sz="4" w:space="0" w:color="000000"/>
+              <w:bottom w:val="single" w:sz="4" w:space="0" w:color="000000"/>
+            </w:tcBorders>
+            <w:vAlign w:val="bottom"/>
+          </w:tcPr>
+          <w:p>
+            <w:pPr>
+              <w:pStyle w:val="Normal"/>
+              <w:spacing w:before="0" w:after="160"/>
+              <w:rPr>
+                <w:sz w:val="24"/>
+                <w:szCs w:val="24"/>
+              </w:rPr>
+            </w:pPr>
+            <w:r>
+              <w:rPr>
+                <w:color w:val="000000"/>
+                <w:sz w:val="24"/>
+                <w:szCs w:val="24"/>
+              </w:rPr>
+              <w:t xml:space="preserve">Solving computationally expensive hashing puzzle to propose a block. Dynamic difficulty to preserve chain growth time. In contention use longest chain rule. </w:t>
+            </w:r>
+          </w:p>
+          <w:p>
+            <w:pPr>
+              <w:pStyle w:val="Normal"/>
+              <w:spacing w:before="0" w:after="160"/>
+              <w:rPr>
+                <w:sz w:val="24"/>
+                <w:szCs w:val="24"/>
+              </w:rPr>
+            </w:pPr>
+            <w:r>
+              <w:rPr>
+                <w:color w:val="000000"/>
+                <w:sz w:val="24"/>
+                <w:szCs w:val="24"/>
+              </w:rPr>
+              <w:t xml:space="preserve">(Nakamoto, 2009) </w:t>
+            </w:r>
+          </w:p>
+        </w:tc>
+        <w:tc>
+          <w:tcPr>
+            <w:tcW w:w="3165" w:type="dxa"/>
             <w:tcBorders>
               <w:top w:val="single" w:sz="4" w:space="0" w:color="000000"/>
               <w:left w:val="single" w:sz="4" w:space="0" w:color="000000"/>
@@ -2568,20 +3060,44 @@
               <w:pStyle w:val="Normal"/>
               <w:spacing w:before="0" w:after="160"/>
               <w:rPr>
-                <w:color w:val="000000"/>
+                <w:sz w:val="24"/>
+                <w:szCs w:val="24"/>
               </w:rPr>
             </w:pPr>
             <w:r>
               <w:rPr>
-                <w:color w:val="000000"/>
-              </w:rPr>
-              <w:t>Permissionless</w:t>
+                <w:sz w:val="24"/>
+                <w:szCs w:val="24"/>
+              </w:rPr>
+              <w:t>No centralised control.</w:t>
+            </w:r>
+          </w:p>
+          <w:p>
+            <w:pPr>
+              <w:pStyle w:val="Normal"/>
+              <w:spacing w:before="0" w:after="160"/>
+              <w:rPr>
+                <w:sz w:val="24"/>
+                <w:szCs w:val="24"/>
+              </w:rPr>
+            </w:pPr>
+            <w:r>
+              <w:rPr>
+                <w:sz w:val="24"/>
+                <w:szCs w:val="24"/>
+              </w:rPr>
+              <w:t>Uses a lot of energy.</w:t>
             </w:r>
           </w:p>
         </w:tc>
+      </w:tr>
+      <w:tr>
+        <w:trPr>
+          <w:trHeight w:val="320" w:hRule="atLeast"/>
+        </w:trPr>
         <w:tc>
           <w:tcPr>
-            <w:tcW w:w="2606" w:type="dxa"/>
+            <w:tcW w:w="1426" w:type="dxa"/>
             <w:tcBorders>
               <w:top w:val="single" w:sz="4" w:space="0" w:color="000000"/>
               <w:left w:val="single" w:sz="4" w:space="0" w:color="000000"/>
@@ -2595,20 +3111,23 @@
               <w:pStyle w:val="Normal"/>
               <w:spacing w:before="0" w:after="160"/>
               <w:rPr>
-                <w:color w:val="000000"/>
+                <w:sz w:val="24"/>
+                <w:szCs w:val="24"/>
               </w:rPr>
             </w:pPr>
             <w:r>
               <w:rPr>
                 <w:color w:val="000000"/>
-              </w:rPr>
-              <w:t>Anyone with computing power (Miners)</w:t>
+                <w:sz w:val="24"/>
+                <w:szCs w:val="24"/>
+              </w:rPr>
+              <w:t>Proof of Stake</w:t>
             </w:r>
           </w:p>
         </w:tc>
         <w:tc>
           <w:tcPr>
-            <w:tcW w:w="2412" w:type="dxa"/>
+            <w:tcW w:w="1410" w:type="dxa"/>
             <w:tcBorders>
               <w:top w:val="single" w:sz="4" w:space="0" w:color="000000"/>
               <w:left w:val="single" w:sz="4" w:space="0" w:color="000000"/>
@@ -2622,25 +3141,52 @@
               <w:pStyle w:val="Normal"/>
               <w:spacing w:before="0" w:after="160"/>
               <w:rPr>
-                <w:color w:val="000000"/>
+                <w:sz w:val="24"/>
+                <w:szCs w:val="24"/>
               </w:rPr>
             </w:pPr>
             <w:r>
               <w:rPr>
                 <w:color w:val="000000"/>
-              </w:rPr>
-              <w:t>Solving computationally expensive hashing puzzle give right to propose a block. Dynamic difficulty to preserve chain growth time. In contention use longest chain rule. (Nakamoto, 2009) Uses a lot of energy.</w:t>
+                <w:sz w:val="24"/>
+                <w:szCs w:val="24"/>
+              </w:rPr>
+              <w:t>Validators based on staked currency.</w:t>
             </w:r>
           </w:p>
         </w:tc>
-      </w:tr>
-      <w:tr>
-        <w:trPr>
-          <w:trHeight w:val="320" w:hRule="atLeast"/>
-        </w:trPr>
         <w:tc>
           <w:tcPr>
-            <w:tcW w:w="2250" w:type="dxa"/>
+            <w:tcW w:w="3167" w:type="dxa"/>
+            <w:tcBorders>
+              <w:top w:val="single" w:sz="4" w:space="0" w:color="000000"/>
+              <w:left w:val="single" w:sz="4" w:space="0" w:color="000000"/>
+              <w:bottom w:val="single" w:sz="4" w:space="0" w:color="000000"/>
+            </w:tcBorders>
+            <w:vAlign w:val="bottom"/>
+          </w:tcPr>
+          <w:p>
+            <w:pPr>
+              <w:pStyle w:val="Normal"/>
+              <w:spacing w:before="0" w:after="160"/>
+              <w:rPr>
+                <w:sz w:val="24"/>
+                <w:szCs w:val="24"/>
+              </w:rPr>
+            </w:pPr>
+            <w:r>
+              <w:rPr>
+                <w:color w:val="000000"/>
+                <w:sz w:val="24"/>
+                <w:szCs w:val="24"/>
+              </w:rPr>
+              <w:t xml:space="preserve">Putting the most ‘skin in the game’ allows validator to propose a block. Stake can be lost for bad behaviour. </w:t>
+            </w:r>
+          </w:p>
+        </w:tc>
+        <w:tc>
+          <w:tcPr>
+            <w:tcW w:w="3165" w:type="dxa"/>
             <w:tcBorders>
               <w:top w:val="single" w:sz="4" w:space="0" w:color="000000"/>
               <w:left w:val="single" w:sz="4" w:space="0" w:color="000000"/>
@@ -2654,20 +3200,61 @@
               <w:pStyle w:val="Normal"/>
               <w:spacing w:before="0" w:after="160"/>
               <w:rPr>
-                <w:color w:val="000000"/>
+                <w:sz w:val="24"/>
+                <w:szCs w:val="24"/>
               </w:rPr>
             </w:pPr>
             <w:r>
               <w:rPr>
-                <w:color w:val="000000"/>
-              </w:rPr>
-              <w:t>Proof of Stake</w:t>
+                <w:sz w:val="24"/>
+                <w:szCs w:val="24"/>
+              </w:rPr>
+              <w:t>Energy efficient.</w:t>
+            </w:r>
+          </w:p>
+          <w:p>
+            <w:pPr>
+              <w:pStyle w:val="Normal"/>
+              <w:spacing w:before="0" w:after="160"/>
+              <w:rPr>
+                <w:sz w:val="24"/>
+                <w:szCs w:val="24"/>
+              </w:rPr>
+            </w:pPr>
+            <w:r>
+              <w:rPr>
+                <w:color w:val="000000"/>
+                <w:sz w:val="24"/>
+                <w:szCs w:val="24"/>
+              </w:rPr>
+              <w:t>May end up w</w:t>
+            </w:r>
+            <w:r>
+              <w:rPr>
+                <w:color w:val="000000"/>
+                <w:sz w:val="24"/>
+                <w:szCs w:val="24"/>
+              </w:rPr>
+              <w:t>ith unintended</w:t>
+            </w:r>
+            <w:r>
+              <w:rPr>
+                <w:color w:val="000000"/>
+                <w:sz w:val="24"/>
+                <w:szCs w:val="24"/>
+              </w:rPr>
+              <w:t xml:space="preserve"> centralisation if stakes are concentrated. </w:t>
             </w:r>
           </w:p>
         </w:tc>
+      </w:tr>
+      <w:tr>
+        <w:trPr>
+          <w:trHeight w:val="320" w:hRule="atLeast"/>
+        </w:trPr>
         <w:tc>
           <w:tcPr>
-            <w:tcW w:w="1895" w:type="dxa"/>
+            <w:tcW w:w="1426" w:type="dxa"/>
             <w:tcBorders>
               <w:top w:val="single" w:sz="4" w:space="0" w:color="000000"/>
               <w:left w:val="single" w:sz="4" w:space="0" w:color="000000"/>
@@ -2680,21 +3267,25 @@
             <w:pPr>
               <w:pStyle w:val="Normal"/>
               <w:spacing w:before="0" w:after="160"/>
-              <w:rPr>
-                <w:color w:val="000000"/>
+              <w:jc w:val="left"/>
+              <w:rPr>
+                <w:sz w:val="24"/>
+                <w:szCs w:val="24"/>
               </w:rPr>
             </w:pPr>
             <w:r>
               <w:rPr>
                 <w:color w:val="000000"/>
-              </w:rPr>
-              <w:t>Permissionless</w:t>
+                <w:sz w:val="24"/>
+                <w:szCs w:val="24"/>
+              </w:rPr>
+              <w:t>Practical Byzantine Fault Tolerance</w:t>
             </w:r>
           </w:p>
         </w:tc>
         <w:tc>
           <w:tcPr>
-            <w:tcW w:w="2606" w:type="dxa"/>
+            <w:tcW w:w="1410" w:type="dxa"/>
             <w:tcBorders>
               <w:top w:val="single" w:sz="4" w:space="0" w:color="000000"/>
               <w:left w:val="single" w:sz="4" w:space="0" w:color="000000"/>
@@ -2708,20 +3299,143 @@
               <w:pStyle w:val="Normal"/>
               <w:spacing w:before="0" w:after="160"/>
               <w:rPr>
-                <w:color w:val="000000"/>
+                <w:sz w:val="24"/>
+                <w:szCs w:val="24"/>
               </w:rPr>
             </w:pPr>
             <w:r>
               <w:rPr>
                 <w:color w:val="000000"/>
-              </w:rPr>
-              <w:t>Validators based on staked currency.</w:t>
+                <w:sz w:val="24"/>
+                <w:szCs w:val="24"/>
+              </w:rPr>
+              <w:t>Trusted Nodes</w:t>
             </w:r>
           </w:p>
         </w:tc>
         <w:tc>
           <w:tcPr>
-            <w:tcW w:w="2412" w:type="dxa"/>
+            <w:tcW w:w="3167" w:type="dxa"/>
+            <w:tcBorders>
+              <w:top w:val="single" w:sz="4" w:space="0" w:color="000000"/>
+              <w:left w:val="single" w:sz="4" w:space="0" w:color="000000"/>
+              <w:bottom w:val="single" w:sz="4" w:space="0" w:color="000000"/>
+            </w:tcBorders>
+            <w:vAlign w:val="bottom"/>
+          </w:tcPr>
+          <w:p>
+            <w:pPr>
+              <w:pStyle w:val="NormalWeb"/>
+              <w:spacing w:before="0" w:after="0"/>
+              <w:rPr>
+                <w:sz w:val="24"/>
+                <w:szCs w:val="24"/>
+              </w:rPr>
+            </w:pPr>
+            <w:r>
+              <w:rPr>
+                <w:color w:val="000000"/>
+                <w:sz w:val="24"/>
+                <w:szCs w:val="24"/>
+              </w:rPr>
+              <w:t xml:space="preserve">Nodes communicate in rounds to agree on the order of transactions. Requires known and trusted validators. </w:t>
+            </w:r>
+          </w:p>
+        </w:tc>
+        <w:tc>
+          <w:tcPr>
+            <w:tcW w:w="3165" w:type="dxa"/>
+            <w:tcBorders>
+              <w:top w:val="single" w:sz="4" w:space="0" w:color="000000"/>
+              <w:left w:val="single" w:sz="4" w:space="0" w:color="000000"/>
+              <w:bottom w:val="single" w:sz="4" w:space="0" w:color="000000"/>
+              <w:right w:val="single" w:sz="4" w:space="0" w:color="000000"/>
+            </w:tcBorders>
+            <w:vAlign w:val="bottom"/>
+          </w:tcPr>
+          <w:p>
+            <w:pPr>
+              <w:pStyle w:val="NormalWeb"/>
+              <w:spacing w:before="0" w:after="0"/>
+              <w:rPr>
+                <w:sz w:val="24"/>
+                <w:szCs w:val="24"/>
+              </w:rPr>
+            </w:pPr>
+            <w:r>
+              <w:rPr>
+                <w:sz w:val="24"/>
+                <w:szCs w:val="24"/>
+              </w:rPr>
+              <w:t>Tolerates up to one-third of faulty or malicious nodes.</w:t>
+            </w:r>
+          </w:p>
+          <w:p>
+            <w:pPr>
+              <w:pStyle w:val="NormalWeb"/>
+              <w:spacing w:before="0" w:after="0"/>
+              <w:rPr>
+                <w:sz w:val="24"/>
+                <w:szCs w:val="24"/>
+              </w:rPr>
+            </w:pPr>
+            <w:r>
+              <w:rPr>
+                <w:sz w:val="24"/>
+                <w:szCs w:val="24"/>
+              </w:rPr>
+            </w:r>
+          </w:p>
+          <w:p>
+            <w:pPr>
+              <w:pStyle w:val="BodyText"/>
+              <w:spacing w:before="0" w:after="140"/>
+              <w:jc w:val="left"/>
+              <w:rPr>
+                <w:sz w:val="24"/>
+                <w:szCs w:val="24"/>
+              </w:rPr>
+            </w:pPr>
+            <w:r>
+              <w:rPr>
+                <w:b w:val="false"/>
+                <w:bCs w:val="false"/>
+                <w:color w:val="000000"/>
+                <w:sz w:val="24"/>
+                <w:szCs w:val="24"/>
+              </w:rPr>
+              <w:t>(</w:t>
+            </w:r>
+            <w:r>
+              <w:rPr>
+                <w:b w:val="false"/>
+                <w:bCs w:val="false"/>
+                <w:color w:val="000000"/>
+                <w:sz w:val="24"/>
+                <w:szCs w:val="24"/>
+              </w:rPr>
+              <w:t xml:space="preserve">Castro </w:t>
+            </w:r>
+            <w:r>
+              <w:rPr>
+                <w:b w:val="false"/>
+                <w:bCs w:val="false"/>
+                <w:color w:val="000000"/>
+                <w:sz w:val="24"/>
+                <w:szCs w:val="24"/>
+              </w:rPr>
+              <w:t>1999)</w:t>
+            </w:r>
+          </w:p>
+        </w:tc>
+      </w:tr>
+      <w:tr>
+        <w:trPr>
+          <w:trHeight w:val="320" w:hRule="atLeast"/>
+        </w:trPr>
+        <w:tc>
+          <w:tcPr>
+            <w:tcW w:w="1426" w:type="dxa"/>
             <w:tcBorders>
               <w:top w:val="single" w:sz="4" w:space="0" w:color="000000"/>
               <w:left w:val="single" w:sz="4" w:space="0" w:color="000000"/>
@@ -2741,60 +3455,16 @@
             <w:r>
               <w:rPr>
                 <w:color w:val="000000"/>
-              </w:rPr>
-              <w:t>Putting the most ‘skin in the game’ allows validator to propose a block. Stake can be lost for bad behaviour. May end up with centralisation if stakes are concentrated. Energy efficient.</w:t>
-            </w:r>
-          </w:p>
-        </w:tc>
-      </w:tr>
-      <w:tr>
-        <w:trPr>
-          <w:trHeight w:val="320" w:hRule="atLeast"/>
-        </w:trPr>
-        <w:tc>
-          <w:tcPr>
-            <w:tcW w:w="2250" w:type="dxa"/>
-            <w:tcBorders>
-              <w:top w:val="single" w:sz="4" w:space="0" w:color="000000"/>
-              <w:left w:val="single" w:sz="4" w:space="0" w:color="000000"/>
-              <w:bottom w:val="single" w:sz="4" w:space="0" w:color="000000"/>
-              <w:right w:val="single" w:sz="4" w:space="0" w:color="000000"/>
-            </w:tcBorders>
-            <w:vAlign w:val="bottom"/>
-          </w:tcPr>
-          <w:p>
-            <w:pPr>
-              <w:pStyle w:val="Normal"/>
-              <w:rPr>
-                <w:color w:val="000000"/>
-              </w:rPr>
-            </w:pPr>
-            <w:r>
-              <w:rPr>
-                <w:color w:val="000000"/>
-              </w:rPr>
-              <w:t>Practical</w:t>
-            </w:r>
-          </w:p>
-          <w:p>
-            <w:pPr>
-              <w:pStyle w:val="Normal"/>
-              <w:spacing w:before="0" w:after="160"/>
-              <w:rPr>
-                <w:color w:val="000000"/>
-              </w:rPr>
-            </w:pPr>
-            <w:r>
-              <w:rPr>
-                <w:color w:val="000000"/>
-              </w:rPr>
-              <w:t>Byzantine Fault Tolerance</w:t>
+                <w:sz w:val="24"/>
+                <w:szCs w:val="24"/>
+              </w:rPr>
+              <w:t>Delegated Proof of Stake (DPoS)</w:t>
             </w:r>
           </w:p>
         </w:tc>
         <w:tc>
           <w:tcPr>
-            <w:tcW w:w="1895" w:type="dxa"/>
+            <w:tcW w:w="1410" w:type="dxa"/>
             <w:tcBorders>
               <w:top w:val="single" w:sz="4" w:space="0" w:color="000000"/>
               <w:left w:val="single" w:sz="4" w:space="0" w:color="000000"/>
@@ -2808,20 +3478,80 @@
               <w:pStyle w:val="Normal"/>
               <w:spacing w:before="0" w:after="160"/>
               <w:rPr>
-                <w:color w:val="000000"/>
+                <w:sz w:val="24"/>
+                <w:szCs w:val="24"/>
               </w:rPr>
             </w:pPr>
             <w:r>
               <w:rPr>
                 <w:color w:val="000000"/>
-              </w:rPr>
-              <w:t>Permissioned</w:t>
+                <w:sz w:val="24"/>
+                <w:szCs w:val="24"/>
+              </w:rPr>
+              <w:t>Delegated Validators</w:t>
             </w:r>
           </w:p>
         </w:tc>
         <w:tc>
           <w:tcPr>
-            <w:tcW w:w="2606" w:type="dxa"/>
+            <w:tcW w:w="3167" w:type="dxa"/>
+            <w:tcBorders>
+              <w:top w:val="single" w:sz="4" w:space="0" w:color="000000"/>
+              <w:left w:val="single" w:sz="4" w:space="0" w:color="000000"/>
+              <w:bottom w:val="single" w:sz="4" w:space="0" w:color="000000"/>
+            </w:tcBorders>
+            <w:vAlign w:val="bottom"/>
+          </w:tcPr>
+          <w:p>
+            <w:pPr>
+              <w:pStyle w:val="NormalWeb"/>
+              <w:spacing w:before="0" w:after="280"/>
+              <w:rPr>
+                <w:color w:val="000000"/>
+                <w:sz w:val="24"/>
+                <w:szCs w:val="24"/>
+              </w:rPr>
+            </w:pPr>
+            <w:r>
+              <w:rPr>
+                <w:color w:val="000000"/>
+                <w:sz w:val="24"/>
+                <w:szCs w:val="24"/>
+              </w:rPr>
+              <w:t xml:space="preserve">Coin holders vote for delegates, who then validate blocks and transactions. </w:t>
+            </w:r>
+          </w:p>
+          <w:p>
+            <w:pPr>
+              <w:pStyle w:val="NormalWeb"/>
+              <w:spacing w:before="0" w:after="280"/>
+              <w:rPr>
+                <w:color w:val="000000"/>
+                <w:sz w:val="24"/>
+                <w:szCs w:val="24"/>
+              </w:rPr>
+            </w:pPr>
+            <w:r>
+              <w:rPr>
+                <w:color w:val="000000"/>
+                <w:sz w:val="24"/>
+                <w:szCs w:val="24"/>
+              </w:rPr>
+              <w:t>(</w:t>
+            </w:r>
+            <w:r>
+              <w:rPr>
+                <w:color w:val="000000"/>
+                <w:sz w:val="24"/>
+                <w:szCs w:val="24"/>
+              </w:rPr>
+              <w:t>Larimer 2014).</w:t>
+            </w:r>
+          </w:p>
+        </w:tc>
+        <w:tc>
+          <w:tcPr>
+            <w:tcW w:w="3165" w:type="dxa"/>
             <w:tcBorders>
               <w:top w:val="single" w:sz="4" w:space="0" w:color="000000"/>
               <w:left w:val="single" w:sz="4" w:space="0" w:color="000000"/>
@@ -2835,41 +3565,33 @@
               <w:pStyle w:val="Normal"/>
               <w:spacing w:before="0" w:after="160"/>
               <w:rPr>
-                <w:color w:val="000000"/>
+                <w:sz w:val="24"/>
+                <w:szCs w:val="24"/>
               </w:rPr>
             </w:pPr>
             <w:r>
               <w:rPr>
-                <w:color w:val="000000"/>
-              </w:rPr>
-              <w:t>Trusted Nodes</w:t>
+                <w:sz w:val="24"/>
+                <w:szCs w:val="24"/>
+              </w:rPr>
+              <w:t>High throughput.</w:t>
             </w:r>
           </w:p>
-        </w:tc>
-        <w:tc>
-          <w:tcPr>
-            <w:tcW w:w="2412" w:type="dxa"/>
-            <w:tcBorders>
-              <w:top w:val="single" w:sz="4" w:space="0" w:color="000000"/>
-              <w:left w:val="single" w:sz="4" w:space="0" w:color="000000"/>
-              <w:bottom w:val="single" w:sz="4" w:space="0" w:color="000000"/>
-              <w:right w:val="single" w:sz="4" w:space="0" w:color="000000"/>
-            </w:tcBorders>
-            <w:vAlign w:val="bottom"/>
-          </w:tcPr>
           <w:p>
             <w:pPr>
-              <w:pStyle w:val="NormalWeb"/>
-              <w:spacing w:before="0" w:after="0"/>
-              <w:rPr>
-                <w:color w:val="000000"/>
+              <w:pStyle w:val="Normal"/>
+              <w:spacing w:before="0" w:after="160"/>
+              <w:rPr>
+                <w:sz w:val="24"/>
+                <w:szCs w:val="24"/>
               </w:rPr>
             </w:pPr>
             <w:r>
               <w:rPr>
-                <w:color w:val="000000"/>
-              </w:rPr>
-              <w:t>Nodes communicate in rounds to agree on the order of transactions. Requires known and trusted validators. Tolerates up to one-third of faulty or malicious nodes.</w:t>
+                <w:sz w:val="24"/>
+                <w:szCs w:val="24"/>
+              </w:rPr>
+              <w:t>Potential delegate collusion.</w:t>
             </w:r>
           </w:p>
         </w:tc>
@@ -2880,7 +3602,7 @@
         </w:trPr>
         <w:tc>
           <w:tcPr>
-            <w:tcW w:w="2250" w:type="dxa"/>
+            <w:tcW w:w="1426" w:type="dxa"/>
             <w:tcBorders>
               <w:top w:val="single" w:sz="4" w:space="0" w:color="000000"/>
               <w:left w:val="single" w:sz="4" w:space="0" w:color="000000"/>
@@ -2894,20 +3616,23 @@
               <w:pStyle w:val="Normal"/>
               <w:spacing w:before="0" w:after="160"/>
               <w:rPr>
-                <w:color w:val="000000"/>
+                <w:sz w:val="24"/>
+                <w:szCs w:val="24"/>
               </w:rPr>
             </w:pPr>
             <w:r>
               <w:rPr>
                 <w:color w:val="000000"/>
-              </w:rPr>
-              <w:t>RAFT</w:t>
+                <w:sz w:val="24"/>
+                <w:szCs w:val="24"/>
+              </w:rPr>
+              <w:t>Proof of Authority</w:t>
             </w:r>
           </w:p>
         </w:tc>
         <w:tc>
           <w:tcPr>
-            <w:tcW w:w="1895" w:type="dxa"/>
+            <w:tcW w:w="1410" w:type="dxa"/>
             <w:tcBorders>
               <w:top w:val="single" w:sz="4" w:space="0" w:color="000000"/>
               <w:left w:val="single" w:sz="4" w:space="0" w:color="000000"/>
@@ -2921,47 +3646,86 @@
               <w:pStyle w:val="Normal"/>
               <w:spacing w:before="0" w:after="160"/>
               <w:rPr>
-                <w:color w:val="000000"/>
+                <w:sz w:val="24"/>
+                <w:szCs w:val="24"/>
               </w:rPr>
             </w:pPr>
             <w:r>
               <w:rPr>
                 <w:color w:val="000000"/>
-              </w:rPr>
-              <w:t>Permissioned</w:t>
+                <w:sz w:val="24"/>
+                <w:szCs w:val="24"/>
+              </w:rPr>
+              <w:t>Trusted Nodes</w:t>
             </w:r>
           </w:p>
         </w:tc>
         <w:tc>
           <w:tcPr>
-            <w:tcW w:w="2606" w:type="dxa"/>
+            <w:tcW w:w="3167" w:type="dxa"/>
             <w:tcBorders>
               <w:top w:val="single" w:sz="4" w:space="0" w:color="000000"/>
               <w:left w:val="single" w:sz="4" w:space="0" w:color="000000"/>
               <w:bottom w:val="single" w:sz="4" w:space="0" w:color="000000"/>
-              <w:right w:val="single" w:sz="4" w:space="0" w:color="000000"/>
             </w:tcBorders>
             <w:vAlign w:val="bottom"/>
           </w:tcPr>
           <w:p>
             <w:pPr>
+              <w:pStyle w:val="NormalWeb"/>
+              <w:spacing w:before="0" w:after="280"/>
+              <w:rPr>
+                <w:sz w:val="24"/>
+                <w:szCs w:val="24"/>
+              </w:rPr>
+            </w:pPr>
+            <w:r>
+              <w:rPr>
+                <w:color w:val="000000"/>
+                <w:sz w:val="24"/>
+                <w:szCs w:val="24"/>
+              </w:rPr>
+              <w:t xml:space="preserve">A limited number of trusted nodes are pre-approved to validate transactions. Strong authentication and trust of nodes is </w:t>
+            </w:r>
+            <w:r>
+              <w:rPr>
+                <w:color w:val="000000"/>
+                <w:sz w:val="24"/>
+                <w:szCs w:val="24"/>
+              </w:rPr>
+              <w:t>vital</w:t>
+            </w:r>
+            <w:r>
+              <w:rPr>
+                <w:color w:val="000000"/>
+                <w:sz w:val="24"/>
+                <w:szCs w:val="24"/>
+              </w:rPr>
+              <w:t xml:space="preserve">. </w:t>
+            </w:r>
+          </w:p>
+          <w:p>
+            <w:pPr>
               <w:pStyle w:val="Normal"/>
               <w:spacing w:before="0" w:after="160"/>
               <w:rPr>
                 <w:color w:val="000000"/>
+                <w:sz w:val="24"/>
+                <w:szCs w:val="24"/>
               </w:rPr>
             </w:pPr>
             <w:r>
               <w:rPr>
                 <w:color w:val="000000"/>
-              </w:rPr>
-              <w:t>Trusted Nodes</w:t>
+                <w:sz w:val="24"/>
+                <w:szCs w:val="24"/>
+              </w:rPr>
             </w:r>
           </w:p>
         </w:tc>
         <w:tc>
           <w:tcPr>
-            <w:tcW w:w="2412" w:type="dxa"/>
+            <w:tcW w:w="3165" w:type="dxa"/>
             <w:tcBorders>
               <w:top w:val="single" w:sz="4" w:space="0" w:color="000000"/>
               <w:left w:val="single" w:sz="4" w:space="0" w:color="000000"/>
@@ -2975,155 +3739,40 @@
               <w:pStyle w:val="NormalWeb"/>
               <w:spacing w:before="0" w:after="280"/>
               <w:rPr>
-                <w:color w:val="000000"/>
+                <w:sz w:val="24"/>
+                <w:szCs w:val="24"/>
               </w:rPr>
             </w:pPr>
             <w:r>
               <w:rPr>
-                <w:color w:val="000000"/>
-              </w:rPr>
-              <w:t>A leader node is elected to propose blocks. Followers replicate and validate the leader’s log and confirm entries. Designed for fault tolerance and fast consensus.</w:t>
+                <w:sz w:val="24"/>
+                <w:szCs w:val="24"/>
+              </w:rPr>
+              <w:t xml:space="preserve">High throughput. </w:t>
             </w:r>
           </w:p>
-          <w:p>
-            <w:pPr>
-              <w:pStyle w:val="Normal"/>
-              <w:spacing w:before="0" w:after="160"/>
-              <w:rPr>
-                <w:color w:val="000000"/>
-              </w:rPr>
-            </w:pPr>
-            <w:r>
-              <w:rPr>
-                <w:color w:val="000000"/>
-              </w:rPr>
-            </w:r>
-          </w:p>
-        </w:tc>
-      </w:tr>
-      <w:tr>
-        <w:trPr>
-          <w:trHeight w:val="320" w:hRule="atLeast"/>
-        </w:trPr>
-        <w:tc>
-          <w:tcPr>
-            <w:tcW w:w="2250" w:type="dxa"/>
-            <w:tcBorders>
-              <w:top w:val="single" w:sz="4" w:space="0" w:color="000000"/>
-              <w:left w:val="single" w:sz="4" w:space="0" w:color="000000"/>
-              <w:bottom w:val="single" w:sz="4" w:space="0" w:color="000000"/>
-              <w:right w:val="single" w:sz="4" w:space="0" w:color="000000"/>
-            </w:tcBorders>
-            <w:vAlign w:val="bottom"/>
-          </w:tcPr>
-          <w:p>
-            <w:pPr>
-              <w:pStyle w:val="Normal"/>
-              <w:spacing w:before="0" w:after="160"/>
-              <w:rPr>
-                <w:color w:val="000000"/>
-              </w:rPr>
-            </w:pPr>
-            <w:r>
-              <w:rPr>
-                <w:color w:val="000000"/>
-              </w:rPr>
-              <w:t>Proof of Authority</w:t>
-            </w:r>
-          </w:p>
-        </w:tc>
-        <w:tc>
-          <w:tcPr>
-            <w:tcW w:w="1895" w:type="dxa"/>
-            <w:tcBorders>
-              <w:top w:val="single" w:sz="4" w:space="0" w:color="000000"/>
-              <w:left w:val="single" w:sz="4" w:space="0" w:color="000000"/>
-              <w:bottom w:val="single" w:sz="4" w:space="0" w:color="000000"/>
-              <w:right w:val="single" w:sz="4" w:space="0" w:color="000000"/>
-            </w:tcBorders>
-            <w:vAlign w:val="bottom"/>
-          </w:tcPr>
-          <w:p>
-            <w:pPr>
-              <w:pStyle w:val="Normal"/>
-              <w:spacing w:before="0" w:after="160"/>
-              <w:rPr>
-                <w:color w:val="000000"/>
-              </w:rPr>
-            </w:pPr>
-            <w:r>
-              <w:rPr>
-                <w:color w:val="000000"/>
-              </w:rPr>
-              <w:t>Permissioned</w:t>
-            </w:r>
-          </w:p>
-        </w:tc>
-        <w:tc>
-          <w:tcPr>
-            <w:tcW w:w="2606" w:type="dxa"/>
-            <w:tcBorders>
-              <w:top w:val="single" w:sz="4" w:space="0" w:color="000000"/>
-              <w:left w:val="single" w:sz="4" w:space="0" w:color="000000"/>
-              <w:bottom w:val="single" w:sz="4" w:space="0" w:color="000000"/>
-              <w:right w:val="single" w:sz="4" w:space="0" w:color="000000"/>
-            </w:tcBorders>
-            <w:vAlign w:val="bottom"/>
-          </w:tcPr>
-          <w:p>
-            <w:pPr>
-              <w:pStyle w:val="Normal"/>
-              <w:spacing w:before="0" w:after="160"/>
-              <w:rPr>
-                <w:color w:val="000000"/>
-              </w:rPr>
-            </w:pPr>
-            <w:r>
-              <w:rPr>
-                <w:color w:val="000000"/>
-              </w:rPr>
-              <w:t>Trusted Nodes</w:t>
-            </w:r>
-          </w:p>
-        </w:tc>
-        <w:tc>
-          <w:tcPr>
-            <w:tcW w:w="2412" w:type="dxa"/>
-            <w:tcBorders>
-              <w:top w:val="single" w:sz="4" w:space="0" w:color="000000"/>
-              <w:left w:val="single" w:sz="4" w:space="0" w:color="000000"/>
-              <w:bottom w:val="single" w:sz="4" w:space="0" w:color="000000"/>
-              <w:right w:val="single" w:sz="4" w:space="0" w:color="000000"/>
-            </w:tcBorders>
-            <w:vAlign w:val="bottom"/>
-          </w:tcPr>
           <w:p>
             <w:pPr>
               <w:pStyle w:val="NormalWeb"/>
               <w:spacing w:before="0" w:after="280"/>
               <w:rPr>
-                <w:color w:val="000000"/>
+                <w:sz w:val="24"/>
+                <w:szCs w:val="24"/>
               </w:rPr>
             </w:pPr>
             <w:r>
               <w:rPr>
-                <w:color w:val="000000"/>
-              </w:rPr>
-              <w:t>A limited number of trusted nodes are pre-approved to validate transactions. Strong authentication and trust of nodes is key. High throughput, but inherently undemocratic centralised control.</w:t>
-            </w:r>
-          </w:p>
-          <w:p>
-            <w:pPr>
-              <w:pStyle w:val="Normal"/>
-              <w:spacing w:before="0" w:after="160"/>
-              <w:rPr>
-                <w:color w:val="000000"/>
-              </w:rPr>
-            </w:pPr>
-            <w:r>
-              <w:rPr>
-                <w:color w:val="000000"/>
-              </w:rPr>
+                <w:sz w:val="24"/>
+                <w:szCs w:val="24"/>
+              </w:rPr>
+              <w:t>U</w:t>
+            </w:r>
+            <w:r>
+              <w:rPr>
+                <w:sz w:val="24"/>
+                <w:szCs w:val="24"/>
+              </w:rPr>
+              <w:t>ndemocratic centralised control.</w:t>
             </w:r>
           </w:p>
         </w:tc>
@@ -3137,9 +3786,7 @@
         </w:rPr>
       </w:pPr>
       <w:r>
-        <w:rPr>
-          <w:color w:val="000000"/>
-        </w:rPr>
+        <w:rPr/>
       </w:r>
     </w:p>
     <w:p>
@@ -3154,7 +3801,19 @@
         <w:rPr>
           <w:color w:val="000000"/>
         </w:rPr>
-        <w:t>[199 words]</w:t>
+        <w:t>[1</w:t>
+      </w:r>
+      <w:r>
+        <w:rPr>
+          <w:color w:val="000000"/>
+        </w:rPr>
+        <w:t>90</w:t>
+      </w:r>
+      <w:r>
+        <w:rPr>
+          <w:color w:val="000000"/>
+        </w:rPr>
+        <w:t xml:space="preserve"> words]</w:t>
       </w:r>
     </w:p>
     <w:p>
@@ -3171,13 +3830,640 @@
     </w:p>
     <w:p>
       <w:pPr>
-        <w:pStyle w:val="Subtitle"/>
-        <w:spacing w:before="0" w:after="0"/>
-        <w:rPr/>
-      </w:pPr>
-      <w:r>
-        <w:rPr/>
-        <w:t>Task 1.3 Identify three use cases of blockchain technology across different industries. Please include academic resources where possible. (8%)</w:t>
+        <w:pStyle w:val="Heading1"/>
+        <w:rPr/>
+      </w:pPr>
+      <w:bookmarkStart w:id="18" w:name="__RefHeading___Toc463_342203661"/>
+      <w:bookmarkEnd w:id="18"/>
+      <w:r>
+        <w:rPr/>
+        <w:t>Task 1.3</w:t>
+      </w:r>
+    </w:p>
+    <w:p>
+      <w:pPr>
+        <w:pStyle w:val="Heading2"/>
+        <w:rPr/>
+      </w:pPr>
+      <w:bookmarkStart w:id="19" w:name="__RefHeading___Toc423_342203661"/>
+      <w:bookmarkEnd w:id="19"/>
+      <w:r>
+        <w:rPr>
+          <w:rStyle w:val="Strong"/>
+        </w:rPr>
+        <w:t>Financial Services</w:t>
+      </w:r>
+    </w:p>
+    <w:p>
+      <w:pPr>
+        <w:pStyle w:val="BodyText"/>
+        <w:rPr/>
+      </w:pPr>
+      <w:r>
+        <w:rPr/>
+        <w:t xml:space="preserve">DLT technologies </w:t>
+      </w:r>
+      <w:r>
+        <w:rPr/>
+        <w:t xml:space="preserve">allow for faster, cheaper, and </w:t>
+      </w:r>
+      <w:r>
+        <w:rPr/>
+        <w:t xml:space="preserve">more </w:t>
+      </w:r>
+      <w:r>
+        <w:rPr/>
+        <w:t xml:space="preserve">secure </w:t>
+      </w:r>
+      <w:r>
+        <w:rPr/>
+        <w:t>international</w:t>
+      </w:r>
+      <w:r>
+        <w:rPr/>
+        <w:t xml:space="preserve"> payments by removing intermediaries such as banks. </w:t>
+      </w:r>
+    </w:p>
+    <w:p>
+      <w:pPr>
+        <w:pStyle w:val="BodyText"/>
+        <w:rPr/>
+      </w:pPr>
+      <w:r>
+        <w:rPr/>
+        <w:t xml:space="preserve">By eliminating intermediaries, </w:t>
+      </w:r>
+      <w:r>
+        <w:rPr/>
+        <w:t>blockchain based</w:t>
+      </w:r>
+      <w:r>
+        <w:rPr/>
+        <w:t xml:space="preserve"> systems make it harder for governments or central authorities to control or freeze transactions, offering greater </w:t>
+      </w:r>
+      <w:r>
+        <w:rPr>
+          <w:rStyle w:val="Strong"/>
+          <w:b w:val="false"/>
+          <w:bCs w:val="false"/>
+        </w:rPr>
+        <w:t>financial autonomy</w:t>
+      </w:r>
+      <w:r>
+        <w:rPr>
+          <w:b w:val="false"/>
+          <w:bCs w:val="false"/>
+        </w:rPr>
+        <w:t xml:space="preserve"> </w:t>
+      </w:r>
+      <w:r>
+        <w:rPr/>
+        <w:t xml:space="preserve">for individuals and businesses. </w:t>
+      </w:r>
+      <w:r>
+        <w:rPr/>
+        <w:t>This may simultaneously be a disadvantage as it allows sanctioned groups or individuals to participate. (C</w:t>
+      </w:r>
+      <w:r>
+        <w:rPr/>
+        <w:t xml:space="preserve">atalini </w:t>
+      </w:r>
+      <w:r>
+        <w:rPr/>
+        <w:t>2016).</w:t>
+      </w:r>
+    </w:p>
+    <w:p>
+      <w:pPr>
+        <w:pStyle w:val="BodyText"/>
+        <w:rPr/>
+      </w:pPr>
+      <w:r>
+        <w:rPr/>
+        <w:t xml:space="preserve">In a traditional system, intermediary banking systems (such as SWIFT) introduce both costs and delays. Blockchain allows payments to be processed significantly faster, and without percentage-based fees. </w:t>
+      </w:r>
+      <w:r>
+        <w:rPr/>
+        <w:t>Reduce</w:t>
+      </w:r>
+      <w:r>
+        <w:rPr/>
+        <w:t>d</w:t>
+      </w:r>
+      <w:r>
+        <w:rPr/>
+        <w:t xml:space="preserve"> transaction fees benefit</w:t>
+      </w:r>
+      <w:r>
+        <w:rPr/>
+        <w:t>s</w:t>
+      </w:r>
+      <w:r>
+        <w:rPr/>
+        <w:t xml:space="preserve"> both businesses and consumers. </w:t>
+      </w:r>
+      <w:r>
+        <w:rPr/>
+        <w:t>(C</w:t>
+      </w:r>
+      <w:r>
+        <w:rPr/>
+        <w:t xml:space="preserve">atalini </w:t>
+      </w:r>
+      <w:r>
+        <w:rPr/>
+        <w:t>2016)</w:t>
+      </w:r>
+    </w:p>
+    <w:p>
+      <w:pPr>
+        <w:pStyle w:val="BodyText"/>
+        <w:rPr/>
+      </w:pPr>
+      <w:r>
+        <w:rPr>
+          <w:rStyle w:val="Strong"/>
+          <w:b w:val="false"/>
+          <w:bCs w:val="false"/>
+        </w:rPr>
+        <w:t xml:space="preserve">Transactions are </w:t>
+      </w:r>
+      <w:r>
+        <w:rPr>
+          <w:rStyle w:val="Strong"/>
+          <w:b w:val="false"/>
+          <w:bCs w:val="false"/>
+        </w:rPr>
+        <w:t xml:space="preserve">verified using cryptography, and are therefore </w:t>
+      </w:r>
+      <w:r>
+        <w:rPr>
+          <w:rStyle w:val="Strong"/>
+          <w:b w:val="false"/>
+          <w:bCs w:val="false"/>
+        </w:rPr>
+        <w:t xml:space="preserve">reliable and </w:t>
+      </w:r>
+      <w:r>
+        <w:rPr>
+          <w:rStyle w:val="Strong"/>
+          <w:b w:val="false"/>
+          <w:bCs w:val="false"/>
+        </w:rPr>
+        <w:t xml:space="preserve">immutable; they </w:t>
+      </w:r>
+      <w:r>
+        <w:rPr>
+          <w:rStyle w:val="Strong"/>
+          <w:b w:val="false"/>
+          <w:bCs w:val="false"/>
+        </w:rPr>
+        <w:t>cannot be reversed or de</w:t>
+      </w:r>
+      <w:r>
+        <w:rPr>
+          <w:rStyle w:val="Strong"/>
+          <w:b w:val="false"/>
+          <w:bCs w:val="false"/>
+        </w:rPr>
+        <w:t>nied</w:t>
+      </w:r>
+      <w:r>
+        <w:rPr>
+          <w:rStyle w:val="Strong"/>
+          <w:b w:val="false"/>
+          <w:bCs w:val="false"/>
+        </w:rPr>
+        <w:t xml:space="preserve"> </w:t>
+      </w:r>
+      <w:r>
+        <w:rPr>
+          <w:rStyle w:val="Strong"/>
+          <w:b w:val="false"/>
+          <w:bCs w:val="false"/>
+        </w:rPr>
+        <w:t xml:space="preserve">increasing trust in banking. </w:t>
+      </w:r>
+      <w:r>
+        <w:rPr>
+          <w:rStyle w:val="Strong"/>
+          <w:b w:val="false"/>
+          <w:bCs w:val="false"/>
+        </w:rPr>
+        <w:t>(Nakamoto 2008).</w:t>
+      </w:r>
+    </w:p>
+    <w:p>
+      <w:pPr>
+        <w:pStyle w:val="Heading2"/>
+        <w:rPr/>
+      </w:pPr>
+      <w:bookmarkStart w:id="20" w:name="__RefHeading___Toc539_342203661"/>
+      <w:bookmarkEnd w:id="20"/>
+      <w:r>
+        <w:rPr>
+          <w:rStyle w:val="Strong"/>
+        </w:rPr>
+        <w:t>Supply Chain Management</w:t>
+      </w:r>
+    </w:p>
+    <w:p>
+      <w:pPr>
+        <w:pStyle w:val="BodyText"/>
+        <w:rPr>
+          <w:color w:val="C9211E"/>
+        </w:rPr>
+      </w:pPr>
+      <w:r>
+        <w:rPr/>
+        <w:t>A Consortium-based b</w:t>
+      </w:r>
+      <w:r>
+        <w:rPr/>
+        <w:t xml:space="preserve">lockchain can track products through the entire supply chain, from </w:t>
+      </w:r>
+      <w:r>
+        <w:rPr/>
+        <w:t>the original manufacturer or grower</w:t>
+      </w:r>
+      <w:r>
+        <w:rPr/>
+        <w:t xml:space="preserve"> to </w:t>
+      </w:r>
+      <w:r>
+        <w:rPr/>
+        <w:t xml:space="preserve">the </w:t>
+      </w:r>
+      <w:r>
+        <w:rPr/>
+        <w:t xml:space="preserve">destination </w:t>
+      </w:r>
+      <w:r>
+        <w:rPr/>
+        <w:t>vendor.</w:t>
+      </w:r>
+      <w:r>
+        <w:rPr/>
+        <w:t xml:space="preserve"> </w:t>
+      </w:r>
+      <w:r>
+        <w:rPr/>
+        <w:t xml:space="preserve">This </w:t>
+      </w:r>
+      <w:r>
+        <w:rPr/>
+        <w:t>ensur</w:t>
+      </w:r>
+      <w:r>
+        <w:rPr/>
+        <w:t>es</w:t>
+      </w:r>
+      <w:r>
+        <w:rPr/>
+        <w:t xml:space="preserve"> the authenticity of goods and </w:t>
+      </w:r>
+      <w:r>
+        <w:rPr/>
+        <w:t>makes</w:t>
+      </w:r>
+      <w:r>
+        <w:rPr/>
+        <w:t xml:space="preserve"> counterfeiting </w:t>
+      </w:r>
+      <w:r>
+        <w:rPr/>
+        <w:t>challenging.</w:t>
+      </w:r>
+    </w:p>
+    <w:p>
+      <w:pPr>
+        <w:pStyle w:val="BodyText"/>
+        <w:rPr>
+          <w:color w:val="C9211E"/>
+        </w:rPr>
+      </w:pPr>
+      <w:r>
+        <w:rPr/>
+        <w:t xml:space="preserve">Increased transparency </w:t>
+      </w:r>
+      <w:r>
+        <w:rPr/>
+        <w:t>and</w:t>
+      </w:r>
+      <w:r>
+        <w:rPr/>
+        <w:t xml:space="preserve"> reduced fraud </w:t>
+      </w:r>
+      <w:r>
+        <w:rPr/>
+        <w:t xml:space="preserve">can lead to increased consumer trust in a premium product. For example, in 2018, De Beers trialled a blockchain platform to track diamonds from the mine to the retail store </w:t>
+      </w:r>
+      <w:r>
+        <w:rPr>
+          <w:b w:val="false"/>
+          <w:bCs w:val="false"/>
+        </w:rPr>
+        <w:t>(</w:t>
+      </w:r>
+      <w:r>
+        <w:rPr>
+          <w:rStyle w:val="Strong"/>
+          <w:b w:val="false"/>
+          <w:bCs w:val="false"/>
+        </w:rPr>
+        <w:t>De Beers 2018). This allowed customers to track provenance, ensuring that no ‘blood diamonds’ are used.</w:t>
+      </w:r>
+    </w:p>
+    <w:p>
+      <w:pPr>
+        <w:pStyle w:val="BodyText"/>
+        <w:rPr>
+          <w:color w:val="C9211E"/>
+        </w:rPr>
+      </w:pPr>
+      <w:r>
+        <w:rPr/>
+        <w:t>Block chain increases information transparency and creates information sharing opportunities between trading partners. (Chang 2020).</w:t>
+      </w:r>
+    </w:p>
+    <w:p>
+      <w:pPr>
+        <w:pStyle w:val="Heading2"/>
+        <w:rPr/>
+      </w:pPr>
+      <w:bookmarkStart w:id="21" w:name="__RefHeading___Toc541_342203661"/>
+      <w:bookmarkEnd w:id="21"/>
+      <w:r>
+        <w:rPr>
+          <w:rStyle w:val="Strong"/>
+        </w:rPr>
+        <w:t>Electronic Health Records</w:t>
+      </w:r>
+    </w:p>
+    <w:p>
+      <w:pPr>
+        <w:pStyle w:val="BodyText"/>
+        <w:rPr/>
+      </w:pPr>
+      <w:r>
+        <w:rPr/>
+        <w:t xml:space="preserve">Many people use wearable technology to track health data, including both self-owned commercial </w:t>
+      </w:r>
+      <w:r>
+        <w:rPr/>
+        <w:t>devices</w:t>
+      </w:r>
+      <w:r>
+        <w:rPr/>
+        <w:t xml:space="preserve">, </w:t>
+      </w:r>
+      <w:r>
+        <w:rPr/>
+        <w:t xml:space="preserve">such as Fitbit or Apple Watch, </w:t>
+      </w:r>
+      <w:r>
+        <w:rPr/>
+        <w:t>and h</w:t>
+      </w:r>
+      <w:r>
+        <w:rPr/>
+        <w:t xml:space="preserve">ealthcare system provided devices </w:t>
+      </w:r>
+      <w:r>
+        <w:rPr/>
+        <w:t>which are increasingly used in clinical settings for remote monitoring</w:t>
+      </w:r>
+      <w:r>
+        <w:rPr/>
+        <w:t xml:space="preserve">. This data is highly valuable </w:t>
+      </w:r>
+      <w:r>
+        <w:rPr/>
+        <w:t xml:space="preserve">for </w:t>
+      </w:r>
+      <w:r>
+        <w:rPr/>
+        <w:t>monitor</w:t>
+      </w:r>
+      <w:r>
+        <w:rPr/>
+        <w:t>ing</w:t>
+      </w:r>
+      <w:r>
+        <w:rPr/>
+        <w:t xml:space="preserve"> </w:t>
+      </w:r>
+      <w:r>
+        <w:rPr/>
+        <w:t>ongoing</w:t>
+      </w:r>
+      <w:r>
+        <w:rPr/>
+        <w:t xml:space="preserve"> conditions, enable personali</w:t>
+      </w:r>
+      <w:r>
+        <w:rPr/>
+        <w:t>s</w:t>
+      </w:r>
+      <w:r>
+        <w:rPr/>
+        <w:t xml:space="preserve">ed treatment plans, </w:t>
+      </w:r>
+      <w:r>
+        <w:rPr/>
+        <w:t xml:space="preserve">but </w:t>
+      </w:r>
+      <w:r>
+        <w:rPr/>
+        <w:t xml:space="preserve">is </w:t>
+      </w:r>
+      <w:r>
+        <w:rPr/>
+        <w:t xml:space="preserve">also vulnerable to security breaches and tampering </w:t>
+      </w:r>
+      <w:r>
+        <w:rPr/>
+        <w:t>(Tariq 2020).</w:t>
+      </w:r>
+    </w:p>
+    <w:p>
+      <w:pPr>
+        <w:pStyle w:val="BodyText"/>
+        <w:rPr/>
+      </w:pPr>
+      <w:r>
+        <w:rPr/>
+        <w:t xml:space="preserve">In addition, the vast majority of healthcare providers around the world now rely on computer-based medical records which may include not only traditional medical </w:t>
+      </w:r>
+      <w:r>
+        <w:rPr/>
+        <w:t>records</w:t>
+      </w:r>
+      <w:r>
+        <w:rPr/>
+        <w:t xml:space="preserve"> but also collections of data from wearables. </w:t>
+      </w:r>
+      <w:r>
+        <w:rPr/>
+        <w:t xml:space="preserve">This makes healthcare </w:t>
+      </w:r>
+      <w:r>
+        <w:rPr/>
+        <w:t>provision</w:t>
+      </w:r>
+      <w:r>
+        <w:rPr/>
+        <w:t xml:space="preserve"> more efficient </w:t>
+      </w:r>
+      <w:r>
+        <w:rPr/>
+        <w:t>and effective,</w:t>
+      </w:r>
+      <w:r>
+        <w:rPr/>
+        <w:t xml:space="preserve"> but also increases the complexity and volume of sensitive patient information.</w:t>
+      </w:r>
+    </w:p>
+    <w:p>
+      <w:pPr>
+        <w:pStyle w:val="BodyText"/>
+        <w:rPr/>
+      </w:pPr>
+      <w:r>
+        <w:rPr/>
+        <w:t>A consortium based b</w:t>
+      </w:r>
+      <w:r>
+        <w:rPr/>
+        <w:t xml:space="preserve">lockchain </w:t>
+      </w:r>
+      <w:r>
+        <w:rPr/>
+        <w:t xml:space="preserve">system </w:t>
+      </w:r>
+      <w:r>
+        <w:rPr/>
+        <w:t xml:space="preserve">enables secure, immutable records of patient health data that can be shared across </w:t>
+      </w:r>
+      <w:r>
+        <w:rPr/>
+        <w:t xml:space="preserve">multiple </w:t>
+      </w:r>
+      <w:r>
+        <w:rPr/>
+        <w:t xml:space="preserve">healthcare providers, </w:t>
+      </w:r>
+      <w:r>
+        <w:rPr/>
+        <w:t>while maintaining</w:t>
+      </w:r>
+      <w:r>
+        <w:rPr/>
+        <w:t xml:space="preserve"> transparency and data privacy.</w:t>
+      </w:r>
+    </w:p>
+    <w:p>
+      <w:pPr>
+        <w:pStyle w:val="BodyText"/>
+        <w:rPr/>
+      </w:pPr>
+      <w:r>
+        <w:rPr/>
+        <w:t>The key benefits are a r</w:t>
+      </w:r>
+      <w:r>
+        <w:rPr/>
+        <w:t>educ</w:t>
+      </w:r>
+      <w:r>
+        <w:rPr/>
+        <w:t>tion in</w:t>
+      </w:r>
+      <w:r>
+        <w:rPr/>
+        <w:t xml:space="preserve"> fraud, as the immutability of blockchain prevents unauthori</w:t>
+      </w:r>
+      <w:r>
+        <w:rPr/>
+        <w:t>s</w:t>
+      </w:r>
+      <w:r>
+        <w:rPr/>
+        <w:t xml:space="preserve">ed alterations or deletions of records; </w:t>
+      </w:r>
+      <w:r>
+        <w:rPr/>
+        <w:t>repudiation of such changes becomes impossible. It also allows</w:t>
+      </w:r>
+      <w:r>
+        <w:rPr/>
+        <w:t xml:space="preserve"> improve</w:t>
+      </w:r>
+      <w:r>
+        <w:rPr/>
+        <w:t>d</w:t>
+      </w:r>
+      <w:r>
+        <w:rPr/>
+        <w:t xml:space="preserve"> access </w:t>
+      </w:r>
+      <w:r>
+        <w:rPr/>
+        <w:t xml:space="preserve">and secure sharing of data </w:t>
+      </w:r>
+      <w:r>
+        <w:rPr/>
+        <w:t>across otherwise incompatible computer systems</w:t>
+      </w:r>
+      <w:r>
+        <w:rPr/>
+        <w:t>.</w:t>
+      </w:r>
+      <w:r>
+        <w:rPr/>
+        <w:t xml:space="preserve"> </w:t>
+      </w:r>
+      <w:r>
+        <w:rPr/>
+        <w:t xml:space="preserve">It also enables </w:t>
+      </w:r>
+      <w:r>
+        <w:rPr/>
+        <w:t xml:space="preserve">patients to control their </w:t>
+      </w:r>
+      <w:r>
+        <w:rPr/>
+        <w:t xml:space="preserve">own </w:t>
+      </w:r>
+      <w:r>
+        <w:rPr/>
+        <w:t xml:space="preserve">health information </w:t>
+      </w:r>
+      <w:r>
+        <w:rPr/>
+        <w:t xml:space="preserve">and who has access to it. </w:t>
+      </w:r>
+      <w:r>
+        <w:rPr/>
+        <w:t>(Tariq 2020).</w:t>
+      </w:r>
+    </w:p>
+    <w:p>
+      <w:pPr>
+        <w:pStyle w:val="BodyText"/>
+        <w:jc w:val="right"/>
+        <w:rPr>
+          <w:i/>
+          <w:i/>
+          <w:iCs/>
+        </w:rPr>
+      </w:pPr>
+      <w:r>
+        <w:rPr>
+          <w:i/>
+          <w:iCs/>
+        </w:rPr>
+        <w:t>[420 words]</w:t>
       </w:r>
     </w:p>
     <w:p>
@@ -3195,106 +4481,533 @@
     </w:p>
     <w:p>
       <w:pPr>
-        <w:pStyle w:val="ListParagraph"/>
+        <w:pStyle w:val="Heading2"/>
+        <w:rPr/>
+      </w:pPr>
+      <w:r>
+        <w:rPr/>
+      </w:r>
+      <w:r>
+        <w:br w:type="page"/>
+      </w:r>
+    </w:p>
+    <w:p>
+      <w:pPr>
+        <w:pStyle w:val="Heading1"/>
+        <w:spacing w:before="0" w:after="80"/>
+        <w:rPr/>
+      </w:pPr>
+      <w:bookmarkStart w:id="22" w:name="__RefHeading___Toc4641_3546879363"/>
+      <w:bookmarkEnd w:id="22"/>
+      <w:r>
+        <w:rPr/>
+        <w:t>References</w:t>
+      </w:r>
+    </w:p>
+    <w:p>
+      <w:pPr>
+        <w:pStyle w:val="BodyText"/>
         <w:numPr>
           <w:ilvl w:val="0"/>
-          <w:numId w:val="2"/>
+          <w:numId w:val="1"/>
         </w:numPr>
-        <w:rPr>
-          <w:color w:val="C9211E"/>
-        </w:rPr>
-      </w:pPr>
-      <w:r>
-        <w:rPr>
-          <w:color w:val="C9211E"/>
-        </w:rPr>
-        <w:t>Supply Chain Management</w:t>
-      </w:r>
-    </w:p>
-    <w:p>
-      <w:pPr>
-        <w:pStyle w:val="ListParagraph"/>
+        <w:jc w:val="left"/>
+        <w:rPr/>
+      </w:pPr>
+      <w:r>
+        <w:rPr>
+          <w:rStyle w:val="Strong"/>
+          <w:color w:val="000000"/>
+        </w:rPr>
+        <w:t>Baird, L. (2016)</w:t>
+      </w:r>
+      <w:r>
+        <w:rPr>
+          <w:b/>
+          <w:bCs/>
+          <w:color w:val="000000"/>
+        </w:rPr>
+        <w:t>.</w:t>
+      </w:r>
+      <w:r>
+        <w:rPr>
+          <w:b w:val="false"/>
+          <w:bCs w:val="false"/>
+          <w:color w:val="000000"/>
+        </w:rPr>
+        <w:t xml:space="preserve"> </w:t>
+      </w:r>
+      <w:r>
+        <w:rPr>
+          <w:rStyle w:val="Emphasis"/>
+          <w:b w:val="false"/>
+          <w:bCs w:val="false"/>
+          <w:color w:val="000000"/>
+        </w:rPr>
+        <w:t>The Hashgraph Consensus Algorithm</w:t>
+      </w:r>
+      <w:r>
+        <w:rPr>
+          <w:b w:val="false"/>
+          <w:bCs w:val="false"/>
+          <w:color w:val="000000"/>
+        </w:rPr>
+        <w:t xml:space="preserve">. Available at: https://www.hedera.com (Accessed: </w:t>
+      </w:r>
+      <w:r>
+        <w:rPr>
+          <w:b w:val="false"/>
+          <w:bCs w:val="false"/>
+          <w:color w:val="000000"/>
+        </w:rPr>
+        <w:t>14/10/2025</w:t>
+      </w:r>
+      <w:r>
+        <w:rPr>
+          <w:b w:val="false"/>
+          <w:bCs w:val="false"/>
+          <w:color w:val="000000"/>
+        </w:rPr>
+        <w:t>).</w:t>
+      </w:r>
+    </w:p>
+    <w:p>
+      <w:pPr>
+        <w:pStyle w:val="BodyText"/>
         <w:numPr>
           <w:ilvl w:val="0"/>
-          <w:numId w:val="2"/>
+          <w:numId w:val="1"/>
         </w:numPr>
-        <w:rPr>
-          <w:color w:val="C9211E"/>
-        </w:rPr>
-      </w:pPr>
-      <w:r>
-        <w:rPr>
-          <w:color w:val="C9211E"/>
-        </w:rPr>
-        <w:t>Decentralised Finance (DeFi)</w:t>
-      </w:r>
-    </w:p>
-    <w:p>
-      <w:pPr>
-        <w:pStyle w:val="ListParagraph"/>
+        <w:jc w:val="left"/>
+        <w:rPr/>
+      </w:pPr>
+      <w:r>
+        <w:rPr>
+          <w:b/>
+          <w:bCs/>
+          <w:color w:val="000000"/>
+        </w:rPr>
+        <w:t>Bashir, I. (2023)</w:t>
+      </w:r>
+      <w:r>
+        <w:rPr>
+          <w:b w:val="false"/>
+          <w:bCs w:val="false"/>
+          <w:color w:val="000000"/>
+        </w:rPr>
+        <w:t xml:space="preserve"> </w:t>
+      </w:r>
+      <w:r>
+        <w:rPr>
+          <w:b w:val="false"/>
+          <w:bCs w:val="false"/>
+          <w:i/>
+          <w:color w:val="000000"/>
+        </w:rPr>
+        <w:t xml:space="preserve">Mastering blockchain: A technical reference guide to the inner workings of Blockchain, from cryptography to </w:t>
+      </w:r>
+      <w:r>
+        <w:rPr>
+          <w:b w:val="false"/>
+          <w:bCs w:val="false"/>
+          <w:i/>
+          <w:color w:val="000000"/>
+        </w:rPr>
+        <w:t>D</w:t>
+      </w:r>
+      <w:r>
+        <w:rPr>
+          <w:b w:val="false"/>
+          <w:bCs w:val="false"/>
+          <w:i/>
+          <w:color w:val="000000"/>
+        </w:rPr>
+        <w:t>e</w:t>
+      </w:r>
+      <w:r>
+        <w:rPr>
+          <w:b w:val="false"/>
+          <w:bCs w:val="false"/>
+          <w:i/>
+          <w:color w:val="000000"/>
+        </w:rPr>
+        <w:t>F</w:t>
+      </w:r>
+      <w:r>
+        <w:rPr>
+          <w:b w:val="false"/>
+          <w:bCs w:val="false"/>
+          <w:i/>
+          <w:color w:val="000000"/>
+        </w:rPr>
+        <w:t xml:space="preserve">i and </w:t>
+      </w:r>
+      <w:r>
+        <w:rPr>
+          <w:b w:val="false"/>
+          <w:bCs w:val="false"/>
+          <w:i/>
+          <w:color w:val="000000"/>
+        </w:rPr>
+        <w:t>NTFs (4</w:t>
+      </w:r>
+      <w:r>
+        <w:rPr>
+          <w:b w:val="false"/>
+          <w:bCs w:val="false"/>
+          <w:i/>
+          <w:color w:val="000000"/>
+          <w:vertAlign w:val="superscript"/>
+        </w:rPr>
+        <w:t>th</w:t>
+      </w:r>
+      <w:r>
+        <w:rPr>
+          <w:b w:val="false"/>
+          <w:bCs w:val="false"/>
+          <w:i/>
+          <w:color w:val="000000"/>
+        </w:rPr>
+        <w:t xml:space="preserve"> Edition)</w:t>
+      </w:r>
+      <w:r>
+        <w:rPr>
+          <w:b w:val="false"/>
+          <w:bCs w:val="false"/>
+          <w:color w:val="000000"/>
+        </w:rPr>
+        <w:t>. Birmingham, UK: Packt Publishing.</w:t>
+      </w:r>
+    </w:p>
+    <w:p>
+      <w:pPr>
+        <w:pStyle w:val="BodyText"/>
         <w:numPr>
           <w:ilvl w:val="0"/>
-          <w:numId w:val="2"/>
+          <w:numId w:val="1"/>
         </w:numPr>
+        <w:jc w:val="left"/>
+        <w:rPr/>
+      </w:pPr>
+      <w:r>
+        <w:rPr>
+          <w:b/>
+          <w:bCs/>
+          <w:color w:val="000000"/>
+        </w:rPr>
+        <w:t>Castro, M., &amp; Liskov, B. (1999).</w:t>
+      </w:r>
+      <w:r>
+        <w:rPr>
+          <w:b w:val="false"/>
+          <w:bCs w:val="false"/>
+          <w:color w:val="000000"/>
+        </w:rPr>
+        <w:t xml:space="preserve"> </w:t>
+      </w:r>
+      <w:r>
+        <w:rPr>
+          <w:b w:val="false"/>
+          <w:bCs w:val="false"/>
+          <w:i/>
+          <w:iCs/>
+          <w:color w:val="000000"/>
+        </w:rPr>
+        <w:t>Practical Byzantine Fault Tolerance. Proceedings of the Third Symposium on Operating Systems Design and Implementation (OSDI)</w:t>
+      </w:r>
+      <w:r>
+        <w:rPr>
+          <w:b w:val="false"/>
+          <w:bCs w:val="false"/>
+          <w:color w:val="000000"/>
+        </w:rPr>
+        <w:t xml:space="preserve">, 173-186. Available at: https://www.usenix.org/legacy/publications/library/proceedings/osdi99/full_papers/castro/castro_html/castro.html </w:t>
+      </w:r>
+      <w:r>
+        <w:rPr>
+          <w:b w:val="false"/>
+          <w:bCs w:val="false"/>
+          <w:color w:val="000000"/>
+        </w:rPr>
+        <w:t>(Accessed: 18/10/2025)</w:t>
+      </w:r>
+    </w:p>
+    <w:p>
+      <w:pPr>
+        <w:pStyle w:val="BodyText"/>
+        <w:numPr>
+          <w:ilvl w:val="0"/>
+          <w:numId w:val="1"/>
+        </w:numPr>
+        <w:jc w:val="left"/>
+        <w:rPr/>
+      </w:pPr>
+      <w:r>
+        <w:rPr>
+          <w:b/>
+          <w:bCs/>
+          <w:color w:val="000000"/>
+        </w:rPr>
+        <w:t>Catalini, C., &amp; Gans, J. (2016)</w:t>
+      </w:r>
+      <w:r>
+        <w:rPr>
+          <w:b w:val="false"/>
+          <w:bCs w:val="false"/>
+          <w:color w:val="000000"/>
+        </w:rPr>
+        <w:t xml:space="preserve">. </w:t>
+      </w:r>
+      <w:r>
+        <w:rPr>
+          <w:rStyle w:val="Emphasis"/>
+          <w:b w:val="false"/>
+          <w:bCs w:val="false"/>
+          <w:color w:val="000000"/>
+        </w:rPr>
+        <w:t>Some Simple Economics of the Blockchain</w:t>
+      </w:r>
+      <w:r>
+        <w:rPr>
+          <w:b w:val="false"/>
+          <w:bCs w:val="false"/>
+          <w:color w:val="000000"/>
+        </w:rPr>
+        <w:t xml:space="preserve">. MIT Sloan Research Paper. Available at: https://doi.org/10.2139/ssrn.2744751 (Accessed: </w:t>
+      </w:r>
+      <w:r>
+        <w:rPr>
+          <w:b w:val="false"/>
+          <w:bCs w:val="false"/>
+          <w:color w:val="000000"/>
+        </w:rPr>
+        <w:t>20/10/2025</w:t>
+      </w:r>
+      <w:r>
+        <w:rPr>
+          <w:b w:val="false"/>
+          <w:bCs w:val="false"/>
+          <w:color w:val="000000"/>
+        </w:rPr>
+        <w:t>).</w:t>
+      </w:r>
+    </w:p>
+    <w:p>
+      <w:pPr>
+        <w:pStyle w:val="BodyText"/>
+        <w:numPr>
+          <w:ilvl w:val="0"/>
+          <w:numId w:val="1"/>
+        </w:numPr>
         <w:rPr>
           <w:color w:val="C9211E"/>
         </w:rPr>
       </w:pPr>
       <w:r>
         <w:rPr>
+          <w:rStyle w:val="Strong"/>
+          <w:color w:val="000000"/>
+        </w:rPr>
+        <w:t>Chang, Y.L., Iakovou, E. &amp; Shi, W.D. (2020)</w:t>
+      </w:r>
+      <w:r>
+        <w:rPr>
+          <w:b w:val="false"/>
+          <w:bCs w:val="false"/>
+          <w:color w:val="000000"/>
+        </w:rPr>
+        <w:t xml:space="preserve">. </w:t>
+      </w:r>
+      <w:r>
+        <w:rPr>
+          <w:b w:val="false"/>
+          <w:bCs w:val="false"/>
+          <w:i/>
+          <w:iCs/>
+          <w:color w:val="000000"/>
+        </w:rPr>
+        <w:t>Blockchain in global supply chains and cross-border trade: A critical synthesis of the state-of-the-art, challenges and opportunities.</w:t>
+      </w:r>
+      <w:r>
+        <w:rPr>
+          <w:b w:val="false"/>
+          <w:bCs w:val="false"/>
+          <w:color w:val="000000"/>
+        </w:rPr>
+        <w:t xml:space="preserve"> </w:t>
+      </w:r>
+      <w:r>
+        <w:rPr>
+          <w:rStyle w:val="Emphasis"/>
+          <w:b w:val="false"/>
+          <w:bCs w:val="false"/>
+          <w:i w:val="false"/>
+          <w:iCs w:val="false"/>
+          <w:color w:val="000000"/>
+        </w:rPr>
+        <w:t>International Journal of Production Research</w:t>
+      </w:r>
+      <w:r>
+        <w:rPr>
+          <w:b w:val="false"/>
+          <w:bCs w:val="false"/>
+          <w:i w:val="false"/>
+          <w:iCs w:val="false"/>
+          <w:color w:val="000000"/>
+        </w:rPr>
+        <w:t>,</w:t>
+      </w:r>
+      <w:r>
+        <w:rPr>
+          <w:b w:val="false"/>
+          <w:bCs w:val="false"/>
+          <w:color w:val="000000"/>
+        </w:rPr>
+        <w:t xml:space="preserve"> 58(7), 2083-2099. Available at: https://doi.org/10.1080/00207543.2020.1748482 (Accessed: </w:t>
+      </w:r>
+      <w:r>
+        <w:rPr>
+          <w:b w:val="false"/>
+          <w:bCs w:val="false"/>
+          <w:color w:val="000000"/>
+        </w:rPr>
+        <w:t>20/10/2025</w:t>
+      </w:r>
+      <w:r>
+        <w:rPr>
+          <w:b w:val="false"/>
+          <w:bCs w:val="false"/>
+          <w:color w:val="000000"/>
+        </w:rPr>
+        <w:t>).</w:t>
+      </w:r>
+    </w:p>
+    <w:p>
+      <w:pPr>
+        <w:pStyle w:val="BodyText"/>
+        <w:numPr>
+          <w:ilvl w:val="0"/>
+          <w:numId w:val="1"/>
+        </w:numPr>
+        <w:rPr>
           <w:color w:val="C9211E"/>
         </w:rPr>
-        <w:t>Digital Identity Verification</w:t>
-      </w:r>
-    </w:p>
-    <w:p>
-      <w:pPr>
-        <w:pStyle w:val="Normal"/>
-        <w:rPr>
-          <w:color w:val="000000"/>
-        </w:rPr>
-      </w:pPr>
-      <w:r>
-        <w:rPr>
-          <w:color w:val="000000"/>
-        </w:rPr>
-      </w:r>
-    </w:p>
-    <w:p>
-      <w:pPr>
-        <w:pStyle w:val="Normal"/>
-        <w:rPr>
-          <w:color w:val="000000"/>
-        </w:rPr>
-      </w:pPr>
-      <w:r>
-        <w:rPr>
-          <w:color w:val="000000"/>
-        </w:rPr>
-      </w:r>
-    </w:p>
-    <w:p>
-      <w:pPr>
-        <w:pStyle w:val="Heading2"/>
-        <w:rPr/>
-      </w:pPr>
-      <w:r>
-        <w:rPr/>
-      </w:r>
-      <w:r>
-        <w:br w:type="page"/>
-      </w:r>
-    </w:p>
-    <w:p>
-      <w:pPr>
-        <w:pStyle w:val="Heading1"/>
-        <w:rPr/>
-      </w:pPr>
-      <w:bookmarkStart w:id="12" w:name="__RefHeading___Toc4641_3546879363"/>
-      <w:bookmarkEnd w:id="12"/>
-      <w:r>
-        <w:rPr/>
-        <w:t>References</w:t>
+      </w:pPr>
+      <w:r>
+        <w:rPr>
+          <w:rStyle w:val="Strong"/>
+        </w:rPr>
+        <w:t>De Beers (2018)</w:t>
+      </w:r>
+      <w:r>
+        <w:rPr/>
+        <w:t xml:space="preserve">. </w:t>
+      </w:r>
+      <w:r>
+        <w:rPr>
+          <w:rStyle w:val="Emphasis"/>
+        </w:rPr>
+        <w:t>De Beers pilots blockchain to track diamonds from mine to market</w:t>
+      </w:r>
+      <w:r>
+        <w:rPr/>
+        <w:t xml:space="preserve">. Available at: https://www.debeersgroup.com/media/press-releases/2018/de-beers-pilots-blockchain-to-track-diamonds-from-mine-to-market (Accessed: </w:t>
+      </w:r>
+      <w:r>
+        <w:rPr/>
+        <w:t>20/10/2025</w:t>
+      </w:r>
+      <w:r>
+        <w:rPr/>
+        <w:t>).</w:t>
+      </w:r>
+    </w:p>
+    <w:p>
+      <w:pPr>
+        <w:pStyle w:val="BodyText"/>
+        <w:numPr>
+          <w:ilvl w:val="0"/>
+          <w:numId w:val="1"/>
+        </w:numPr>
+        <w:jc w:val="left"/>
+        <w:rPr/>
+      </w:pPr>
+      <w:r>
+        <w:rPr>
+          <w:rStyle w:val="Strong"/>
+          <w:color w:val="000000"/>
+        </w:rPr>
+        <w:t>DeepSeek Inc. (2023)</w:t>
+      </w:r>
+      <w:r>
+        <w:rPr>
+          <w:b w:val="false"/>
+          <w:bCs w:val="false"/>
+          <w:color w:val="000000"/>
+        </w:rPr>
+        <w:t xml:space="preserve">. </w:t>
+      </w:r>
+      <w:r>
+        <w:rPr>
+          <w:rStyle w:val="Emphasis"/>
+          <w:b w:val="false"/>
+          <w:bCs w:val="false"/>
+          <w:color w:val="000000"/>
+        </w:rPr>
+        <w:t xml:space="preserve">DeepSeek </w:t>
+      </w:r>
+      <w:r>
+        <w:rPr>
+          <w:rStyle w:val="Emphasis"/>
+          <w:b w:val="false"/>
+          <w:bCs w:val="false"/>
+          <w:color w:val="000000"/>
+        </w:rPr>
+        <w:t>R1</w:t>
+      </w:r>
+      <w:r>
+        <w:rPr>
+          <w:b w:val="false"/>
+          <w:bCs w:val="false"/>
+          <w:color w:val="000000"/>
+        </w:rPr>
+        <w:t>. Available at: https://www.deepseek.ai (</w:t>
+      </w:r>
+      <w:r>
+        <w:rPr>
+          <w:rStyle w:val="Hyperlink"/>
+          <w:rFonts w:ascii="Roboto" w:hAnsi="Roboto"/>
+          <w:b w:val="false"/>
+          <w:bCs w:val="false"/>
+          <w:color w:val="000000"/>
+          <w:sz w:val="21"/>
+          <w:szCs w:val="21"/>
+          <w:u w:val="none"/>
+          <w:shd w:fill="FFFFFF" w:val="clear"/>
+        </w:rPr>
+        <w:t xml:space="preserve">Accessed: </w:t>
+      </w:r>
+      <w:r>
+        <w:rPr>
+          <w:rStyle w:val="Hyperlink"/>
+          <w:rFonts w:ascii="Roboto" w:hAnsi="Roboto"/>
+          <w:b w:val="false"/>
+          <w:bCs w:val="false"/>
+          <w:color w:val="000000"/>
+          <w:sz w:val="21"/>
+          <w:szCs w:val="21"/>
+          <w:u w:val="none"/>
+          <w:shd w:fill="FFFFFF" w:val="clear"/>
+        </w:rPr>
+        <w:t>14/10/2025</w:t>
+      </w:r>
+      <w:r>
+        <w:rPr>
+          <w:b w:val="false"/>
+          <w:bCs w:val="false"/>
+          <w:color w:val="000000"/>
+        </w:rPr>
+        <w:t>).</w:t>
       </w:r>
     </w:p>
     <w:p>
@@ -3304,28 +5017,60 @@
           <w:ilvl w:val="0"/>
           <w:numId w:val="1"/>
         </w:numPr>
-        <w:rPr>
-          <w:color w:val="000000"/>
-        </w:rPr>
-      </w:pPr>
-      <w:r>
-        <w:rPr>
-          <w:color w:val="000000"/>
-        </w:rPr>
-        <w:t>DeepSeek-R1:8B Model via private Ollama instance. (14</w:t>
-      </w:r>
-      <w:r>
-        <w:rPr>
-          <w:color w:val="000000"/>
-          <w:vertAlign w:val="superscript"/>
-        </w:rPr>
-        <w:t>th</w:t>
-      </w:r>
-      <w:r>
-        <w:rPr>
-          <w:color w:val="000000"/>
-        </w:rPr>
-        <w:t xml:space="preserve"> Oct 2025)</w:t>
+        <w:jc w:val="left"/>
+        <w:rPr/>
+      </w:pPr>
+      <w:r>
+        <w:rPr>
+          <w:b/>
+          <w:bCs/>
+          <w:color w:val="000000"/>
+        </w:rPr>
+        <w:t xml:space="preserve">Drescher, D. </w:t>
+      </w:r>
+      <w:r>
+        <w:rPr>
+          <w:b/>
+          <w:bCs/>
+          <w:color w:val="000000"/>
+        </w:rPr>
+        <w:t xml:space="preserve">and Kirk, L. </w:t>
+      </w:r>
+      <w:r>
+        <w:rPr>
+          <w:b/>
+          <w:bCs/>
+          <w:color w:val="000000"/>
+        </w:rPr>
+        <w:t>(2017)</w:t>
+      </w:r>
+      <w:r>
+        <w:rPr>
+          <w:color w:val="000000"/>
+        </w:rPr>
+        <w:t xml:space="preserve"> </w:t>
+      </w:r>
+      <w:r>
+        <w:rPr>
+          <w:i/>
+          <w:iCs/>
+          <w:color w:val="000000"/>
+        </w:rPr>
+        <w:t xml:space="preserve">Blockchain Basics: A Non-Technical Introduction in 25 Steps. </w:t>
+      </w:r>
+      <w:r>
+        <w:rPr>
+          <w:i/>
+          <w:iCs/>
+          <w:color w:val="000000"/>
+        </w:rPr>
+        <w:t xml:space="preserve">New York, NY: </w:t>
+      </w:r>
+      <w:r>
+        <w:rPr>
+          <w:color w:val="000000"/>
+        </w:rPr>
+        <w:t>Apress.</w:t>
       </w:r>
     </w:p>
     <w:p>
@@ -3335,28 +5080,91 @@
           <w:ilvl w:val="0"/>
           <w:numId w:val="1"/>
         </w:numPr>
-        <w:rPr>
-          <w:color w:val="000000"/>
-        </w:rPr>
-      </w:pPr>
-      <w:r>
-        <w:rPr>
-          <w:color w:val="000000"/>
-        </w:rPr>
-        <w:t>Microsoft Copilot, GPT-4 model (14</w:t>
-      </w:r>
-      <w:r>
-        <w:rPr>
-          <w:color w:val="000000"/>
-          <w:vertAlign w:val="superscript"/>
-        </w:rPr>
-        <w:t>th</w:t>
-      </w:r>
-      <w:r>
-        <w:rPr>
-          <w:color w:val="000000"/>
-        </w:rPr>
-        <w:t xml:space="preserve"> Oct 2025)</w:t>
+        <w:jc w:val="left"/>
+        <w:rPr/>
+      </w:pPr>
+      <w:r>
+        <w:rPr>
+          <w:b/>
+          <w:bCs/>
+          <w:color w:val="000000"/>
+        </w:rPr>
+        <w:t>Holochain (2020)</w:t>
+      </w:r>
+      <w:r>
+        <w:rPr>
+          <w:color w:val="000000"/>
+        </w:rPr>
+        <w:t xml:space="preserve">. </w:t>
+      </w:r>
+      <w:r>
+        <w:rPr>
+          <w:rStyle w:val="Emphasis"/>
+          <w:color w:val="000000"/>
+        </w:rPr>
+        <w:t>Holochain: A New Approach to Distributed Computing</w:t>
+      </w:r>
+      <w:r>
+        <w:rPr>
+          <w:color w:val="000000"/>
+        </w:rPr>
+        <w:t xml:space="preserve">. </w:t>
+      </w:r>
+      <w:r>
+        <w:rPr>
+          <w:color w:val="000000"/>
+        </w:rPr>
+        <w:t xml:space="preserve">Available at: </w:t>
+      </w:r>
+      <w:r>
+        <w:rPr>
+          <w:color w:val="000000"/>
+        </w:rPr>
+        <w:t>https://holochain.org/whitepaper.</w:t>
+      </w:r>
+      <w:r>
+        <w:rPr>
+          <w:b w:val="false"/>
+          <w:bCs w:val="false"/>
+          <w:color w:val="000000"/>
+        </w:rPr>
+        <w:t>(</w:t>
+      </w:r>
+      <w:r>
+        <w:rPr>
+          <w:rStyle w:val="Hyperlink"/>
+          <w:rFonts w:ascii="Roboto" w:hAnsi="Roboto"/>
+          <w:b w:val="false"/>
+          <w:bCs w:val="false"/>
+          <w:color w:val="000000"/>
+          <w:sz w:val="21"/>
+          <w:szCs w:val="21"/>
+          <w:u w:val="none"/>
+          <w:shd w:fill="FFFFFF" w:val="clear"/>
+        </w:rPr>
+        <w:t xml:space="preserve">Accessed: </w:t>
+      </w:r>
+      <w:r>
+        <w:rPr>
+          <w:rStyle w:val="Hyperlink"/>
+          <w:rFonts w:ascii="Roboto" w:hAnsi="Roboto"/>
+          <w:b w:val="false"/>
+          <w:bCs w:val="false"/>
+          <w:color w:val="000000"/>
+          <w:sz w:val="21"/>
+          <w:szCs w:val="21"/>
+          <w:u w:val="none"/>
+          <w:shd w:fill="FFFFFF" w:val="clear"/>
+        </w:rPr>
+        <w:t>14/10/2025</w:t>
+      </w:r>
+      <w:r>
+        <w:rPr>
+          <w:b w:val="false"/>
+          <w:bCs w:val="false"/>
+          <w:color w:val="000000"/>
+        </w:rPr>
+        <w:t>)</w:t>
       </w:r>
     </w:p>
     <w:p>
@@ -3366,9 +5174,8 @@
           <w:ilvl w:val="0"/>
           <w:numId w:val="1"/>
         </w:numPr>
-        <w:rPr>
-          <w:color w:val="000000"/>
-        </w:rPr>
+        <w:jc w:val="left"/>
+        <w:rPr/>
       </w:pPr>
       <w:r>
         <w:rPr>
@@ -3376,7 +5183,7 @@
           <w:bCs/>
           <w:color w:val="000000"/>
         </w:rPr>
-        <w:t>Drescher, D. (2017)</w:t>
+        <w:t>Larimer, D. (2014).</w:t>
       </w:r>
       <w:r>
         <w:rPr>
@@ -3386,17 +5193,187 @@
       </w:r>
       <w:r>
         <w:rPr>
-          <w:i/>
-          <w:iCs/>
-          <w:color w:val="000000"/>
-        </w:rPr>
-        <w:t xml:space="preserve">Blockchain Basics: A Non-Technical Introduction in 25 Steps. </w:t>
-      </w:r>
-      <w:r>
-        <w:rPr>
-          <w:color w:val="000000"/>
-        </w:rPr>
-        <w:t>Apress.</w:t>
+          <w:rStyle w:val="Emphasis"/>
+          <w:color w:val="000000"/>
+        </w:rPr>
+        <w:t>Delegated Proof of Stake (DPoS)</w:t>
+      </w:r>
+      <w:r>
+        <w:rPr>
+          <w:color w:val="000000"/>
+        </w:rPr>
+        <w:t xml:space="preserve">. Steemit White Paper. </w:t>
+      </w:r>
+      <w:r>
+        <w:rPr>
+          <w:color w:val="000000"/>
+        </w:rPr>
+        <w:t xml:space="preserve">Available at: </w:t>
+      </w:r>
+      <w:r>
+        <w:rPr>
+          <w:color w:val="000000"/>
+        </w:rPr>
+        <w:t>https://steemit.com/whitepapers/@dan/steemit-delegated-proof-of-stake-whitepaper</w:t>
+      </w:r>
+      <w:hyperlink r:id="rId2">
+        <w:r>
+          <w:rPr>
+            <w:color w:val="000000"/>
+          </w:rPr>
+          <w:t xml:space="preserve">. </w:t>
+        </w:r>
+      </w:hyperlink>
+      <w:r>
+        <w:rPr>
+          <w:b w:val="false"/>
+          <w:bCs w:val="false"/>
+          <w:color w:val="000000"/>
+        </w:rPr>
+        <w:t>(</w:t>
+      </w:r>
+      <w:r>
+        <w:rPr>
+          <w:rStyle w:val="Hyperlink"/>
+          <w:rFonts w:ascii="Roboto" w:hAnsi="Roboto"/>
+          <w:b w:val="false"/>
+          <w:bCs w:val="false"/>
+          <w:color w:val="000000"/>
+          <w:sz w:val="21"/>
+          <w:szCs w:val="21"/>
+          <w:u w:val="none"/>
+          <w:shd w:fill="FFFFFF" w:val="clear"/>
+        </w:rPr>
+        <w:t xml:space="preserve">Accessed: </w:t>
+      </w:r>
+      <w:r>
+        <w:rPr>
+          <w:rStyle w:val="Hyperlink"/>
+          <w:rFonts w:ascii="Roboto" w:hAnsi="Roboto"/>
+          <w:b w:val="false"/>
+          <w:bCs w:val="false"/>
+          <w:color w:val="000000"/>
+          <w:sz w:val="21"/>
+          <w:szCs w:val="21"/>
+          <w:u w:val="none"/>
+          <w:shd w:fill="FFFFFF" w:val="clear"/>
+        </w:rPr>
+        <w:t>14/10/2025</w:t>
+      </w:r>
+      <w:r>
+        <w:rPr>
+          <w:b w:val="false"/>
+          <w:bCs w:val="false"/>
+          <w:color w:val="000000"/>
+        </w:rPr>
+        <w:t>)</w:t>
+      </w:r>
+    </w:p>
+    <w:p>
+      <w:pPr>
+        <w:pStyle w:val="ListParagraph"/>
+        <w:numPr>
+          <w:ilvl w:val="0"/>
+          <w:numId w:val="1"/>
+        </w:numPr>
+        <w:jc w:val="left"/>
+        <w:rPr/>
+      </w:pPr>
+      <w:r>
+        <w:rPr>
+          <w:rStyle w:val="Strong"/>
+          <w:color w:val="000000"/>
+        </w:rPr>
+        <w:t>Microsoft (202</w:t>
+      </w:r>
+      <w:r>
+        <w:rPr>
+          <w:rStyle w:val="Strong"/>
+          <w:color w:val="000000"/>
+        </w:rPr>
+        <w:t>5</w:t>
+      </w:r>
+      <w:r>
+        <w:rPr>
+          <w:rStyle w:val="Strong"/>
+          <w:color w:val="000000"/>
+        </w:rPr>
+        <w:t>)</w:t>
+      </w:r>
+      <w:r>
+        <w:rPr>
+          <w:color w:val="000000"/>
+        </w:rPr>
+        <w:t xml:space="preserve">. </w:t>
+      </w:r>
+      <w:r>
+        <w:rPr>
+          <w:rStyle w:val="Emphasis"/>
+          <w:color w:val="000000"/>
+        </w:rPr>
+        <w:t>Microsoft Copilot</w:t>
+      </w:r>
+      <w:r>
+        <w:rPr>
+          <w:color w:val="000000"/>
+        </w:rPr>
+        <w:t>. Available at: https://</w:t>
+      </w:r>
+      <w:r>
+        <w:rPr>
+          <w:color w:val="000000"/>
+        </w:rPr>
+        <w:t>copilot</w:t>
+      </w:r>
+      <w:r>
+        <w:rPr>
+          <w:color w:val="000000"/>
+        </w:rPr>
+        <w:t xml:space="preserve">.microsoft.com </w:t>
+      </w:r>
+      <w:r>
+        <w:rPr>
+          <w:rFonts w:ascii="Roboto" w:hAnsi="Roboto"/>
+          <w:color w:val="000000"/>
+          <w:sz w:val="21"/>
+          <w:szCs w:val="21"/>
+          <w:shd w:fill="FFFFFF" w:val="clear"/>
+        </w:rPr>
+        <w:t>(</w:t>
+      </w:r>
+      <w:r>
+        <w:rPr>
+          <w:rStyle w:val="Hyperlink"/>
+          <w:rFonts w:ascii="Roboto" w:hAnsi="Roboto"/>
+          <w:color w:val="000000"/>
+          <w:sz w:val="21"/>
+          <w:szCs w:val="21"/>
+          <w:u w:val="none"/>
+          <w:shd w:fill="FFFFFF" w:val="clear"/>
+        </w:rPr>
+        <w:t xml:space="preserve">Accessed: </w:t>
+      </w:r>
+      <w:r>
+        <w:rPr>
+          <w:rStyle w:val="Hyperlink"/>
+          <w:rFonts w:ascii="Roboto" w:hAnsi="Roboto"/>
+          <w:color w:val="000000"/>
+          <w:sz w:val="21"/>
+          <w:szCs w:val="21"/>
+          <w:u w:val="none"/>
+          <w:shd w:fill="FFFFFF" w:val="clear"/>
+        </w:rPr>
+        <w:t>14/10/2025</w:t>
+      </w:r>
+      <w:r>
+        <w:rPr>
+          <w:rFonts w:ascii="Roboto" w:hAnsi="Roboto"/>
+          <w:color w:val="000000"/>
+          <w:sz w:val="21"/>
+          <w:szCs w:val="21"/>
+          <w:shd w:fill="FFFFFF" w:val="clear"/>
+        </w:rPr>
+        <w:t>)</w:t>
       </w:r>
     </w:p>
     <w:p>
@@ -3407,19 +5384,76 @@
           <w:numId w:val="1"/>
         </w:numPr>
         <w:spacing w:lineRule="auto" w:line="480" w:beforeAutospacing="0" w:before="0" w:afterAutospacing="0" w:after="0"/>
-        <w:rPr>
-          <w:color w:val="000000"/>
-        </w:rPr>
-      </w:pPr>
-      <w:r>
-        <w:rPr>
+        <w:jc w:val="left"/>
+        <w:rPr/>
+      </w:pPr>
+      <w:r>
+        <w:rPr>
+          <w:rStyle w:val="Strong"/>
           <w:rFonts w:ascii="Roboto" w:hAnsi="Roboto"/>
           <w:color w:val="000000"/>
           <w:sz w:val="21"/>
           <w:szCs w:val="21"/>
+          <w:u w:val="none"/>
           <w:shd w:fill="FFFFFF" w:val="clear"/>
         </w:rPr>
-        <w:t>Nakamoto, S. (2009). Bitcoin: A Peer-to-Peer Electronic Cash System.</w:t>
+        <w:t>Nakamoto, S. (2008)</w:t>
+      </w:r>
+      <w:r>
+        <w:rPr>
+          <w:rFonts w:ascii="Roboto" w:hAnsi="Roboto"/>
+          <w:color w:val="000000"/>
+          <w:sz w:val="21"/>
+          <w:szCs w:val="21"/>
+          <w:u w:val="none"/>
+          <w:shd w:fill="FFFFFF" w:val="clear"/>
+        </w:rPr>
+        <w:t xml:space="preserve">. </w:t>
+      </w:r>
+      <w:r>
+        <w:rPr>
+          <w:rStyle w:val="Emphasis"/>
+          <w:rFonts w:ascii="Roboto" w:hAnsi="Roboto"/>
+          <w:color w:val="000000"/>
+          <w:sz w:val="21"/>
+          <w:szCs w:val="21"/>
+          <w:u w:val="none"/>
+          <w:shd w:fill="FFFFFF" w:val="clear"/>
+        </w:rPr>
+        <w:t>Bitcoin: A Peer-to-Peer Electronic Cash System</w:t>
+      </w:r>
+      <w:r>
+        <w:rPr>
+          <w:rFonts w:ascii="Roboto" w:hAnsi="Roboto"/>
+          <w:color w:val="000000"/>
+          <w:sz w:val="21"/>
+          <w:szCs w:val="21"/>
+          <w:u w:val="none"/>
+          <w:shd w:fill="FFFFFF" w:val="clear"/>
+        </w:rPr>
+        <w:t xml:space="preserve">. Available at: https://bitcoin.org/bitcoin.pdf (Accessed: </w:t>
+      </w:r>
+      <w:r>
+        <w:rPr>
+          <w:rFonts w:ascii="Roboto" w:hAnsi="Roboto"/>
+          <w:color w:val="000000"/>
+          <w:sz w:val="21"/>
+          <w:szCs w:val="21"/>
+          <w:u w:val="none"/>
+          <w:shd w:fill="FFFFFF" w:val="clear"/>
+        </w:rPr>
+        <w:t>13/10/2025</w:t>
+      </w:r>
+      <w:r>
+        <w:rPr>
+          <w:rFonts w:ascii="Roboto" w:hAnsi="Roboto"/>
+          <w:color w:val="000000"/>
+          <w:sz w:val="21"/>
+          <w:szCs w:val="21"/>
+          <w:u w:val="none"/>
+          <w:shd w:fill="FFFFFF" w:val="clear"/>
+        </w:rPr>
+        <w:t>)</w:t>
       </w:r>
     </w:p>
     <w:p>
@@ -3430,58 +5464,89 @@
           <w:numId w:val="1"/>
         </w:numPr>
         <w:spacing w:lineRule="auto" w:line="480" w:beforeAutospacing="0" w:before="0" w:afterAutospacing="0" w:after="0"/>
-        <w:rPr/>
-      </w:pPr>
-      <w:r>
-        <w:rPr>
+        <w:jc w:val="left"/>
+        <w:rPr/>
+      </w:pPr>
+      <w:r>
+        <w:rPr>
+          <w:rStyle w:val="Strong"/>
           <w:rFonts w:ascii="Roboto" w:hAnsi="Roboto"/>
           <w:color w:val="000000"/>
           <w:sz w:val="21"/>
           <w:szCs w:val="21"/>
+          <w:u w:val="none"/>
           <w:shd w:fill="FFFFFF" w:val="clear"/>
         </w:rPr>
-        <w:t>Xu, J., Wang, C., &amp; Jia, X. (2023). A Survey of Blockchain Consensus Protocols. </w:t>
-      </w:r>
-      <w:r>
-        <w:rPr>
-          <w:rStyle w:val="Emphasis"/>
-          <w:rFonts w:eastAsia="" w:ascii="Roboto" w:hAnsi="Roboto" w:eastAsiaTheme="majorEastAsia"/>
+        <w:t>OpenAI (2023)</w:t>
+      </w:r>
+      <w:r>
+        <w:rPr>
+          <w:rFonts w:ascii="Roboto" w:hAnsi="Roboto"/>
           <w:color w:val="000000"/>
           <w:sz w:val="21"/>
           <w:szCs w:val="21"/>
-        </w:rPr>
-        <w:t>ACM Computing Surveys, 55</w:t>
-      </w:r>
-      <w:r>
-        <w:rPr>
+          <w:u w:val="none"/>
+          <w:shd w:fill="FFFFFF" w:val="clear"/>
+        </w:rPr>
+        <w:t xml:space="preserve">. </w:t>
+      </w:r>
+      <w:r>
+        <w:rPr>
+          <w:rStyle w:val="Emphasis"/>
           <w:rFonts w:ascii="Roboto" w:hAnsi="Roboto"/>
           <w:color w:val="000000"/>
           <w:sz w:val="21"/>
           <w:szCs w:val="21"/>
+          <w:u w:val="none"/>
           <w:shd w:fill="FFFFFF" w:val="clear"/>
         </w:rPr>
-        <w:t>, 1 - 35.</w:t>
-      </w:r>
-      <w:r>
-        <w:rPr>
-          <w:color w:val="000000"/>
-        </w:rPr>
-        <w:t xml:space="preserve"> (</w:t>
-      </w:r>
-      <w:hyperlink r:id="rId3">
-        <w:r>
-          <w:rPr>
-            <w:rStyle w:val="Hyperlink"/>
-            <w:color w:val="000000"/>
-          </w:rPr>
-          <w:t>https://dl.acm.org/doi/pdf/10.1145/3579845</w:t>
-        </w:r>
-      </w:hyperlink>
-      <w:r>
-        <w:rPr>
-          <w:color w:val="000000"/>
-        </w:rPr>
-        <w:t>)</w:t>
+        <w:t>ChatGPT</w:t>
+      </w:r>
+      <w:r>
+        <w:rPr>
+          <w:rFonts w:ascii="Roboto" w:hAnsi="Roboto"/>
+          <w:color w:val="000000"/>
+          <w:sz w:val="21"/>
+          <w:szCs w:val="21"/>
+          <w:u w:val="none"/>
+          <w:shd w:fill="FFFFFF" w:val="clear"/>
+        </w:rPr>
+        <w:t>. Available at: https://www.openai.com/chatgpt (</w:t>
+      </w:r>
+      <w:r>
+        <w:rPr>
+          <w:rStyle w:val="Hyperlink"/>
+          <w:rFonts w:ascii="Roboto" w:hAnsi="Roboto"/>
+          <w:color w:val="000000"/>
+          <w:sz w:val="21"/>
+          <w:szCs w:val="21"/>
+          <w:u w:val="none"/>
+          <w:shd w:fill="FFFFFF" w:val="clear"/>
+        </w:rPr>
+        <w:t xml:space="preserve">Accessed: </w:t>
+      </w:r>
+      <w:r>
+        <w:rPr>
+          <w:rStyle w:val="Hyperlink"/>
+          <w:rFonts w:ascii="Roboto" w:hAnsi="Roboto"/>
+          <w:color w:val="000000"/>
+          <w:sz w:val="21"/>
+          <w:szCs w:val="21"/>
+          <w:u w:val="none"/>
+          <w:shd w:fill="FFFFFF" w:val="clear"/>
+        </w:rPr>
+        <w:t>14/10/2025</w:t>
+      </w:r>
+      <w:r>
+        <w:rPr>
+          <w:rFonts w:ascii="Roboto" w:hAnsi="Roboto"/>
+          <w:color w:val="000000"/>
+          <w:sz w:val="21"/>
+          <w:szCs w:val="21"/>
+          <w:u w:val="none"/>
+          <w:shd w:fill="FFFFFF" w:val="clear"/>
+        </w:rPr>
+        <w:t>).</w:t>
       </w:r>
     </w:p>
     <w:p>
@@ -3492,21 +5557,158 @@
           <w:numId w:val="1"/>
         </w:numPr>
         <w:spacing w:lineRule="auto" w:line="480" w:beforeAutospacing="0" w:before="0" w:afterAutospacing="0" w:after="0"/>
-        <w:rPr>
-          <w:color w:val="000000"/>
-        </w:rPr>
-      </w:pPr>
-      <w:r>
-        <w:rPr/>
+        <w:jc w:val="left"/>
+        <w:rPr/>
+      </w:pPr>
+      <w:r>
+        <w:rPr>
+          <w:rStyle w:val="Strong"/>
+        </w:rPr>
+        <w:t>Tariq, N., Qamar, A., Asim, M., &amp; Khan, F.A. (2020)</w:t>
+      </w:r>
+      <w:r>
+        <w:rPr/>
+        <w:t xml:space="preserve">. </w:t>
+      </w:r>
+      <w:r>
+        <w:rPr>
+          <w:i/>
+          <w:iCs/>
+        </w:rPr>
+        <w:t>Blockchain and Smart Healthcare Security: A Survey.</w:t>
+      </w:r>
+      <w:r>
+        <w:rPr/>
+        <w:t xml:space="preserve"> </w:t>
+      </w:r>
+      <w:r>
+        <w:rPr>
+          <w:rStyle w:val="Emphasis"/>
+          <w:i w:val="false"/>
+          <w:iCs w:val="false"/>
+        </w:rPr>
+        <w:t>Procedia Computer Science</w:t>
+      </w:r>
+      <w:r>
+        <w:rPr/>
+        <w:t>, 176, 2845-2854. Available at: https://doi.org/10.1016/j.procs.2020.07.089 (Accessed: 18/10/2025)</w:t>
+      </w:r>
+    </w:p>
+    <w:p>
+      <w:pPr>
+        <w:pStyle w:val="NormalWeb"/>
+        <w:numPr>
+          <w:ilvl w:val="0"/>
+          <w:numId w:val="1"/>
+        </w:numPr>
+        <w:spacing w:lineRule="auto" w:line="480" w:beforeAutospacing="0" w:before="0" w:afterAutospacing="0" w:after="0"/>
+        <w:jc w:val="left"/>
+        <w:rPr/>
+      </w:pPr>
+      <w:r>
+        <w:rPr>
+          <w:rStyle w:val="Strong"/>
+          <w:color w:val="000000"/>
+          <w:u w:val="none"/>
+        </w:rPr>
+        <w:t xml:space="preserve">Xu, J., Wang, C., </w:t>
+      </w:r>
+      <w:r>
+        <w:rPr>
+          <w:rStyle w:val="Strong"/>
+          <w:color w:val="000000"/>
+          <w:u w:val="none"/>
+        </w:rPr>
+        <w:t>&amp;</w:t>
+      </w:r>
+      <w:r>
+        <w:rPr>
+          <w:rStyle w:val="Strong"/>
+          <w:color w:val="000000"/>
+          <w:u w:val="none"/>
+        </w:rPr>
+        <w:t xml:space="preserve"> Jia, X. (2023)</w:t>
+      </w:r>
+      <w:r>
+        <w:rPr>
+          <w:color w:val="000000"/>
+          <w:u w:val="none"/>
+        </w:rPr>
+        <w:t xml:space="preserve">. A Survey of Blockchain Consensus Protocols. </w:t>
+      </w:r>
+      <w:r>
+        <w:rPr>
+          <w:rStyle w:val="Emphasis"/>
+          <w:color w:val="000000"/>
+          <w:u w:val="none"/>
+        </w:rPr>
+        <w:t>Journal of Computer Science and Technology</w:t>
+      </w:r>
+      <w:r>
+        <w:rPr>
+          <w:color w:val="000000"/>
+          <w:u w:val="none"/>
+        </w:rPr>
+        <w:t xml:space="preserve">, 38(2), 1-23. Available at:  </w:t>
+      </w:r>
+      <w:r>
+        <w:rPr>
+          <w:rStyle w:val="Hyperlink"/>
+          <w:color w:val="000000"/>
+          <w:u w:val="none"/>
+        </w:rPr>
+        <w:t xml:space="preserve">https://dl.acm.org/doi/pdf/10.1145/3579845 </w:t>
+      </w:r>
+      <w:r>
+        <w:rPr>
+          <w:rStyle w:val="Hyperlink"/>
+          <w:color w:val="000000"/>
+          <w:u w:val="none"/>
+        </w:rPr>
+        <w:t xml:space="preserve">(Accessed: </w:t>
+      </w:r>
+      <w:r>
+        <w:rPr>
+          <w:rStyle w:val="Hyperlink"/>
+          <w:rFonts w:ascii="Roboto" w:hAnsi="Roboto"/>
+          <w:color w:val="000000"/>
+          <w:sz w:val="21"/>
+          <w:szCs w:val="21"/>
+          <w:u w:val="none"/>
+          <w:shd w:fill="FFFFFF" w:val="clear"/>
+        </w:rPr>
+        <w:t>18/10/2025</w:t>
+      </w:r>
+      <w:r>
+        <w:rPr>
+          <w:rStyle w:val="Hyperlink"/>
+          <w:color w:val="000000"/>
+          <w:u w:val="none"/>
+        </w:rPr>
+        <w:t>)</w:t>
+      </w:r>
+    </w:p>
+    <w:p>
+      <w:pPr>
+        <w:pStyle w:val="NormalWeb"/>
+        <w:spacing w:lineRule="auto" w:line="480" w:beforeAutospacing="0" w:before="0" w:afterAutospacing="0" w:after="0"/>
+        <w:rPr>
+          <w:color w:val="000000"/>
+        </w:rPr>
+      </w:pPr>
+      <w:r>
+        <w:rPr>
+          <w:color w:val="000000"/>
+        </w:rPr>
       </w:r>
     </w:p>
     <w:sectPr>
-      <w:headerReference w:type="even" r:id="rId4"/>
-      <w:headerReference w:type="default" r:id="rId5"/>
-      <w:headerReference w:type="first" r:id="rId6"/>
-      <w:footerReference w:type="even" r:id="rId7"/>
-      <w:footerReference w:type="default" r:id="rId8"/>
-      <w:footerReference w:type="first" r:id="rId9"/>
+      <w:headerReference w:type="even" r:id="rId3"/>
+      <w:headerReference w:type="default" r:id="rId4"/>
+      <w:headerReference w:type="first" r:id="rId5"/>
+      <w:footerReference w:type="even" r:id="rId6"/>
+      <w:footerReference w:type="default" r:id="rId7"/>
+      <w:footerReference w:type="first" r:id="rId8"/>
       <w:type w:val="nextPage"/>
       <w:pgSz w:w="11906" w:h="16838"/>
       <w:pgMar w:left="1440" w:right="1440" w:gutter="0" w:header="708" w:top="1440" w:footer="708" w:bottom="1440"/>
@@ -3623,7 +5825,7 @@
           <w:rPr>
             <w:rStyle w:val="PageNumber"/>
           </w:rPr>
-          <w:t>11</w:t>
+          <w:t>13</w:t>
         </w:r>
         <w:r>
           <w:rPr>
@@ -3687,7 +5889,7 @@
           <w:rPr>
             <w:rStyle w:val="PageNumber"/>
           </w:rPr>
-          <w:t>13</w:t>
+          <w:t>1</w:t>
         </w:r>
         <w:r>
           <w:rPr>
@@ -3733,22 +5935,15 @@
     </w:pPr>
     <w:r>
       <w:rPr/>
-      <w:t>DAT500</w:t>
+      <w:t>DAT5002 S</w:t>
     </w:r>
     <w:r>
       <w:rPr/>
-      <w:t>2</w:t>
+      <w:t>1</w:t>
     </w:r>
     <w:r>
       <w:rPr/>
-      <w:t xml:space="preserve"> S2_2</w:t>
-    </w:r>
-    <w:r>
-      <w:rPr/>
-      <w:t>5</w:t>
-    </w:r>
-    <w:r>
-      <w:rPr/>
+      <w:t>_25</w:t>
       <w:tab/>
       <w:t>WRIT1</w:t>
       <w:tab/>
@@ -3767,7 +5962,6 @@
     </w:pPr>
     <w:r>
       <w:rPr/>
-      <w:t>66</w:t>
     </w:r>
   </w:p>
 </w:hdr>
@@ -3902,7 +6096,7 @@
       <w:lvlJc w:val="left"/>
       <w:pPr>
         <w:tabs>
-          <w:tab w:val="num" w:pos="0"/>
+          <w:tab w:val="num" w:pos="720"/>
         </w:tabs>
         <w:ind w:left="720" w:hanging="360"/>
       </w:pPr>
@@ -3913,31 +6107,31 @@
     <w:lvl w:ilvl="1">
       <w:start w:val="1"/>
       <w:numFmt w:val="bullet"/>
-      <w:lvlText w:val="o"/>
+      <w:lvlText w:val="◦"/>
       <w:lvlJc w:val="left"/>
       <w:pPr>
         <w:tabs>
-          <w:tab w:val="num" w:pos="0"/>
+          <w:tab w:val="num" w:pos="1080"/>
         </w:tabs>
-        <w:ind w:left="1440" w:hanging="360"/>
+        <w:ind w:left="1080" w:hanging="360"/>
       </w:pPr>
       <w:rPr>
-        <w:rFonts w:ascii="Courier New" w:hAnsi="Courier New" w:cs="Courier New" w:hint="default"/>
+        <w:rFonts w:ascii="OpenSymbol" w:hAnsi="OpenSymbol" w:cs="OpenSymbol" w:hint="default"/>
       </w:rPr>
     </w:lvl>
     <w:lvl w:ilvl="2">
       <w:start w:val="1"/>
       <w:numFmt w:val="bullet"/>
-      <w:lvlText w:val=""/>
+      <w:lvlText w:val="▪"/>
       <w:lvlJc w:val="left"/>
       <w:pPr>
         <w:tabs>
-          <w:tab w:val="num" w:pos="0"/>
+          <w:tab w:val="num" w:pos="1440"/>
         </w:tabs>
-        <w:ind w:left="2160" w:hanging="360"/>
+        <w:ind w:left="1440" w:hanging="360"/>
       </w:pPr>
       <w:rPr>
-        <w:rFonts w:ascii="Wingdings" w:hAnsi="Wingdings" w:cs="Wingdings" w:hint="default"/>
+        <w:rFonts w:ascii="OpenSymbol" w:hAnsi="OpenSymbol" w:cs="OpenSymbol" w:hint="default"/>
       </w:rPr>
     </w:lvl>
     <w:lvl w:ilvl="3">
@@ -3947,9 +6141,9 @@
       <w:lvlJc w:val="left"/>
       <w:pPr>
         <w:tabs>
-          <w:tab w:val="num" w:pos="0"/>
+          <w:tab w:val="num" w:pos="1800"/>
         </w:tabs>
-        <w:ind w:left="2880" w:hanging="360"/>
+        <w:ind w:left="1800" w:hanging="360"/>
       </w:pPr>
       <w:rPr>
         <w:rFonts w:ascii="Symbol" w:hAnsi="Symbol" w:cs="Symbol" w:hint="default"/>
@@ -3958,31 +6152,31 @@
     <w:lvl w:ilvl="4">
       <w:start w:val="1"/>
       <w:numFmt w:val="bullet"/>
-      <w:lvlText w:val="o"/>
+      <w:lvlText w:val="◦"/>
       <w:lvlJc w:val="left"/>
       <w:pPr>
         <w:tabs>
-          <w:tab w:val="num" w:pos="0"/>
+          <w:tab w:val="num" w:pos="2160"/>
         </w:tabs>
-        <w:ind w:left="3600" w:hanging="360"/>
+        <w:ind w:left="2160" w:hanging="360"/>
       </w:pPr>
       <w:rPr>
-        <w:rFonts w:ascii="Courier New" w:hAnsi="Courier New" w:cs="Courier New" w:hint="default"/>
+        <w:rFonts w:ascii="OpenSymbol" w:hAnsi="OpenSymbol" w:cs="OpenSymbol" w:hint="default"/>
       </w:rPr>
     </w:lvl>
     <w:lvl w:ilvl="5">
       <w:start w:val="1"/>
       <w:numFmt w:val="bullet"/>
-      <w:lvlText w:val=""/>
+      <w:lvlText w:val="▪"/>
       <w:lvlJc w:val="left"/>
       <w:pPr>
         <w:tabs>
-          <w:tab w:val="num" w:pos="0"/>
+          <w:tab w:val="num" w:pos="2520"/>
         </w:tabs>
-        <w:ind w:left="4320" w:hanging="360"/>
+        <w:ind w:left="2520" w:hanging="360"/>
       </w:pPr>
       <w:rPr>
-        <w:rFonts w:ascii="Wingdings" w:hAnsi="Wingdings" w:cs="Wingdings" w:hint="default"/>
+        <w:rFonts w:ascii="OpenSymbol" w:hAnsi="OpenSymbol" w:cs="OpenSymbol" w:hint="default"/>
       </w:rPr>
     </w:lvl>
     <w:lvl w:ilvl="6">
@@ -3992,9 +6186,9 @@
       <w:lvlJc w:val="left"/>
       <w:pPr>
         <w:tabs>
-          <w:tab w:val="num" w:pos="0"/>
+          <w:tab w:val="num" w:pos="2880"/>
         </w:tabs>
-        <w:ind w:left="5040" w:hanging="360"/>
+        <w:ind w:left="2880" w:hanging="360"/>
       </w:pPr>
       <w:rPr>
         <w:rFonts w:ascii="Symbol" w:hAnsi="Symbol" w:cs="Symbol" w:hint="default"/>
@@ -4003,35 +6197,994 @@
     <w:lvl w:ilvl="7">
       <w:start w:val="1"/>
       <w:numFmt w:val="bullet"/>
-      <w:lvlText w:val="o"/>
+      <w:lvlText w:val="◦"/>
       <w:lvlJc w:val="left"/>
       <w:pPr>
         <w:tabs>
-          <w:tab w:val="num" w:pos="0"/>
+          <w:tab w:val="num" w:pos="3240"/>
         </w:tabs>
-        <w:ind w:left="5760" w:hanging="360"/>
+        <w:ind w:left="3240" w:hanging="360"/>
       </w:pPr>
       <w:rPr>
-        <w:rFonts w:ascii="Courier New" w:hAnsi="Courier New" w:cs="Courier New" w:hint="default"/>
+        <w:rFonts w:ascii="OpenSymbol" w:hAnsi="OpenSymbol" w:cs="OpenSymbol" w:hint="default"/>
       </w:rPr>
     </w:lvl>
     <w:lvl w:ilvl="8">
       <w:start w:val="1"/>
       <w:numFmt w:val="bullet"/>
-      <w:lvlText w:val=""/>
+      <w:lvlText w:val="▪"/>
       <w:lvlJc w:val="left"/>
       <w:pPr>
         <w:tabs>
-          <w:tab w:val="num" w:pos="0"/>
+          <w:tab w:val="num" w:pos="3600"/>
         </w:tabs>
-        <w:ind w:left="6480" w:hanging="360"/>
+        <w:ind w:left="3600" w:hanging="360"/>
       </w:pPr>
       <w:rPr>
-        <w:rFonts w:ascii="Wingdings" w:hAnsi="Wingdings" w:cs="Wingdings" w:hint="default"/>
+        <w:rFonts w:ascii="OpenSymbol" w:hAnsi="OpenSymbol" w:cs="OpenSymbol" w:hint="default"/>
       </w:rPr>
     </w:lvl>
   </w:abstractNum>
   <w:abstractNum w:abstractNumId="3">
+    <w:lvl w:ilvl="0">
+      <w:start w:val="1"/>
+      <w:numFmt w:val="bullet"/>
+      <w:lvlText w:val=""/>
+      <w:lvlJc w:val="left"/>
+      <w:pPr>
+        <w:tabs>
+          <w:tab w:val="num" w:pos="720"/>
+        </w:tabs>
+        <w:ind w:left="720" w:hanging="360"/>
+      </w:pPr>
+      <w:rPr>
+        <w:rFonts w:ascii="Symbol" w:hAnsi="Symbol" w:cs="Symbol" w:hint="default"/>
+      </w:rPr>
+    </w:lvl>
+    <w:lvl w:ilvl="1">
+      <w:start w:val="1"/>
+      <w:numFmt w:val="bullet"/>
+      <w:lvlText w:val="◦"/>
+      <w:lvlJc w:val="left"/>
+      <w:pPr>
+        <w:tabs>
+          <w:tab w:val="num" w:pos="1080"/>
+        </w:tabs>
+        <w:ind w:left="1080" w:hanging="360"/>
+      </w:pPr>
+      <w:rPr>
+        <w:rFonts w:ascii="OpenSymbol" w:hAnsi="OpenSymbol" w:cs="OpenSymbol" w:hint="default"/>
+      </w:rPr>
+    </w:lvl>
+    <w:lvl w:ilvl="2">
+      <w:start w:val="1"/>
+      <w:numFmt w:val="bullet"/>
+      <w:lvlText w:val="▪"/>
+      <w:lvlJc w:val="left"/>
+      <w:pPr>
+        <w:tabs>
+          <w:tab w:val="num" w:pos="1440"/>
+        </w:tabs>
+        <w:ind w:left="1440" w:hanging="360"/>
+      </w:pPr>
+      <w:rPr>
+        <w:rFonts w:ascii="OpenSymbol" w:hAnsi="OpenSymbol" w:cs="OpenSymbol" w:hint="default"/>
+      </w:rPr>
+    </w:lvl>
+    <w:lvl w:ilvl="3">
+      <w:start w:val="1"/>
+      <w:numFmt w:val="bullet"/>
+      <w:lvlText w:val=""/>
+      <w:lvlJc w:val="left"/>
+      <w:pPr>
+        <w:tabs>
+          <w:tab w:val="num" w:pos="1800"/>
+        </w:tabs>
+        <w:ind w:left="1800" w:hanging="360"/>
+      </w:pPr>
+      <w:rPr>
+        <w:rFonts w:ascii="Symbol" w:hAnsi="Symbol" w:cs="Symbol" w:hint="default"/>
+      </w:rPr>
+    </w:lvl>
+    <w:lvl w:ilvl="4">
+      <w:start w:val="1"/>
+      <w:numFmt w:val="bullet"/>
+      <w:lvlText w:val="◦"/>
+      <w:lvlJc w:val="left"/>
+      <w:pPr>
+        <w:tabs>
+          <w:tab w:val="num" w:pos="2160"/>
+        </w:tabs>
+        <w:ind w:left="2160" w:hanging="360"/>
+      </w:pPr>
+      <w:rPr>
+        <w:rFonts w:ascii="OpenSymbol" w:hAnsi="OpenSymbol" w:cs="OpenSymbol" w:hint="default"/>
+      </w:rPr>
+    </w:lvl>
+    <w:lvl w:ilvl="5">
+      <w:start w:val="1"/>
+      <w:numFmt w:val="bullet"/>
+      <w:lvlText w:val="▪"/>
+      <w:lvlJc w:val="left"/>
+      <w:pPr>
+        <w:tabs>
+          <w:tab w:val="num" w:pos="2520"/>
+        </w:tabs>
+        <w:ind w:left="2520" w:hanging="360"/>
+      </w:pPr>
+      <w:rPr>
+        <w:rFonts w:ascii="OpenSymbol" w:hAnsi="OpenSymbol" w:cs="OpenSymbol" w:hint="default"/>
+      </w:rPr>
+    </w:lvl>
+    <w:lvl w:ilvl="6">
+      <w:start w:val="1"/>
+      <w:numFmt w:val="bullet"/>
+      <w:lvlText w:val=""/>
+      <w:lvlJc w:val="left"/>
+      <w:pPr>
+        <w:tabs>
+          <w:tab w:val="num" w:pos="2880"/>
+        </w:tabs>
+        <w:ind w:left="2880" w:hanging="360"/>
+      </w:pPr>
+      <w:rPr>
+        <w:rFonts w:ascii="Symbol" w:hAnsi="Symbol" w:cs="Symbol" w:hint="default"/>
+      </w:rPr>
+    </w:lvl>
+    <w:lvl w:ilvl="7">
+      <w:start w:val="1"/>
+      <w:numFmt w:val="bullet"/>
+      <w:lvlText w:val="◦"/>
+      <w:lvlJc w:val="left"/>
+      <w:pPr>
+        <w:tabs>
+          <w:tab w:val="num" w:pos="3240"/>
+        </w:tabs>
+        <w:ind w:left="3240" w:hanging="360"/>
+      </w:pPr>
+      <w:rPr>
+        <w:rFonts w:ascii="OpenSymbol" w:hAnsi="OpenSymbol" w:cs="OpenSymbol" w:hint="default"/>
+      </w:rPr>
+    </w:lvl>
+    <w:lvl w:ilvl="8">
+      <w:start w:val="1"/>
+      <w:numFmt w:val="bullet"/>
+      <w:lvlText w:val="▪"/>
+      <w:lvlJc w:val="left"/>
+      <w:pPr>
+        <w:tabs>
+          <w:tab w:val="num" w:pos="3600"/>
+        </w:tabs>
+        <w:ind w:left="3600" w:hanging="360"/>
+      </w:pPr>
+      <w:rPr>
+        <w:rFonts w:ascii="OpenSymbol" w:hAnsi="OpenSymbol" w:cs="OpenSymbol" w:hint="default"/>
+      </w:rPr>
+    </w:lvl>
+  </w:abstractNum>
+  <w:abstractNum w:abstractNumId="4">
+    <w:lvl w:ilvl="0">
+      <w:start w:val="1"/>
+      <w:numFmt w:val="bullet"/>
+      <w:lvlText w:val=""/>
+      <w:lvlJc w:val="left"/>
+      <w:pPr>
+        <w:tabs>
+          <w:tab w:val="num" w:pos="720"/>
+        </w:tabs>
+        <w:ind w:left="720" w:hanging="360"/>
+      </w:pPr>
+      <w:rPr>
+        <w:rFonts w:ascii="Symbol" w:hAnsi="Symbol" w:cs="Symbol" w:hint="default"/>
+      </w:rPr>
+    </w:lvl>
+    <w:lvl w:ilvl="1">
+      <w:start w:val="1"/>
+      <w:numFmt w:val="bullet"/>
+      <w:lvlText w:val="◦"/>
+      <w:lvlJc w:val="left"/>
+      <w:pPr>
+        <w:tabs>
+          <w:tab w:val="num" w:pos="1080"/>
+        </w:tabs>
+        <w:ind w:left="1080" w:hanging="360"/>
+      </w:pPr>
+      <w:rPr>
+        <w:rFonts w:ascii="OpenSymbol" w:hAnsi="OpenSymbol" w:cs="OpenSymbol" w:hint="default"/>
+      </w:rPr>
+    </w:lvl>
+    <w:lvl w:ilvl="2">
+      <w:start w:val="1"/>
+      <w:numFmt w:val="bullet"/>
+      <w:lvlText w:val="▪"/>
+      <w:lvlJc w:val="left"/>
+      <w:pPr>
+        <w:tabs>
+          <w:tab w:val="num" w:pos="1440"/>
+        </w:tabs>
+        <w:ind w:left="1440" w:hanging="360"/>
+      </w:pPr>
+      <w:rPr>
+        <w:rFonts w:ascii="OpenSymbol" w:hAnsi="OpenSymbol" w:cs="OpenSymbol" w:hint="default"/>
+      </w:rPr>
+    </w:lvl>
+    <w:lvl w:ilvl="3">
+      <w:start w:val="1"/>
+      <w:numFmt w:val="bullet"/>
+      <w:lvlText w:val=""/>
+      <w:lvlJc w:val="left"/>
+      <w:pPr>
+        <w:tabs>
+          <w:tab w:val="num" w:pos="1800"/>
+        </w:tabs>
+        <w:ind w:left="1800" w:hanging="360"/>
+      </w:pPr>
+      <w:rPr>
+        <w:rFonts w:ascii="Symbol" w:hAnsi="Symbol" w:cs="Symbol" w:hint="default"/>
+      </w:rPr>
+    </w:lvl>
+    <w:lvl w:ilvl="4">
+      <w:start w:val="1"/>
+      <w:numFmt w:val="bullet"/>
+      <w:lvlText w:val="◦"/>
+      <w:lvlJc w:val="left"/>
+      <w:pPr>
+        <w:tabs>
+          <w:tab w:val="num" w:pos="2160"/>
+        </w:tabs>
+        <w:ind w:left="2160" w:hanging="360"/>
+      </w:pPr>
+      <w:rPr>
+        <w:rFonts w:ascii="OpenSymbol" w:hAnsi="OpenSymbol" w:cs="OpenSymbol" w:hint="default"/>
+      </w:rPr>
+    </w:lvl>
+    <w:lvl w:ilvl="5">
+      <w:start w:val="1"/>
+      <w:numFmt w:val="bullet"/>
+      <w:lvlText w:val="▪"/>
+      <w:lvlJc w:val="left"/>
+      <w:pPr>
+        <w:tabs>
+          <w:tab w:val="num" w:pos="2520"/>
+        </w:tabs>
+        <w:ind w:left="2520" w:hanging="360"/>
+      </w:pPr>
+      <w:rPr>
+        <w:rFonts w:ascii="OpenSymbol" w:hAnsi="OpenSymbol" w:cs="OpenSymbol" w:hint="default"/>
+      </w:rPr>
+    </w:lvl>
+    <w:lvl w:ilvl="6">
+      <w:start w:val="1"/>
+      <w:numFmt w:val="bullet"/>
+      <w:lvlText w:val=""/>
+      <w:lvlJc w:val="left"/>
+      <w:pPr>
+        <w:tabs>
+          <w:tab w:val="num" w:pos="2880"/>
+        </w:tabs>
+        <w:ind w:left="2880" w:hanging="360"/>
+      </w:pPr>
+      <w:rPr>
+        <w:rFonts w:ascii="Symbol" w:hAnsi="Symbol" w:cs="Symbol" w:hint="default"/>
+      </w:rPr>
+    </w:lvl>
+    <w:lvl w:ilvl="7">
+      <w:start w:val="1"/>
+      <w:numFmt w:val="bullet"/>
+      <w:lvlText w:val="◦"/>
+      <w:lvlJc w:val="left"/>
+      <w:pPr>
+        <w:tabs>
+          <w:tab w:val="num" w:pos="3240"/>
+        </w:tabs>
+        <w:ind w:left="3240" w:hanging="360"/>
+      </w:pPr>
+      <w:rPr>
+        <w:rFonts w:ascii="OpenSymbol" w:hAnsi="OpenSymbol" w:cs="OpenSymbol" w:hint="default"/>
+      </w:rPr>
+    </w:lvl>
+    <w:lvl w:ilvl="8">
+      <w:start w:val="1"/>
+      <w:numFmt w:val="bullet"/>
+      <w:lvlText w:val="▪"/>
+      <w:lvlJc w:val="left"/>
+      <w:pPr>
+        <w:tabs>
+          <w:tab w:val="num" w:pos="3600"/>
+        </w:tabs>
+        <w:ind w:left="3600" w:hanging="360"/>
+      </w:pPr>
+      <w:rPr>
+        <w:rFonts w:ascii="OpenSymbol" w:hAnsi="OpenSymbol" w:cs="OpenSymbol" w:hint="default"/>
+      </w:rPr>
+    </w:lvl>
+  </w:abstractNum>
+  <w:abstractNum w:abstractNumId="5">
+    <w:lvl w:ilvl="0">
+      <w:start w:val="1"/>
+      <w:numFmt w:val="bullet"/>
+      <w:lvlText w:val=""/>
+      <w:lvlJc w:val="left"/>
+      <w:pPr>
+        <w:tabs>
+          <w:tab w:val="num" w:pos="720"/>
+        </w:tabs>
+        <w:ind w:left="720" w:hanging="360"/>
+      </w:pPr>
+      <w:rPr>
+        <w:rFonts w:ascii="Symbol" w:hAnsi="Symbol" w:cs="Symbol" w:hint="default"/>
+      </w:rPr>
+    </w:lvl>
+    <w:lvl w:ilvl="1">
+      <w:start w:val="1"/>
+      <w:numFmt w:val="bullet"/>
+      <w:lvlText w:val="◦"/>
+      <w:lvlJc w:val="left"/>
+      <w:pPr>
+        <w:tabs>
+          <w:tab w:val="num" w:pos="1080"/>
+        </w:tabs>
+        <w:ind w:left="1080" w:hanging="360"/>
+      </w:pPr>
+      <w:rPr>
+        <w:rFonts w:ascii="OpenSymbol" w:hAnsi="OpenSymbol" w:cs="OpenSymbol" w:hint="default"/>
+      </w:rPr>
+    </w:lvl>
+    <w:lvl w:ilvl="2">
+      <w:start w:val="1"/>
+      <w:numFmt w:val="bullet"/>
+      <w:lvlText w:val="▪"/>
+      <w:lvlJc w:val="left"/>
+      <w:pPr>
+        <w:tabs>
+          <w:tab w:val="num" w:pos="1440"/>
+        </w:tabs>
+        <w:ind w:left="1440" w:hanging="360"/>
+      </w:pPr>
+      <w:rPr>
+        <w:rFonts w:ascii="OpenSymbol" w:hAnsi="OpenSymbol" w:cs="OpenSymbol" w:hint="default"/>
+      </w:rPr>
+    </w:lvl>
+    <w:lvl w:ilvl="3">
+      <w:start w:val="1"/>
+      <w:numFmt w:val="bullet"/>
+      <w:lvlText w:val=""/>
+      <w:lvlJc w:val="left"/>
+      <w:pPr>
+        <w:tabs>
+          <w:tab w:val="num" w:pos="1800"/>
+        </w:tabs>
+        <w:ind w:left="1800" w:hanging="360"/>
+      </w:pPr>
+      <w:rPr>
+        <w:rFonts w:ascii="Symbol" w:hAnsi="Symbol" w:cs="Symbol" w:hint="default"/>
+      </w:rPr>
+    </w:lvl>
+    <w:lvl w:ilvl="4">
+      <w:start w:val="1"/>
+      <w:numFmt w:val="bullet"/>
+      <w:lvlText w:val="◦"/>
+      <w:lvlJc w:val="left"/>
+      <w:pPr>
+        <w:tabs>
+          <w:tab w:val="num" w:pos="2160"/>
+        </w:tabs>
+        <w:ind w:left="2160" w:hanging="360"/>
+      </w:pPr>
+      <w:rPr>
+        <w:rFonts w:ascii="OpenSymbol" w:hAnsi="OpenSymbol" w:cs="OpenSymbol" w:hint="default"/>
+      </w:rPr>
+    </w:lvl>
+    <w:lvl w:ilvl="5">
+      <w:start w:val="1"/>
+      <w:numFmt w:val="bullet"/>
+      <w:lvlText w:val="▪"/>
+      <w:lvlJc w:val="left"/>
+      <w:pPr>
+        <w:tabs>
+          <w:tab w:val="num" w:pos="2520"/>
+        </w:tabs>
+        <w:ind w:left="2520" w:hanging="360"/>
+      </w:pPr>
+      <w:rPr>
+        <w:rFonts w:ascii="OpenSymbol" w:hAnsi="OpenSymbol" w:cs="OpenSymbol" w:hint="default"/>
+      </w:rPr>
+    </w:lvl>
+    <w:lvl w:ilvl="6">
+      <w:start w:val="1"/>
+      <w:numFmt w:val="bullet"/>
+      <w:lvlText w:val=""/>
+      <w:lvlJc w:val="left"/>
+      <w:pPr>
+        <w:tabs>
+          <w:tab w:val="num" w:pos="2880"/>
+        </w:tabs>
+        <w:ind w:left="2880" w:hanging="360"/>
+      </w:pPr>
+      <w:rPr>
+        <w:rFonts w:ascii="Symbol" w:hAnsi="Symbol" w:cs="Symbol" w:hint="default"/>
+      </w:rPr>
+    </w:lvl>
+    <w:lvl w:ilvl="7">
+      <w:start w:val="1"/>
+      <w:numFmt w:val="bullet"/>
+      <w:lvlText w:val="◦"/>
+      <w:lvlJc w:val="left"/>
+      <w:pPr>
+        <w:tabs>
+          <w:tab w:val="num" w:pos="3240"/>
+        </w:tabs>
+        <w:ind w:left="3240" w:hanging="360"/>
+      </w:pPr>
+      <w:rPr>
+        <w:rFonts w:ascii="OpenSymbol" w:hAnsi="OpenSymbol" w:cs="OpenSymbol" w:hint="default"/>
+      </w:rPr>
+    </w:lvl>
+    <w:lvl w:ilvl="8">
+      <w:start w:val="1"/>
+      <w:numFmt w:val="bullet"/>
+      <w:lvlText w:val="▪"/>
+      <w:lvlJc w:val="left"/>
+      <w:pPr>
+        <w:tabs>
+          <w:tab w:val="num" w:pos="3600"/>
+        </w:tabs>
+        <w:ind w:left="3600" w:hanging="360"/>
+      </w:pPr>
+      <w:rPr>
+        <w:rFonts w:ascii="OpenSymbol" w:hAnsi="OpenSymbol" w:cs="OpenSymbol" w:hint="default"/>
+      </w:rPr>
+    </w:lvl>
+  </w:abstractNum>
+  <w:abstractNum w:abstractNumId="6">
+    <w:lvl w:ilvl="0">
+      <w:start w:val="1"/>
+      <w:numFmt w:val="bullet"/>
+      <w:lvlText w:val=""/>
+      <w:lvlJc w:val="left"/>
+      <w:pPr>
+        <w:tabs>
+          <w:tab w:val="num" w:pos="720"/>
+        </w:tabs>
+        <w:ind w:left="720" w:hanging="360"/>
+      </w:pPr>
+      <w:rPr>
+        <w:rFonts w:ascii="Symbol" w:hAnsi="Symbol" w:cs="Symbol" w:hint="default"/>
+      </w:rPr>
+    </w:lvl>
+    <w:lvl w:ilvl="1">
+      <w:start w:val="1"/>
+      <w:numFmt w:val="bullet"/>
+      <w:lvlText w:val="◦"/>
+      <w:lvlJc w:val="left"/>
+      <w:pPr>
+        <w:tabs>
+          <w:tab w:val="num" w:pos="1080"/>
+        </w:tabs>
+        <w:ind w:left="1080" w:hanging="360"/>
+      </w:pPr>
+      <w:rPr>
+        <w:rFonts w:ascii="OpenSymbol" w:hAnsi="OpenSymbol" w:cs="OpenSymbol" w:hint="default"/>
+      </w:rPr>
+    </w:lvl>
+    <w:lvl w:ilvl="2">
+      <w:start w:val="1"/>
+      <w:numFmt w:val="bullet"/>
+      <w:lvlText w:val="▪"/>
+      <w:lvlJc w:val="left"/>
+      <w:pPr>
+        <w:tabs>
+          <w:tab w:val="num" w:pos="1440"/>
+        </w:tabs>
+        <w:ind w:left="1440" w:hanging="360"/>
+      </w:pPr>
+      <w:rPr>
+        <w:rFonts w:ascii="OpenSymbol" w:hAnsi="OpenSymbol" w:cs="OpenSymbol" w:hint="default"/>
+      </w:rPr>
+    </w:lvl>
+    <w:lvl w:ilvl="3">
+      <w:start w:val="1"/>
+      <w:numFmt w:val="bullet"/>
+      <w:lvlText w:val=""/>
+      <w:lvlJc w:val="left"/>
+      <w:pPr>
+        <w:tabs>
+          <w:tab w:val="num" w:pos="1800"/>
+        </w:tabs>
+        <w:ind w:left="1800" w:hanging="360"/>
+      </w:pPr>
+      <w:rPr>
+        <w:rFonts w:ascii="Symbol" w:hAnsi="Symbol" w:cs="Symbol" w:hint="default"/>
+      </w:rPr>
+    </w:lvl>
+    <w:lvl w:ilvl="4">
+      <w:start w:val="1"/>
+      <w:numFmt w:val="bullet"/>
+      <w:lvlText w:val="◦"/>
+      <w:lvlJc w:val="left"/>
+      <w:pPr>
+        <w:tabs>
+          <w:tab w:val="num" w:pos="2160"/>
+        </w:tabs>
+        <w:ind w:left="2160" w:hanging="360"/>
+      </w:pPr>
+      <w:rPr>
+        <w:rFonts w:ascii="OpenSymbol" w:hAnsi="OpenSymbol" w:cs="OpenSymbol" w:hint="default"/>
+      </w:rPr>
+    </w:lvl>
+    <w:lvl w:ilvl="5">
+      <w:start w:val="1"/>
+      <w:numFmt w:val="bullet"/>
+      <w:lvlText w:val="▪"/>
+      <w:lvlJc w:val="left"/>
+      <w:pPr>
+        <w:tabs>
+          <w:tab w:val="num" w:pos="2520"/>
+        </w:tabs>
+        <w:ind w:left="2520" w:hanging="360"/>
+      </w:pPr>
+      <w:rPr>
+        <w:rFonts w:ascii="OpenSymbol" w:hAnsi="OpenSymbol" w:cs="OpenSymbol" w:hint="default"/>
+      </w:rPr>
+    </w:lvl>
+    <w:lvl w:ilvl="6">
+      <w:start w:val="1"/>
+      <w:numFmt w:val="bullet"/>
+      <w:lvlText w:val=""/>
+      <w:lvlJc w:val="left"/>
+      <w:pPr>
+        <w:tabs>
+          <w:tab w:val="num" w:pos="2880"/>
+        </w:tabs>
+        <w:ind w:left="2880" w:hanging="360"/>
+      </w:pPr>
+      <w:rPr>
+        <w:rFonts w:ascii="Symbol" w:hAnsi="Symbol" w:cs="Symbol" w:hint="default"/>
+      </w:rPr>
+    </w:lvl>
+    <w:lvl w:ilvl="7">
+      <w:start w:val="1"/>
+      <w:numFmt w:val="bullet"/>
+      <w:lvlText w:val="◦"/>
+      <w:lvlJc w:val="left"/>
+      <w:pPr>
+        <w:tabs>
+          <w:tab w:val="num" w:pos="3240"/>
+        </w:tabs>
+        <w:ind w:left="3240" w:hanging="360"/>
+      </w:pPr>
+      <w:rPr>
+        <w:rFonts w:ascii="OpenSymbol" w:hAnsi="OpenSymbol" w:cs="OpenSymbol" w:hint="default"/>
+      </w:rPr>
+    </w:lvl>
+    <w:lvl w:ilvl="8">
+      <w:start w:val="1"/>
+      <w:numFmt w:val="bullet"/>
+      <w:lvlText w:val="▪"/>
+      <w:lvlJc w:val="left"/>
+      <w:pPr>
+        <w:tabs>
+          <w:tab w:val="num" w:pos="3600"/>
+        </w:tabs>
+        <w:ind w:left="3600" w:hanging="360"/>
+      </w:pPr>
+      <w:rPr>
+        <w:rFonts w:ascii="OpenSymbol" w:hAnsi="OpenSymbol" w:cs="OpenSymbol" w:hint="default"/>
+      </w:rPr>
+    </w:lvl>
+  </w:abstractNum>
+  <w:abstractNum w:abstractNumId="7">
+    <w:lvl w:ilvl="0">
+      <w:start w:val="1"/>
+      <w:numFmt w:val="bullet"/>
+      <w:lvlText w:val=""/>
+      <w:lvlJc w:val="left"/>
+      <w:pPr>
+        <w:tabs>
+          <w:tab w:val="num" w:pos="720"/>
+        </w:tabs>
+        <w:ind w:left="720" w:hanging="360"/>
+      </w:pPr>
+      <w:rPr>
+        <w:rFonts w:ascii="Symbol" w:hAnsi="Symbol" w:cs="Symbol" w:hint="default"/>
+      </w:rPr>
+    </w:lvl>
+    <w:lvl w:ilvl="1">
+      <w:start w:val="1"/>
+      <w:numFmt w:val="bullet"/>
+      <w:lvlText w:val="◦"/>
+      <w:lvlJc w:val="left"/>
+      <w:pPr>
+        <w:tabs>
+          <w:tab w:val="num" w:pos="1080"/>
+        </w:tabs>
+        <w:ind w:left="1080" w:hanging="360"/>
+      </w:pPr>
+      <w:rPr>
+        <w:rFonts w:ascii="OpenSymbol" w:hAnsi="OpenSymbol" w:cs="OpenSymbol" w:hint="default"/>
+      </w:rPr>
+    </w:lvl>
+    <w:lvl w:ilvl="2">
+      <w:start w:val="1"/>
+      <w:numFmt w:val="bullet"/>
+      <w:lvlText w:val="▪"/>
+      <w:lvlJc w:val="left"/>
+      <w:pPr>
+        <w:tabs>
+          <w:tab w:val="num" w:pos="1440"/>
+        </w:tabs>
+        <w:ind w:left="1440" w:hanging="360"/>
+      </w:pPr>
+      <w:rPr>
+        <w:rFonts w:ascii="OpenSymbol" w:hAnsi="OpenSymbol" w:cs="OpenSymbol" w:hint="default"/>
+      </w:rPr>
+    </w:lvl>
+    <w:lvl w:ilvl="3">
+      <w:start w:val="1"/>
+      <w:numFmt w:val="bullet"/>
+      <w:lvlText w:val=""/>
+      <w:lvlJc w:val="left"/>
+      <w:pPr>
+        <w:tabs>
+          <w:tab w:val="num" w:pos="1800"/>
+        </w:tabs>
+        <w:ind w:left="1800" w:hanging="360"/>
+      </w:pPr>
+      <w:rPr>
+        <w:rFonts w:ascii="Symbol" w:hAnsi="Symbol" w:cs="Symbol" w:hint="default"/>
+      </w:rPr>
+    </w:lvl>
+    <w:lvl w:ilvl="4">
+      <w:start w:val="1"/>
+      <w:numFmt w:val="bullet"/>
+      <w:lvlText w:val="◦"/>
+      <w:lvlJc w:val="left"/>
+      <w:pPr>
+        <w:tabs>
+          <w:tab w:val="num" w:pos="2160"/>
+        </w:tabs>
+        <w:ind w:left="2160" w:hanging="360"/>
+      </w:pPr>
+      <w:rPr>
+        <w:rFonts w:ascii="OpenSymbol" w:hAnsi="OpenSymbol" w:cs="OpenSymbol" w:hint="default"/>
+      </w:rPr>
+    </w:lvl>
+    <w:lvl w:ilvl="5">
+      <w:start w:val="1"/>
+      <w:numFmt w:val="bullet"/>
+      <w:lvlText w:val="▪"/>
+      <w:lvlJc w:val="left"/>
+      <w:pPr>
+        <w:tabs>
+          <w:tab w:val="num" w:pos="2520"/>
+        </w:tabs>
+        <w:ind w:left="2520" w:hanging="360"/>
+      </w:pPr>
+      <w:rPr>
+        <w:rFonts w:ascii="OpenSymbol" w:hAnsi="OpenSymbol" w:cs="OpenSymbol" w:hint="default"/>
+      </w:rPr>
+    </w:lvl>
+    <w:lvl w:ilvl="6">
+      <w:start w:val="1"/>
+      <w:numFmt w:val="bullet"/>
+      <w:lvlText w:val=""/>
+      <w:lvlJc w:val="left"/>
+      <w:pPr>
+        <w:tabs>
+          <w:tab w:val="num" w:pos="2880"/>
+        </w:tabs>
+        <w:ind w:left="2880" w:hanging="360"/>
+      </w:pPr>
+      <w:rPr>
+        <w:rFonts w:ascii="Symbol" w:hAnsi="Symbol" w:cs="Symbol" w:hint="default"/>
+      </w:rPr>
+    </w:lvl>
+    <w:lvl w:ilvl="7">
+      <w:start w:val="1"/>
+      <w:numFmt w:val="bullet"/>
+      <w:lvlText w:val="◦"/>
+      <w:lvlJc w:val="left"/>
+      <w:pPr>
+        <w:tabs>
+          <w:tab w:val="num" w:pos="3240"/>
+        </w:tabs>
+        <w:ind w:left="3240" w:hanging="360"/>
+      </w:pPr>
+      <w:rPr>
+        <w:rFonts w:ascii="OpenSymbol" w:hAnsi="OpenSymbol" w:cs="OpenSymbol" w:hint="default"/>
+      </w:rPr>
+    </w:lvl>
+    <w:lvl w:ilvl="8">
+      <w:start w:val="1"/>
+      <w:numFmt w:val="bullet"/>
+      <w:lvlText w:val="▪"/>
+      <w:lvlJc w:val="left"/>
+      <w:pPr>
+        <w:tabs>
+          <w:tab w:val="num" w:pos="3600"/>
+        </w:tabs>
+        <w:ind w:left="3600" w:hanging="360"/>
+      </w:pPr>
+      <w:rPr>
+        <w:rFonts w:ascii="OpenSymbol" w:hAnsi="OpenSymbol" w:cs="OpenSymbol" w:hint="default"/>
+      </w:rPr>
+    </w:lvl>
+  </w:abstractNum>
+  <w:abstractNum w:abstractNumId="8">
+    <w:lvl w:ilvl="0">
+      <w:start w:val="1"/>
+      <w:numFmt w:val="bullet"/>
+      <w:lvlText w:val=""/>
+      <w:lvlJc w:val="left"/>
+      <w:pPr>
+        <w:tabs>
+          <w:tab w:val="num" w:pos="720"/>
+        </w:tabs>
+        <w:ind w:left="720" w:hanging="360"/>
+      </w:pPr>
+      <w:rPr>
+        <w:rFonts w:ascii="Symbol" w:hAnsi="Symbol" w:cs="Symbol" w:hint="default"/>
+      </w:rPr>
+    </w:lvl>
+    <w:lvl w:ilvl="1">
+      <w:start w:val="1"/>
+      <w:numFmt w:val="bullet"/>
+      <w:lvlText w:val="◦"/>
+      <w:lvlJc w:val="left"/>
+      <w:pPr>
+        <w:tabs>
+          <w:tab w:val="num" w:pos="1080"/>
+        </w:tabs>
+        <w:ind w:left="1080" w:hanging="360"/>
+      </w:pPr>
+      <w:rPr>
+        <w:rFonts w:ascii="OpenSymbol" w:hAnsi="OpenSymbol" w:cs="OpenSymbol" w:hint="default"/>
+      </w:rPr>
+    </w:lvl>
+    <w:lvl w:ilvl="2">
+      <w:start w:val="1"/>
+      <w:numFmt w:val="bullet"/>
+      <w:lvlText w:val="▪"/>
+      <w:lvlJc w:val="left"/>
+      <w:pPr>
+        <w:tabs>
+          <w:tab w:val="num" w:pos="1440"/>
+        </w:tabs>
+        <w:ind w:left="1440" w:hanging="360"/>
+      </w:pPr>
+      <w:rPr>
+        <w:rFonts w:ascii="OpenSymbol" w:hAnsi="OpenSymbol" w:cs="OpenSymbol" w:hint="default"/>
+      </w:rPr>
+    </w:lvl>
+    <w:lvl w:ilvl="3">
+      <w:start w:val="1"/>
+      <w:numFmt w:val="bullet"/>
+      <w:lvlText w:val=""/>
+      <w:lvlJc w:val="left"/>
+      <w:pPr>
+        <w:tabs>
+          <w:tab w:val="num" w:pos="1800"/>
+        </w:tabs>
+        <w:ind w:left="1800" w:hanging="360"/>
+      </w:pPr>
+      <w:rPr>
+        <w:rFonts w:ascii="Symbol" w:hAnsi="Symbol" w:cs="Symbol" w:hint="default"/>
+      </w:rPr>
+    </w:lvl>
+    <w:lvl w:ilvl="4">
+      <w:start w:val="1"/>
+      <w:numFmt w:val="bullet"/>
+      <w:lvlText w:val="◦"/>
+      <w:lvlJc w:val="left"/>
+      <w:pPr>
+        <w:tabs>
+          <w:tab w:val="num" w:pos="2160"/>
+        </w:tabs>
+        <w:ind w:left="2160" w:hanging="360"/>
+      </w:pPr>
+      <w:rPr>
+        <w:rFonts w:ascii="OpenSymbol" w:hAnsi="OpenSymbol" w:cs="OpenSymbol" w:hint="default"/>
+      </w:rPr>
+    </w:lvl>
+    <w:lvl w:ilvl="5">
+      <w:start w:val="1"/>
+      <w:numFmt w:val="bullet"/>
+      <w:lvlText w:val="▪"/>
+      <w:lvlJc w:val="left"/>
+      <w:pPr>
+        <w:tabs>
+          <w:tab w:val="num" w:pos="2520"/>
+        </w:tabs>
+        <w:ind w:left="2520" w:hanging="360"/>
+      </w:pPr>
+      <w:rPr>
+        <w:rFonts w:ascii="OpenSymbol" w:hAnsi="OpenSymbol" w:cs="OpenSymbol" w:hint="default"/>
+      </w:rPr>
+    </w:lvl>
+    <w:lvl w:ilvl="6">
+      <w:start w:val="1"/>
+      <w:numFmt w:val="bullet"/>
+      <w:lvlText w:val=""/>
+      <w:lvlJc w:val="left"/>
+      <w:pPr>
+        <w:tabs>
+          <w:tab w:val="num" w:pos="2880"/>
+        </w:tabs>
+        <w:ind w:left="2880" w:hanging="360"/>
+      </w:pPr>
+      <w:rPr>
+        <w:rFonts w:ascii="Symbol" w:hAnsi="Symbol" w:cs="Symbol" w:hint="default"/>
+      </w:rPr>
+    </w:lvl>
+    <w:lvl w:ilvl="7">
+      <w:start w:val="1"/>
+      <w:numFmt w:val="bullet"/>
+      <w:lvlText w:val="◦"/>
+      <w:lvlJc w:val="left"/>
+      <w:pPr>
+        <w:tabs>
+          <w:tab w:val="num" w:pos="3240"/>
+        </w:tabs>
+        <w:ind w:left="3240" w:hanging="360"/>
+      </w:pPr>
+      <w:rPr>
+        <w:rFonts w:ascii="OpenSymbol" w:hAnsi="OpenSymbol" w:cs="OpenSymbol" w:hint="default"/>
+      </w:rPr>
+    </w:lvl>
+    <w:lvl w:ilvl="8">
+      <w:start w:val="1"/>
+      <w:numFmt w:val="bullet"/>
+      <w:lvlText w:val="▪"/>
+      <w:lvlJc w:val="left"/>
+      <w:pPr>
+        <w:tabs>
+          <w:tab w:val="num" w:pos="3600"/>
+        </w:tabs>
+        <w:ind w:left="3600" w:hanging="360"/>
+      </w:pPr>
+      <w:rPr>
+        <w:rFonts w:ascii="OpenSymbol" w:hAnsi="OpenSymbol" w:cs="OpenSymbol" w:hint="default"/>
+      </w:rPr>
+    </w:lvl>
+  </w:abstractNum>
+  <w:abstractNum w:abstractNumId="9">
+    <w:lvl w:ilvl="0">
+      <w:start w:val="1"/>
+      <w:numFmt w:val="bullet"/>
+      <w:lvlText w:val=""/>
+      <w:lvlJc w:val="left"/>
+      <w:pPr>
+        <w:tabs>
+          <w:tab w:val="num" w:pos="720"/>
+        </w:tabs>
+        <w:ind w:left="720" w:hanging="360"/>
+      </w:pPr>
+      <w:rPr>
+        <w:rFonts w:ascii="Symbol" w:hAnsi="Symbol" w:cs="Symbol" w:hint="default"/>
+      </w:rPr>
+    </w:lvl>
+    <w:lvl w:ilvl="1">
+      <w:start w:val="1"/>
+      <w:numFmt w:val="bullet"/>
+      <w:lvlText w:val="◦"/>
+      <w:lvlJc w:val="left"/>
+      <w:pPr>
+        <w:tabs>
+          <w:tab w:val="num" w:pos="1080"/>
+        </w:tabs>
+        <w:ind w:left="1080" w:hanging="360"/>
+      </w:pPr>
+      <w:rPr>
+        <w:rFonts w:ascii="OpenSymbol" w:hAnsi="OpenSymbol" w:cs="OpenSymbol" w:hint="default"/>
+      </w:rPr>
+    </w:lvl>
+    <w:lvl w:ilvl="2">
+      <w:start w:val="1"/>
+      <w:numFmt w:val="bullet"/>
+      <w:lvlText w:val="▪"/>
+      <w:lvlJc w:val="left"/>
+      <w:pPr>
+        <w:tabs>
+          <w:tab w:val="num" w:pos="1440"/>
+        </w:tabs>
+        <w:ind w:left="1440" w:hanging="360"/>
+      </w:pPr>
+      <w:rPr>
+        <w:rFonts w:ascii="OpenSymbol" w:hAnsi="OpenSymbol" w:cs="OpenSymbol" w:hint="default"/>
+      </w:rPr>
+    </w:lvl>
+    <w:lvl w:ilvl="3">
+      <w:start w:val="1"/>
+      <w:numFmt w:val="bullet"/>
+      <w:lvlText w:val=""/>
+      <w:lvlJc w:val="left"/>
+      <w:pPr>
+        <w:tabs>
+          <w:tab w:val="num" w:pos="1800"/>
+        </w:tabs>
+        <w:ind w:left="1800" w:hanging="360"/>
+      </w:pPr>
+      <w:rPr>
+        <w:rFonts w:ascii="Symbol" w:hAnsi="Symbol" w:cs="Symbol" w:hint="default"/>
+      </w:rPr>
+    </w:lvl>
+    <w:lvl w:ilvl="4">
+      <w:start w:val="1"/>
+      <w:numFmt w:val="bullet"/>
+      <w:lvlText w:val="◦"/>
+      <w:lvlJc w:val="left"/>
+      <w:pPr>
+        <w:tabs>
+          <w:tab w:val="num" w:pos="2160"/>
+        </w:tabs>
+        <w:ind w:left="2160" w:hanging="360"/>
+      </w:pPr>
+      <w:rPr>
+        <w:rFonts w:ascii="OpenSymbol" w:hAnsi="OpenSymbol" w:cs="OpenSymbol" w:hint="default"/>
+      </w:rPr>
+    </w:lvl>
+    <w:lvl w:ilvl="5">
+      <w:start w:val="1"/>
+      <w:numFmt w:val="bullet"/>
+      <w:lvlText w:val="▪"/>
+      <w:lvlJc w:val="left"/>
+      <w:pPr>
+        <w:tabs>
+          <w:tab w:val="num" w:pos="2520"/>
+        </w:tabs>
+        <w:ind w:left="2520" w:hanging="360"/>
+      </w:pPr>
+      <w:rPr>
+        <w:rFonts w:ascii="OpenSymbol" w:hAnsi="OpenSymbol" w:cs="OpenSymbol" w:hint="default"/>
+      </w:rPr>
+    </w:lvl>
+    <w:lvl w:ilvl="6">
+      <w:start w:val="1"/>
+      <w:numFmt w:val="bullet"/>
+      <w:lvlText w:val=""/>
+      <w:lvlJc w:val="left"/>
+      <w:pPr>
+        <w:tabs>
+          <w:tab w:val="num" w:pos="2880"/>
+        </w:tabs>
+        <w:ind w:left="2880" w:hanging="360"/>
+      </w:pPr>
+      <w:rPr>
+        <w:rFonts w:ascii="Symbol" w:hAnsi="Symbol" w:cs="Symbol" w:hint="default"/>
+      </w:rPr>
+    </w:lvl>
+    <w:lvl w:ilvl="7">
+      <w:start w:val="1"/>
+      <w:numFmt w:val="bullet"/>
+      <w:lvlText w:val="◦"/>
+      <w:lvlJc w:val="left"/>
+      <w:pPr>
+        <w:tabs>
+          <w:tab w:val="num" w:pos="3240"/>
+        </w:tabs>
+        <w:ind w:left="3240" w:hanging="360"/>
+      </w:pPr>
+      <w:rPr>
+        <w:rFonts w:ascii="OpenSymbol" w:hAnsi="OpenSymbol" w:cs="OpenSymbol" w:hint="default"/>
+      </w:rPr>
+    </w:lvl>
+    <w:lvl w:ilvl="8">
+      <w:start w:val="1"/>
+      <w:numFmt w:val="bullet"/>
+      <w:lvlText w:val="▪"/>
+      <w:lvlJc w:val="left"/>
+      <w:pPr>
+        <w:tabs>
+          <w:tab w:val="num" w:pos="3600"/>
+        </w:tabs>
+        <w:ind w:left="3600" w:hanging="360"/>
+      </w:pPr>
+      <w:rPr>
+        <w:rFonts w:ascii="OpenSymbol" w:hAnsi="OpenSymbol" w:cs="OpenSymbol" w:hint="default"/>
+      </w:rPr>
+    </w:lvl>
+  </w:abstractNum>
+  <w:abstractNum w:abstractNumId="10">
     <w:lvl w:ilvl="0">
       <w:start w:val="1"/>
       <w:numFmt w:val="none"/>
@@ -4158,6 +7311,27 @@
   </w:num>
   <w:num w:numId="3">
     <w:abstractNumId w:val="3"/>
+  </w:num>
+  <w:num w:numId="4">
+    <w:abstractNumId w:val="4"/>
+  </w:num>
+  <w:num w:numId="5">
+    <w:abstractNumId w:val="5"/>
+  </w:num>
+  <w:num w:numId="6">
+    <w:abstractNumId w:val="6"/>
+  </w:num>
+  <w:num w:numId="7">
+    <w:abstractNumId w:val="7"/>
+  </w:num>
+  <w:num w:numId="8">
+    <w:abstractNumId w:val="8"/>
+  </w:num>
+  <w:num w:numId="9">
+    <w:abstractNumId w:val="9"/>
+  </w:num>
+  <w:num w:numId="10">
+    <w:abstractNumId w:val="10"/>
   </w:num>
 </w:numbering>
 </file>
@@ -4565,6 +7739,7 @@
     <w:rsid w:val="00772c14"/>
     <w:pPr>
       <w:widowControl/>
+      <w:suppressAutoHyphens w:val="true"/>
       <w:bidi w:val="0"/>
       <w:spacing w:lineRule="auto" w:line="276" w:before="0" w:after="160"/>
       <w:jc w:val="both"/>
@@ -5068,6 +8243,21 @@
       <w:iCs/>
     </w:rPr>
   </w:style>
+  <w:style w:type="character" w:styleId="Bullets">
+    <w:name w:val="Bullets"/>
+    <w:qFormat/>
+    <w:rPr>
+      <w:rFonts w:ascii="OpenSymbol" w:hAnsi="OpenSymbol" w:eastAsia="OpenSymbol" w:cs="OpenSymbol"/>
+    </w:rPr>
+  </w:style>
+  <w:style w:type="character" w:styleId="Strong">
+    <w:name w:val="Strong"/>
+    <w:qFormat/>
+    <w:rPr>
+      <w:b/>
+      <w:bCs/>
+    </w:rPr>
+  </w:style>
   <w:style w:type="paragraph" w:styleId="Heading">
     <w:name w:val="Heading"/>
     <w:basedOn w:val="Normal"/>
@@ -5526,6 +8716,19 @@
     </w:pPr>
     <w:rPr/>
   </w:style>
+  <w:style w:type="paragraph" w:styleId="TableHeading">
+    <w:name w:val="Table Heading"/>
+    <w:basedOn w:val="TableContents"/>
+    <w:qFormat/>
+    <w:pPr>
+      <w:suppressLineNumbers/>
+      <w:jc w:val="center"/>
+    </w:pPr>
+    <w:rPr>
+      <w:b/>
+      <w:bCs/>
+    </w:rPr>
+  </w:style>
   <w:style w:type="numbering" w:styleId="NoList" w:default="1">
     <w:name w:val="No List"/>
     <w:uiPriority w:val="99"/>
